--- a/캡스톤 프로젝트 기획서 2차.docx
+++ b/캡스톤 프로젝트 기획서 2차.docx
@@ -1,6 +1,6 @@
 
 <file path=word/document.xml><?xml version="1.0" encoding="utf-8"?>
-<w:document xmlns:wpc="http://schemas.microsoft.com/office/word/2010/wordprocessingCanvas" xmlns:cx="http://schemas.microsoft.com/office/drawing/2014/chartex" xmlns:cx1="http://schemas.microsoft.com/office/drawing/2015/9/8/chartex" xmlns:cx2="http://schemas.microsoft.com/office/drawing/2015/10/21/chartex" xmlns:cx3="http://schemas.microsoft.com/office/drawing/2016/5/9/chartex" xmlns:cx4="http://schemas.microsoft.com/office/drawing/2016/5/10/chartex" xmlns:cx5="http://schemas.microsoft.com/office/drawing/2016/5/11/chartex" xmlns:cx6="http://schemas.microsoft.com/office/drawing/2016/5/12/chartex" xmlns:cx7="http://schemas.microsoft.com/office/drawing/2016/5/13/chartex" xmlns:cx8="http://schemas.microsoft.com/office/drawing/2016/5/14/chartex" xmlns:mc="http://schemas.openxmlformats.org/markup-compatibility/2006" xmlns:aink="http://schemas.microsoft.com/office/drawing/2016/ink" xmlns:am3d="http://schemas.microsoft.com/office/drawing/2017/model3d" xmlns:o="urn:schemas-microsoft-com:office:office" xmlns:oel="http://schemas.microsoft.com/office/2019/extlst" xmlns:r="http://schemas.openxmlformats.org/officeDocument/2006/relationships" xmlns:m="http://schemas.openxmlformats.org/officeDocument/2006/math" xmlns:v="urn:schemas-microsoft-com:vml" xmlns:wp14="http://schemas.microsoft.com/office/word/2010/wordprocessingDrawing" xmlns:wp="http://schemas.openxmlformats.org/drawingml/2006/wordprocessingDrawing" xmlns:w10="urn:schemas-microsoft-com:office:word" xmlns:w="http://schemas.openxmlformats.org/wordprocessingml/2006/main" xmlns:w14="http://schemas.microsoft.com/office/word/2010/wordml" xmlns:w15="http://schemas.microsoft.com/office/word/2012/wordml" xmlns:w16cex="http://schemas.microsoft.com/office/word/2018/wordml/cex" xmlns:w16cid="http://schemas.microsoft.com/office/word/2016/wordml/cid" xmlns:w16="http://schemas.microsoft.com/office/word/2018/wordml" xmlns:w16du="http://schemas.microsoft.com/office/word/2023/wordml/word16du" xmlns:w16sdtdh="http://schemas.microsoft.com/office/word/2020/wordml/sdtdatahash" xmlns:w16se="http://schemas.microsoft.com/office/word/2015/wordml/symex" xmlns:wpg="http://schemas.microsoft.com/office/word/2010/wordprocessingGroup" xmlns:wpi="http://schemas.microsoft.com/office/word/2010/wordprocessingInk" xmlns:wne="http://schemas.microsoft.com/office/word/2006/wordml" xmlns:wps="http://schemas.microsoft.com/office/word/2010/wordprocessingShape" mc:Ignorable="w14 w15 w16se w16cid w16 w16cex w16sdtdh w16du wp14">
+<w:document xmlns:wpc="http://schemas.microsoft.com/office/word/2010/wordprocessingCanvas" xmlns:cx="http://schemas.microsoft.com/office/drawing/2014/chartex" xmlns:cx1="http://schemas.microsoft.com/office/drawing/2015/9/8/chartex" xmlns:cx2="http://schemas.microsoft.com/office/drawing/2015/10/21/chartex" xmlns:cx3="http://schemas.microsoft.com/office/drawing/2016/5/9/chartex" xmlns:cx4="http://schemas.microsoft.com/office/drawing/2016/5/10/chartex" xmlns:cx5="http://schemas.microsoft.com/office/drawing/2016/5/11/chartex" xmlns:cx6="http://schemas.microsoft.com/office/drawing/2016/5/12/chartex" xmlns:cx7="http://schemas.microsoft.com/office/drawing/2016/5/13/chartex" xmlns:cx8="http://schemas.microsoft.com/office/drawing/2016/5/14/chartex" xmlns:mc="http://schemas.openxmlformats.org/markup-compatibility/2006" xmlns:aink="http://schemas.microsoft.com/office/drawing/2016/ink" xmlns:am3d="http://schemas.microsoft.com/office/drawing/2017/model3d" xmlns:o="urn:schemas-microsoft-com:office:office" xmlns:r="http://schemas.openxmlformats.org/officeDocument/2006/relationships" xmlns:m="http://schemas.openxmlformats.org/officeDocument/2006/math" xmlns:v="urn:schemas-microsoft-com:vml" xmlns:wp14="http://schemas.microsoft.com/office/word/2010/wordprocessingDrawing" xmlns:wp="http://schemas.openxmlformats.org/drawingml/2006/wordprocessingDrawing" xmlns:w10="urn:schemas-microsoft-com:office:word" xmlns:w="http://schemas.openxmlformats.org/wordprocessingml/2006/main" xmlns:w14="http://schemas.microsoft.com/office/word/2010/wordml" xmlns:w15="http://schemas.microsoft.com/office/word/2012/wordml" xmlns:w16cex="http://schemas.microsoft.com/office/word/2018/wordml/cex" xmlns:w16cid="http://schemas.microsoft.com/office/word/2016/wordml/cid" xmlns:w16="http://schemas.microsoft.com/office/word/2018/wordml" xmlns:w16se="http://schemas.microsoft.com/office/word/2015/wordml/symex" xmlns:wpg="http://schemas.microsoft.com/office/word/2010/wordprocessingGroup" xmlns:wpi="http://schemas.microsoft.com/office/word/2010/wordprocessingInk" xmlns:wne="http://schemas.microsoft.com/office/word/2006/wordml" xmlns:wps="http://schemas.microsoft.com/office/word/2010/wordprocessingShape" mc:Ignorable="w14 w15 w16se w16cid w16 w16cex wp14">
   <w:body>
     <w:p>
       <w:pPr>
@@ -122,6 +122,67 @@
           <w:szCs w:val="20"/>
         </w:rPr>
         <w:t xml:space="preserve"> 2026-04-06</w:t>
+      </w:r>
+    </w:p>
+    <w:p>
+      <w:pPr>
+        <w:pStyle w:val="a3"/>
+        <w:jc w:val="right"/>
+        <w:rPr>
+          <w:rFonts w:ascii="맑은 고딕" w:eastAsia="맑은 고딕" w:hAnsi="맑은 고딕" w:cs="바탕"/>
+          <w:sz w:val="20"/>
+          <w:szCs w:val="20"/>
+        </w:rPr>
+      </w:pPr>
+      <w:r>
+        <w:rPr>
+          <w:rFonts w:ascii="맑은 고딕" w:eastAsia="맑은 고딕" w:hAnsi="맑은 고딕" w:cs="바탕" w:hint="eastAsia"/>
+          <w:sz w:val="20"/>
+          <w:szCs w:val="20"/>
+        </w:rPr>
+        <w:t xml:space="preserve">2차 </w:t>
+      </w:r>
+      <w:proofErr w:type="gramStart"/>
+      <w:r>
+        <w:rPr>
+          <w:rFonts w:ascii="맑은 고딕" w:eastAsia="맑은 고딕" w:hAnsi="맑은 고딕" w:cs="바탕" w:hint="eastAsia"/>
+          <w:sz w:val="20"/>
+          <w:szCs w:val="20"/>
+        </w:rPr>
+        <w:t xml:space="preserve">작성 </w:t>
+      </w:r>
+      <w:r>
+        <w:rPr>
+          <w:rFonts w:ascii="맑은 고딕" w:eastAsia="맑은 고딕" w:hAnsi="맑은 고딕" w:cs="바탕"/>
+          <w:sz w:val="20"/>
+          <w:szCs w:val="20"/>
+        </w:rPr>
+        <w:t>:</w:t>
+      </w:r>
+      <w:proofErr w:type="gramEnd"/>
+      <w:r>
+        <w:rPr>
+          <w:rFonts w:ascii="맑은 고딕" w:eastAsia="맑은 고딕" w:hAnsi="맑은 고딕" w:cs="바탕"/>
+          <w:sz w:val="20"/>
+          <w:szCs w:val="20"/>
+        </w:rPr>
+        <w:t xml:space="preserve"> </w:t>
+      </w:r>
+      <w:r>
+        <w:rPr>
+          <w:rFonts w:ascii="맑은 고딕" w:eastAsia="맑은 고딕" w:hAnsi="맑은 고딕" w:cs="바탕"/>
+          <w:sz w:val="20"/>
+          <w:szCs w:val="20"/>
+        </w:rPr>
+        <w:t>2026-04-</w:t>
+      </w:r>
+      <w:r>
+        <w:rPr>
+          <w:rFonts w:ascii="맑은 고딕" w:eastAsia="맑은 고딕" w:hAnsi="맑은 고딕" w:cs="바탕"/>
+          <w:sz w:val="20"/>
+          <w:szCs w:val="20"/>
+        </w:rPr>
+        <w:t>29</w:t>
       </w:r>
     </w:p>
     <w:p>
@@ -2491,7 +2552,7 @@
                 <v:stroke joinstyle="miter"/>
                 <v:path gradientshapeok="t" o:connecttype="rect"/>
               </v:shapetype>
-              <v:shape id="텍스트 상자 2" o:spid="_x0000_s1026" type="#_x0000_t202" style="position:absolute;margin-left:213pt;margin-top:11.4pt;width:49.5pt;height:22.5pt;z-index:251672576;visibility:visible;mso-wrap-style:square;mso-width-percent:0;mso-height-percent:0;mso-wrap-distance-left:9pt;mso-wrap-distance-top:3.6pt;mso-wrap-distance-right:9pt;mso-wrap-distance-bottom:3.6pt;mso-position-horizontal:absolute;mso-position-horizontal-relative:text;mso-position-vertical:absolute;mso-position-vertical-relative:text;mso-width-percent:0;mso-height-percent:0;mso-width-relative:margin;mso-height-relative:margin;v-text-anchor:top" o:gfxdata="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">
+              <v:shape id="텍스트 상자 2" o:spid="_x0000_s1026" type="#_x0000_t202" style="position:absolute;margin-left:213pt;margin-top:11.4pt;width:49.5pt;height:22.5pt;z-index:251672576;visibility:visible;mso-wrap-style:square;mso-width-percent:0;mso-height-percent:0;mso-wrap-distance-left:9pt;mso-wrap-distance-top:3.6pt;mso-wrap-distance-right:9pt;mso-wrap-distance-bottom:3.6pt;mso-position-horizontal:absolute;mso-position-horizontal-relative:text;mso-position-vertical:absolute;mso-position-vertical-relative:text;mso-width-percent:0;mso-height-percent:0;mso-width-relative:margin;mso-height-relative:margin;v-text-anchor:top" o:gfxdata="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">
                 <v:textbox>
                   <w:txbxContent>
                     <w:p>
@@ -2587,7 +2648,7 @@
           </mc:Choice>
           <mc:Fallback>
             <w:pict>
-              <v:shape w14:anchorId="13042D68" id="_x0000_s1027" type="#_x0000_t202" style="position:absolute;margin-left:95.25pt;margin-top:6.9pt;width:85.5pt;height:22.9pt;z-index:251668480;visibility:visible;mso-wrap-style:square;mso-width-percent:0;mso-height-percent:0;mso-wrap-distance-left:9pt;mso-wrap-distance-top:3.6pt;mso-wrap-distance-right:9pt;mso-wrap-distance-bottom:3.6pt;mso-position-horizontal:absolute;mso-position-horizontal-relative:text;mso-position-vertical:absolute;mso-position-vertical-relative:text;mso-width-percent:0;mso-height-percent:0;mso-width-relative:margin;mso-height-relative:margin;v-text-anchor:top" o:gfxdata="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">
+              <v:shape w14:anchorId="13042D68" id="_x0000_s1027" type="#_x0000_t202" style="position:absolute;margin-left:95.25pt;margin-top:6.9pt;width:85.5pt;height:22.9pt;z-index:251668480;visibility:visible;mso-wrap-style:square;mso-width-percent:0;mso-height-percent:0;mso-wrap-distance-left:9pt;mso-wrap-distance-top:3.6pt;mso-wrap-distance-right:9pt;mso-wrap-distance-bottom:3.6pt;mso-position-horizontal:absolute;mso-position-horizontal-relative:text;mso-position-vertical:absolute;mso-position-vertical-relative:text;mso-width-percent:0;mso-height-percent:0;mso-width-relative:margin;mso-height-relative:margin;v-text-anchor:top" o:gfxdata="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">
                 <v:textbox>
                   <w:txbxContent>
                     <w:p>
@@ -2705,7 +2766,7 @@
           </mc:Choice>
           <mc:Fallback>
             <w:pict>
-              <v:roundrect w14:anchorId="0188E90C" id="사각형: 둥근 모서리 4" o:spid="_x0000_s1028" style="position:absolute;margin-left:2.25pt;margin-top:6.9pt;width:87pt;height:26.9pt;z-index:251663360;visibility:visible;mso-wrap-style:square;mso-width-percent:0;mso-height-percent:0;mso-wrap-distance-left:9pt;mso-wrap-distance-top:0;mso-wrap-distance-right:9pt;mso-wrap-distance-bottom:0;mso-position-horizontal:absolute;mso-position-horizontal-relative:text;mso-position-vertical:absolute;mso-position-vertical-relative:text;mso-width-percent:0;mso-height-percent:0;mso-width-relative:margin;mso-height-relative:margin;v-text-anchor:middle" arcsize="10923f" o:gfxdata="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" fillcolor="white [3212]" strokecolor="#773f04 [1604]" strokeweight="1pt">
+              <v:roundrect w14:anchorId="0188E90C" id="사각형: 둥근 모서리 4" o:spid="_x0000_s1028" style="position:absolute;margin-left:2.25pt;margin-top:6.9pt;width:87pt;height:26.9pt;z-index:251663360;visibility:visible;mso-wrap-style:square;mso-width-percent:0;mso-height-percent:0;mso-wrap-distance-left:9pt;mso-wrap-distance-top:0;mso-wrap-distance-right:9pt;mso-wrap-distance-bottom:0;mso-position-horizontal:absolute;mso-position-horizontal-relative:text;mso-position-vertical:absolute;mso-position-vertical-relative:text;mso-width-percent:0;mso-height-percent:0;mso-width-relative:margin;mso-height-relative:margin;v-text-anchor:middle" arcsize="10923f" o:gfxdata="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" fillcolor="white [3212]" strokecolor="#773f04 [1604]" strokeweight="1pt">
                 <v:stroke joinstyle="miter"/>
                 <v:textbox>
                   <w:txbxContent>
@@ -2839,7 +2900,7 @@
           </mc:Choice>
           <mc:Fallback>
             <w:pict>
-              <v:rect w14:anchorId="2A136D63" id="직사각형 1" o:spid="_x0000_s1029" style="position:absolute;margin-left:.05pt;margin-top:-.05pt;width:270.45pt;height:139pt;z-index:251659264;visibility:visible;mso-wrap-style:square;mso-width-percent:0;mso-height-percent:0;mso-wrap-distance-left:9pt;mso-wrap-distance-top:0;mso-wrap-distance-right:9pt;mso-wrap-distance-bottom:0;mso-position-horizontal:absolute;mso-position-horizontal-relative:text;mso-position-vertical:absolute;mso-position-vertical-relative:text;mso-width-percent:0;mso-height-percent:0;mso-width-relative:margin;mso-height-relative:margin;v-text-anchor:middle" o:gfxdata="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" fillcolor="#f07f09 [3204]" strokecolor="#773f04 [1604]" strokeweight="1pt">
+              <v:rect w14:anchorId="2A136D63" id="직사각형 1" o:spid="_x0000_s1029" style="position:absolute;margin-left:.05pt;margin-top:-.05pt;width:270.45pt;height:139pt;z-index:251659264;visibility:visible;mso-wrap-style:square;mso-width-percent:0;mso-height-percent:0;mso-wrap-distance-left:9pt;mso-wrap-distance-top:0;mso-wrap-distance-right:9pt;mso-wrap-distance-bottom:0;mso-position-horizontal:absolute;mso-position-horizontal-relative:text;mso-position-vertical:absolute;mso-position-vertical-relative:text;mso-width-percent:0;mso-height-percent:0;mso-width-relative:margin;mso-height-relative:margin;v-text-anchor:middle" o:gfxdata="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" fillcolor="#f07f09 [3204]" strokecolor="#773f04 [1604]" strokeweight="1pt">
                 <v:textbox>
                   <w:txbxContent>
                     <w:p>
@@ -2968,7 +3029,7 @@
           </mc:Choice>
           <mc:Fallback>
             <w:pict>
-              <v:rect w14:anchorId="4266EA19" id="직사각형 2" o:spid="_x0000_s1030" style="position:absolute;margin-left:.05pt;margin-top:139.55pt;width:271.1pt;height:199.7pt;z-index:251660288;visibility:visible;mso-wrap-style:square;mso-width-percent:0;mso-height-percent:0;mso-wrap-distance-left:9pt;mso-wrap-distance-top:0;mso-wrap-distance-right:9pt;mso-wrap-distance-bottom:0;mso-position-horizontal:absolute;mso-position-horizontal-relative:text;mso-position-vertical:absolute;mso-position-vertical-relative:text;mso-width-percent:0;mso-height-percent:0;mso-width-relative:margin;mso-height-relative:margin;v-text-anchor:middle" o:gfxdata="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" fillcolor="#bfbfbf [2412]" strokecolor="#773f04 [1604]" strokeweight="1pt">
+              <v:rect w14:anchorId="4266EA19" id="직사각형 2" o:spid="_x0000_s1030" style="position:absolute;margin-left:.05pt;margin-top:139.55pt;width:271.1pt;height:199.7pt;z-index:251660288;visibility:visible;mso-wrap-style:square;mso-width-percent:0;mso-height-percent:0;mso-wrap-distance-left:9pt;mso-wrap-distance-top:0;mso-wrap-distance-right:9pt;mso-wrap-distance-bottom:0;mso-position-horizontal:absolute;mso-position-horizontal-relative:text;mso-position-vertical:absolute;mso-position-vertical-relative:text;mso-width-percent:0;mso-height-percent:0;mso-width-relative:margin;mso-height-relative:margin;v-text-anchor:middle" o:gfxdata="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" fillcolor="#bfbfbf [2412]" strokecolor="#773f04 [1604]" strokeweight="1pt">
                 <v:textbox>
                   <w:txbxContent>
                     <w:p>
@@ -3078,7 +3139,7 @@
           </mc:Choice>
           <mc:Fallback>
             <w:pict>
-              <v:shape w14:anchorId="263F23F1" id="_x0000_s1031" type="#_x0000_t202" style="position:absolute;margin-left:4.5pt;margin-top:17.85pt;width:49.45pt;height:22.5pt;z-index:251662336;visibility:visible;mso-wrap-style:square;mso-width-percent:0;mso-height-percent:0;mso-wrap-distance-left:9pt;mso-wrap-distance-top:3.6pt;mso-wrap-distance-right:9pt;mso-wrap-distance-bottom:3.6pt;mso-position-horizontal:absolute;mso-position-horizontal-relative:text;mso-position-vertical:absolute;mso-position-vertical-relative:text;mso-width-percent:0;mso-height-percent:0;mso-width-relative:margin;mso-height-relative:margin;v-text-anchor:top" o:gfxdata="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">
+              <v:shape w14:anchorId="263F23F1" id="_x0000_s1031" type="#_x0000_t202" style="position:absolute;margin-left:4.5pt;margin-top:17.85pt;width:49.45pt;height:22.5pt;z-index:251662336;visibility:visible;mso-wrap-style:square;mso-width-percent:0;mso-height-percent:0;mso-wrap-distance-left:9pt;mso-wrap-distance-top:3.6pt;mso-wrap-distance-right:9pt;mso-wrap-distance-bottom:3.6pt;mso-position-horizontal:absolute;mso-position-horizontal-relative:text;mso-position-vertical:absolute;mso-position-vertical-relative:text;mso-width-percent:0;mso-height-percent:0;mso-width-relative:margin;mso-height-relative:margin;v-text-anchor:top" o:gfxdata="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">
                 <v:textbox>
                   <w:txbxContent>
                     <w:p>
@@ -3197,7 +3258,7 @@
               </wp:anchor>
             </w:drawing>
           </mc:Choice>
-          <mc:Fallback>
+          <mc:Fallback xmlns:w16sdtdh="http://schemas.microsoft.com/office/word/2020/wordml/sdtdatahash" xmlns:w16du="http://schemas.microsoft.com/office/word/2023/wordml/word16du" xmlns:oel="http://schemas.microsoft.com/office/2019/extlst">
             <w:pict>
               <v:rect w14:anchorId="3BAFA705" id="직사각형 1" o:spid="_x0000_s1026" style="position:absolute;left:0;text-align:left;margin-left:2.25pt;margin-top:8.6pt;width:266.25pt;height:84.75pt;z-index:251659775;visibility:visible;mso-wrap-style:square;mso-height-percent:0;mso-wrap-distance-left:9pt;mso-wrap-distance-top:0;mso-wrap-distance-right:9pt;mso-wrap-distance-bottom:0;mso-position-horizontal:absolute;mso-position-horizontal-relative:text;mso-position-vertical:absolute;mso-position-vertical-relative:text;mso-height-percent:0;mso-height-relative:margin;v-text-anchor:middle" o:gfxdata="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" fillcolor="#bef397" strokecolor="#231201 [484]" strokeweight="1pt">
                 <v:fill color2="#eafae0" rotate="t" angle="315" colors="0 #bef397;.5 #d5f6c0;1 #eafae0" focus="100%" type="gradient"/>
@@ -3282,7 +3343,7 @@
               </wp:anchor>
             </w:drawing>
           </mc:Choice>
-          <mc:Fallback>
+          <mc:Fallback xmlns:w16sdtdh="http://schemas.microsoft.com/office/word/2020/wordml/sdtdatahash" xmlns:w16du="http://schemas.microsoft.com/office/word/2023/wordml/word16du" xmlns:oel="http://schemas.microsoft.com/office/2019/extlst">
             <w:pict>
               <v:shapetype w14:anchorId="77154592" id="_x0000_t96" coordsize="21600,21600" o:spt="96" adj="17520" path="m10800,qx,10800,10800,21600,21600,10800,10800,xem7340,6445qx6215,7570,7340,8695,8465,7570,7340,6445xnfem14260,6445qx13135,7570,14260,8695,15385,7570,14260,6445xnfem4960@0c8853@3,12747@3,16640@0nfe">
                 <v:formulas>
@@ -3390,7 +3451,7 @@
           </mc:Choice>
           <mc:Fallback>
             <w:pict>
-              <v:shape w14:anchorId="1806FC0D" id="_x0000_s1032" type="#_x0000_t202" style="position:absolute;margin-left:7.35pt;margin-top:15.05pt;width:49.45pt;height:20.65pt;z-index:251661312;visibility:visible;mso-wrap-style:square;mso-width-percent:0;mso-height-percent:0;mso-wrap-distance-left:9pt;mso-wrap-distance-top:3.6pt;mso-wrap-distance-right:9pt;mso-wrap-distance-bottom:3.6pt;mso-position-horizontal:absolute;mso-position-horizontal-relative:text;mso-position-vertical:absolute;mso-position-vertical-relative:text;mso-width-percent:0;mso-height-percent:0;mso-width-relative:margin;mso-height-relative:margin;v-text-anchor:top" o:gfxdata="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">
+              <v:shape w14:anchorId="1806FC0D" id="_x0000_s1032" type="#_x0000_t202" style="position:absolute;margin-left:7.35pt;margin-top:15.05pt;width:49.45pt;height:20.65pt;z-index:251661312;visibility:visible;mso-wrap-style:square;mso-width-percent:0;mso-height-percent:0;mso-wrap-distance-left:9pt;mso-wrap-distance-top:3.6pt;mso-wrap-distance-right:9pt;mso-wrap-distance-bottom:3.6pt;mso-position-horizontal:absolute;mso-position-horizontal-relative:text;mso-position-vertical:absolute;mso-position-vertical-relative:text;mso-width-percent:0;mso-height-percent:0;mso-width-relative:margin;mso-height-relative:margin;v-text-anchor:top" o:gfxdata="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">
                 <v:textbox>
                   <w:txbxContent>
                     <w:p>
@@ -3497,16 +3558,16 @@
         <mc:AlternateContent>
           <mc:Choice Requires="wps">
             <w:drawing>
-              <wp:anchor distT="0" distB="0" distL="114300" distR="114300" simplePos="0" relativeHeight="251667456" behindDoc="0" locked="0" layoutInCell="1" allowOverlap="1" wp14:anchorId="3DC33789" wp14:editId="2FA6DF70">
+              <wp:anchor distT="0" distB="0" distL="114300" distR="114300" simplePos="0" relativeHeight="251667456" behindDoc="0" locked="0" layoutInCell="1" allowOverlap="1" wp14:anchorId="3DC33789" wp14:editId="64522B90">
                 <wp:simplePos x="0" y="0"/>
                 <wp:positionH relativeFrom="column">
-                  <wp:posOffset>2822713</wp:posOffset>
+                  <wp:posOffset>2592125</wp:posOffset>
                 </wp:positionH>
                 <wp:positionV relativeFrom="paragraph">
-                  <wp:posOffset>57012</wp:posOffset>
+                  <wp:posOffset>57067</wp:posOffset>
                 </wp:positionV>
-                <wp:extent cx="619622" cy="421005"/>
-                <wp:effectExtent l="0" t="0" r="28575" b="17145"/>
+                <wp:extent cx="850210" cy="421005"/>
+                <wp:effectExtent l="0" t="0" r="26670" b="17145"/>
                 <wp:wrapNone/>
                 <wp:docPr id="8" name="직사각형 8"/>
                 <wp:cNvGraphicFramePr/>
@@ -3517,7 +3578,7 @@
                       <wps:spPr>
                         <a:xfrm>
                           <a:off x="0" y="0"/>
-                          <a:ext cx="619622" cy="421005"/>
+                          <a:ext cx="850210" cy="421005"/>
                         </a:xfrm>
                         <a:prstGeom prst="rect">
                           <a:avLst/>
@@ -3592,7 +3653,7 @@
           </mc:Choice>
           <mc:Fallback>
             <w:pict>
-              <v:rect w14:anchorId="3DC33789" id="직사각형 8" o:spid="_x0000_s1033" style="position:absolute;margin-left:222.25pt;margin-top:4.5pt;width:48.8pt;height:33.15pt;z-index:251667456;visibility:visible;mso-wrap-style:square;mso-width-percent:0;mso-wrap-distance-left:9pt;mso-wrap-distance-top:0;mso-wrap-distance-right:9pt;mso-wrap-distance-bottom:0;mso-position-horizontal:absolute;mso-position-horizontal-relative:text;mso-position-vertical:absolute;mso-position-vertical-relative:text;mso-width-percent:0;mso-width-relative:margin;v-text-anchor:middle" o:gfxdata="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" fillcolor="#bfafcf [1304]" strokecolor="#773f04 [1604]" strokeweight="1pt">
+              <v:rect w14:anchorId="3DC33789" id="직사각형 8" o:spid="_x0000_s1033" style="position:absolute;margin-left:204.1pt;margin-top:4.5pt;width:66.95pt;height:33.15pt;z-index:251667456;visibility:visible;mso-wrap-style:square;mso-width-percent:0;mso-wrap-distance-left:9pt;mso-wrap-distance-top:0;mso-wrap-distance-right:9pt;mso-wrap-distance-bottom:0;mso-position-horizontal:absolute;mso-position-horizontal-relative:text;mso-position-vertical:absolute;mso-position-vertical-relative:text;mso-width-percent:0;mso-width-relative:margin;v-text-anchor:middle" o:gfxdata="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" fillcolor="#bfafcf [1304]" strokecolor="#773f04 [1604]" strokeweight="1pt">
                 <v:textbox>
                   <w:txbxContent>
                     <w:p>
@@ -3635,16 +3696,16 @@
         <mc:AlternateContent>
           <mc:Choice Requires="wps">
             <w:drawing>
-              <wp:anchor distT="0" distB="0" distL="114300" distR="114300" simplePos="0" relativeHeight="251666432" behindDoc="0" locked="0" layoutInCell="1" allowOverlap="1" wp14:anchorId="755A8F09" wp14:editId="2A1D0E71">
+              <wp:anchor distT="0" distB="0" distL="114300" distR="114300" simplePos="0" relativeHeight="251666432" behindDoc="0" locked="0" layoutInCell="1" allowOverlap="1" wp14:anchorId="755A8F09" wp14:editId="26862D43">
                 <wp:simplePos x="0" y="0"/>
                 <wp:positionH relativeFrom="column">
-                  <wp:posOffset>2171065</wp:posOffset>
+                  <wp:posOffset>1733384</wp:posOffset>
                 </wp:positionH>
                 <wp:positionV relativeFrom="paragraph">
-                  <wp:posOffset>55880</wp:posOffset>
+                  <wp:posOffset>57067</wp:posOffset>
                 </wp:positionV>
-                <wp:extent cx="651510" cy="421005"/>
-                <wp:effectExtent l="0" t="0" r="15240" b="17145"/>
+                <wp:extent cx="850790" cy="421005"/>
+                <wp:effectExtent l="0" t="0" r="26035" b="17145"/>
                 <wp:wrapNone/>
                 <wp:docPr id="7" name="직사각형 7"/>
                 <wp:cNvGraphicFramePr/>
@@ -3655,7 +3716,7 @@
                       <wps:spPr>
                         <a:xfrm>
                           <a:off x="0" y="0"/>
-                          <a:ext cx="651510" cy="421005"/>
+                          <a:ext cx="850790" cy="421005"/>
                         </a:xfrm>
                         <a:prstGeom prst="rect">
                           <a:avLst/>
@@ -3722,7 +3783,7 @@
           </mc:Choice>
           <mc:Fallback>
             <w:pict>
-              <v:rect w14:anchorId="755A8F09" id="직사각형 7" o:spid="_x0000_s1034" style="position:absolute;margin-left:170.95pt;margin-top:4.4pt;width:51.3pt;height:33.15pt;z-index:251666432;visibility:visible;mso-wrap-style:square;mso-width-percent:0;mso-wrap-distance-left:9pt;mso-wrap-distance-top:0;mso-wrap-distance-right:9pt;mso-wrap-distance-bottom:0;mso-position-horizontal:absolute;mso-position-horizontal-relative:text;mso-position-vertical:absolute;mso-position-vertical-relative:text;mso-width-percent:0;mso-width-relative:margin;v-text-anchor:middle" o:gfxdata="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" fillcolor="#bfafcf [1304]" strokecolor="#773f04 [1604]" strokeweight="1pt">
+              <v:rect w14:anchorId="755A8F09" id="직사각형 7" o:spid="_x0000_s1034" style="position:absolute;margin-left:136.5pt;margin-top:4.5pt;width:67pt;height:33.15pt;z-index:251666432;visibility:visible;mso-wrap-style:square;mso-width-percent:0;mso-wrap-distance-left:9pt;mso-wrap-distance-top:0;mso-wrap-distance-right:9pt;mso-wrap-distance-bottom:0;mso-position-horizontal:absolute;mso-position-horizontal-relative:text;mso-position-vertical:absolute;mso-position-vertical-relative:text;mso-width-percent:0;mso-width-relative:margin;v-text-anchor:middle" o:gfxdata="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" fillcolor="#bfafcf [1304]" strokecolor="#773f04 [1604]" strokeweight="1pt">
                 <v:textbox>
                   <w:txbxContent>
                     <w:p>
@@ -3757,138 +3818,16 @@
         <mc:AlternateContent>
           <mc:Choice Requires="wps">
             <w:drawing>
-              <wp:anchor distT="0" distB="0" distL="114300" distR="114300" simplePos="0" relativeHeight="251670528" behindDoc="0" locked="0" layoutInCell="1" allowOverlap="1" wp14:anchorId="144D8086" wp14:editId="2085654E">
+              <wp:anchor distT="0" distB="0" distL="114300" distR="114300" simplePos="0" relativeHeight="251664384" behindDoc="0" locked="0" layoutInCell="1" allowOverlap="1" wp14:anchorId="36D48BA6" wp14:editId="7DF873FB">
                 <wp:simplePos x="0" y="0"/>
                 <wp:positionH relativeFrom="column">
-                  <wp:posOffset>1231900</wp:posOffset>
-                </wp:positionH>
-                <wp:positionV relativeFrom="paragraph">
-                  <wp:posOffset>56184</wp:posOffset>
-                </wp:positionV>
-                <wp:extent cx="938254" cy="421005"/>
-                <wp:effectExtent l="0" t="0" r="14605" b="17145"/>
-                <wp:wrapNone/>
-                <wp:docPr id="10" name="직사각형 10"/>
-                <wp:cNvGraphicFramePr/>
-                <a:graphic xmlns:a="http://schemas.openxmlformats.org/drawingml/2006/main">
-                  <a:graphicData uri="http://schemas.microsoft.com/office/word/2010/wordprocessingShape">
-                    <wps:wsp>
-                      <wps:cNvSpPr/>
-                      <wps:spPr>
-                        <a:xfrm>
-                          <a:off x="0" y="0"/>
-                          <a:ext cx="938254" cy="421005"/>
-                        </a:xfrm>
-                        <a:prstGeom prst="rect">
-                          <a:avLst/>
-                        </a:prstGeom>
-                        <a:solidFill>
-                          <a:schemeClr val="accent5">
-                            <a:lumMod val="40000"/>
-                            <a:lumOff val="60000"/>
-                          </a:schemeClr>
-                        </a:solidFill>
-                      </wps:spPr>
-                      <wps:style>
-                        <a:lnRef idx="2">
-                          <a:schemeClr val="accent1">
-                            <a:shade val="50000"/>
-                          </a:schemeClr>
-                        </a:lnRef>
-                        <a:fillRef idx="1">
-                          <a:schemeClr val="accent1"/>
-                        </a:fillRef>
-                        <a:effectRef idx="0">
-                          <a:schemeClr val="accent1"/>
-                        </a:effectRef>
-                        <a:fontRef idx="minor">
-                          <a:schemeClr val="lt1"/>
-                        </a:fontRef>
-                      </wps:style>
-                      <wps:txbx>
-                        <w:txbxContent>
-                          <w:p>
-                            <w:pPr>
-                              <w:jc w:val="center"/>
-                              <w:rPr>
-                                <w:rFonts w:ascii="바탕" w:eastAsia="바탕" w:hAnsi="바탕" w:cs="바탕"/>
-                                <w:sz w:val="20"/>
-                                <w:szCs w:val="20"/>
-                              </w:rPr>
-                            </w:pPr>
-                            <w:r>
-                              <w:rPr>
-                                <w:rFonts w:ascii="바탕" w:eastAsia="바탕" w:hAnsi="바탕" w:cs="바탕" w:hint="eastAsia"/>
-                                <w:sz w:val="20"/>
-                                <w:szCs w:val="20"/>
-                              </w:rPr>
-                              <w:t>기본 화면</w:t>
-                            </w:r>
-                          </w:p>
-                        </w:txbxContent>
-                      </wps:txbx>
-                      <wps:bodyPr rot="0" spcFirstLastPara="0" vertOverflow="overflow" horzOverflow="overflow" vert="horz" wrap="square" lIns="91440" tIns="45720" rIns="91440" bIns="45720" numCol="1" spcCol="0" rtlCol="0" fromWordArt="0" anchor="ctr" anchorCtr="0" forceAA="0" compatLnSpc="1">
-                        <a:prstTxWarp prst="textNoShape">
-                          <a:avLst/>
-                        </a:prstTxWarp>
-                        <a:noAutofit/>
-                      </wps:bodyPr>
-                    </wps:wsp>
-                  </a:graphicData>
-                </a:graphic>
-                <wp14:sizeRelH relativeFrom="margin">
-                  <wp14:pctWidth>0</wp14:pctWidth>
-                </wp14:sizeRelH>
-              </wp:anchor>
-            </w:drawing>
-          </mc:Choice>
-          <mc:Fallback>
-            <w:pict>
-              <v:rect w14:anchorId="144D8086" id="직사각형 10" o:spid="_x0000_s1035" style="position:absolute;margin-left:97pt;margin-top:4.4pt;width:73.9pt;height:33.15pt;z-index:251670528;visibility:visible;mso-wrap-style:square;mso-width-percent:0;mso-wrap-distance-left:9pt;mso-wrap-distance-top:0;mso-wrap-distance-right:9pt;mso-wrap-distance-bottom:0;mso-position-horizontal:absolute;mso-position-horizontal-relative:text;mso-position-vertical:absolute;mso-position-vertical-relative:text;mso-width-percent:0;mso-width-relative:margin;v-text-anchor:middle" o:gfxdata="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" fillcolor="#bfafcf [1304]" strokecolor="#773f04 [1604]" strokeweight="1pt">
-                <v:textbox>
-                  <w:txbxContent>
-                    <w:p>
-                      <w:pPr>
-                        <w:jc w:val="center"/>
-                        <w:rPr>
-                          <w:rFonts w:ascii="바탕" w:eastAsia="바탕" w:hAnsi="바탕" w:cs="바탕"/>
-                          <w:sz w:val="20"/>
-                          <w:szCs w:val="20"/>
-                        </w:rPr>
-                      </w:pPr>
-                      <w:r>
-                        <w:rPr>
-                          <w:rFonts w:ascii="바탕" w:eastAsia="바탕" w:hAnsi="바탕" w:cs="바탕" w:hint="eastAsia"/>
-                          <w:sz w:val="20"/>
-                          <w:szCs w:val="20"/>
-                        </w:rPr>
-                        <w:t>기본 화면</w:t>
-                      </w:r>
-                    </w:p>
-                  </w:txbxContent>
-                </v:textbox>
-              </v:rect>
-            </w:pict>
-          </mc:Fallback>
-        </mc:AlternateContent>
-      </w:r>
-      <w:r>
-        <w:rPr>
-          <w:noProof/>
-        </w:rPr>
-        <mc:AlternateContent>
-          <mc:Choice Requires="wps">
-            <w:drawing>
-              <wp:anchor distT="0" distB="0" distL="114300" distR="114300" simplePos="0" relativeHeight="251664384" behindDoc="0" locked="0" layoutInCell="1" allowOverlap="1" wp14:anchorId="36D48BA6" wp14:editId="1FF58D3A">
-                <wp:simplePos x="0" y="0"/>
-                <wp:positionH relativeFrom="column">
-                  <wp:posOffset>619567</wp:posOffset>
+                  <wp:posOffset>881684</wp:posOffset>
                 </wp:positionH>
                 <wp:positionV relativeFrom="paragraph">
                   <wp:posOffset>56515</wp:posOffset>
                 </wp:positionV>
-                <wp:extent cx="612251" cy="421005"/>
-                <wp:effectExtent l="0" t="0" r="16510" b="17145"/>
+                <wp:extent cx="866140" cy="421005"/>
+                <wp:effectExtent l="0" t="0" r="10160" b="17145"/>
                 <wp:wrapNone/>
                 <wp:docPr id="5" name="직사각형 5"/>
                 <wp:cNvGraphicFramePr/>
@@ -3899,7 +3838,7 @@
                       <wps:spPr>
                         <a:xfrm>
                           <a:off x="0" y="0"/>
-                          <a:ext cx="612251" cy="421005"/>
+                          <a:ext cx="866140" cy="421005"/>
                         </a:xfrm>
                         <a:prstGeom prst="rect">
                           <a:avLst/>
@@ -3966,7 +3905,7 @@
           </mc:Choice>
           <mc:Fallback>
             <w:pict>
-              <v:rect w14:anchorId="36D48BA6" id="직사각형 5" o:spid="_x0000_s1036" style="position:absolute;margin-left:48.8pt;margin-top:4.45pt;width:48.2pt;height:33.15pt;z-index:251664384;visibility:visible;mso-wrap-style:square;mso-width-percent:0;mso-wrap-distance-left:9pt;mso-wrap-distance-top:0;mso-wrap-distance-right:9pt;mso-wrap-distance-bottom:0;mso-position-horizontal:absolute;mso-position-horizontal-relative:text;mso-position-vertical:absolute;mso-position-vertical-relative:text;mso-width-percent:0;mso-width-relative:margin;v-text-anchor:middle" o:gfxdata="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" fillcolor="#bfafcf [1304]" strokecolor="#773f04 [1604]" strokeweight="1pt">
+              <v:rect w14:anchorId="36D48BA6" id="직사각형 5" o:spid="_x0000_s1035" style="position:absolute;margin-left:69.4pt;margin-top:4.45pt;width:68.2pt;height:33.15pt;z-index:251664384;visibility:visible;mso-wrap-style:square;mso-width-percent:0;mso-wrap-distance-left:9pt;mso-wrap-distance-top:0;mso-wrap-distance-right:9pt;mso-wrap-distance-bottom:0;mso-position-horizontal:absolute;mso-position-horizontal-relative:text;mso-position-vertical:absolute;mso-position-vertical-relative:text;mso-width-percent:0;mso-width-relative:margin;v-text-anchor:middle" o:gfxdata="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" fillcolor="#bfafcf [1304]" strokecolor="#773f04 [1604]" strokeweight="1pt">
                 <v:textbox>
                   <w:txbxContent>
                     <w:p>
@@ -4001,16 +3940,16 @@
         <mc:AlternateContent>
           <mc:Choice Requires="wps">
             <w:drawing>
-              <wp:anchor distT="0" distB="0" distL="114300" distR="114300" simplePos="0" relativeHeight="251665408" behindDoc="0" locked="0" layoutInCell="1" allowOverlap="1" wp14:anchorId="3B1A3230" wp14:editId="4CE8F292">
+              <wp:anchor distT="0" distB="0" distL="114300" distR="114300" simplePos="0" relativeHeight="251665408" behindDoc="0" locked="0" layoutInCell="1" allowOverlap="1" wp14:anchorId="3B1A3230" wp14:editId="60CAE993">
                 <wp:simplePos x="0" y="0"/>
                 <wp:positionH relativeFrom="margin">
-                  <wp:align>left</wp:align>
+                  <wp:posOffset>4749</wp:posOffset>
                 </wp:positionH>
                 <wp:positionV relativeFrom="paragraph">
-                  <wp:posOffset>57012</wp:posOffset>
+                  <wp:posOffset>56515</wp:posOffset>
                 </wp:positionV>
-                <wp:extent cx="620202" cy="421005"/>
-                <wp:effectExtent l="0" t="0" r="27940" b="17145"/>
+                <wp:extent cx="876300" cy="421005"/>
+                <wp:effectExtent l="0" t="0" r="19050" b="17145"/>
                 <wp:wrapNone/>
                 <wp:docPr id="6" name="직사각형 6"/>
                 <wp:cNvGraphicFramePr/>
@@ -4021,7 +3960,7 @@
                       <wps:spPr>
                         <a:xfrm>
                           <a:off x="0" y="0"/>
-                          <a:ext cx="620202" cy="421005"/>
+                          <a:ext cx="876300" cy="421005"/>
                         </a:xfrm>
                         <a:prstGeom prst="rect">
                           <a:avLst/>
@@ -4096,7 +4035,7 @@
           </mc:Choice>
           <mc:Fallback>
             <w:pict>
-              <v:rect w14:anchorId="3B1A3230" id="직사각형 6" o:spid="_x0000_s1037" style="position:absolute;margin-left:0;margin-top:4.5pt;width:48.85pt;height:33.15pt;z-index:251665408;visibility:visible;mso-wrap-style:square;mso-width-percent:0;mso-wrap-distance-left:9pt;mso-wrap-distance-top:0;mso-wrap-distance-right:9pt;mso-wrap-distance-bottom:0;mso-position-horizontal:left;mso-position-horizontal-relative:margin;mso-position-vertical:absolute;mso-position-vertical-relative:text;mso-width-percent:0;mso-width-relative:margin;v-text-anchor:middle" o:gfxdata="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" fillcolor="#bfafcf [1304]" strokecolor="#773f04 [1604]" strokeweight="1pt">
+              <v:rect w14:anchorId="3B1A3230" id="직사각형 6" o:spid="_x0000_s1036" style="position:absolute;margin-left:.35pt;margin-top:4.45pt;width:69pt;height:33.15pt;z-index:251665408;visibility:visible;mso-wrap-style:square;mso-width-percent:0;mso-wrap-distance-left:9pt;mso-wrap-distance-top:0;mso-wrap-distance-right:9pt;mso-wrap-distance-bottom:0;mso-position-horizontal:absolute;mso-position-horizontal-relative:margin;mso-position-vertical:absolute;mso-position-vertical-relative:text;mso-width-percent:0;mso-width-relative:margin;v-text-anchor:middle" o:gfxdata="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" fillcolor="#bfafcf [1304]" strokecolor="#773f04 [1604]" strokeweight="1pt">
                 <v:textbox>
                   <w:txbxContent>
                     <w:p>
@@ -4137,6 +4076,2763 @@
     <w:p>
       <w:pPr>
         <w:rPr>
+          <w:rFonts w:eastAsia="맑은 고딕" w:hint="eastAsia"/>
+          <w:sz w:val="28"/>
+          <w:szCs w:val="28"/>
+        </w:rPr>
+      </w:pPr>
+      <w:r>
+        <w:rPr>
+          <w:noProof/>
+        </w:rPr>
+        <w:lastRenderedPageBreak/>
+        <mc:AlternateContent>
+          <mc:Choice Requires="wps">
+            <w:drawing>
+              <wp:anchor distT="0" distB="0" distL="114300" distR="114300" simplePos="0" relativeHeight="251719680" behindDoc="0" locked="0" layoutInCell="1" allowOverlap="1" wp14:anchorId="6B824BB2" wp14:editId="79F4E45C">
+                <wp:simplePos x="0" y="0"/>
+                <wp:positionH relativeFrom="column">
+                  <wp:posOffset>2409245</wp:posOffset>
+                </wp:positionH>
+                <wp:positionV relativeFrom="paragraph">
+                  <wp:posOffset>198783</wp:posOffset>
+                </wp:positionV>
+                <wp:extent cx="127221" cy="246104"/>
+                <wp:effectExtent l="0" t="0" r="25400" b="20955"/>
+                <wp:wrapNone/>
+                <wp:docPr id="50065578" name="직선 연결선 50065578"/>
+                <wp:cNvGraphicFramePr/>
+                <a:graphic xmlns:a="http://schemas.openxmlformats.org/drawingml/2006/main">
+                  <a:graphicData uri="http://schemas.microsoft.com/office/word/2010/wordprocessingShape">
+                    <wps:wsp>
+                      <wps:cNvCnPr/>
+                      <wps:spPr>
+                        <a:xfrm flipV="1">
+                          <a:off x="0" y="0"/>
+                          <a:ext cx="127221" cy="246104"/>
+                        </a:xfrm>
+                        <a:prstGeom prst="line">
+                          <a:avLst/>
+                        </a:prstGeom>
+                      </wps:spPr>
+                      <wps:style>
+                        <a:lnRef idx="1">
+                          <a:schemeClr val="accent1"/>
+                        </a:lnRef>
+                        <a:fillRef idx="0">
+                          <a:schemeClr val="accent1"/>
+                        </a:fillRef>
+                        <a:effectRef idx="0">
+                          <a:schemeClr val="accent1"/>
+                        </a:effectRef>
+                        <a:fontRef idx="minor">
+                          <a:schemeClr val="tx1"/>
+                        </a:fontRef>
+                      </wps:style>
+                      <wps:bodyPr/>
+                    </wps:wsp>
+                  </a:graphicData>
+                </a:graphic>
+                <wp14:sizeRelH relativeFrom="margin">
+                  <wp14:pctWidth>0</wp14:pctWidth>
+                </wp14:sizeRelH>
+                <wp14:sizeRelV relativeFrom="margin">
+                  <wp14:pctHeight>0</wp14:pctHeight>
+                </wp14:sizeRelV>
+              </wp:anchor>
+            </w:drawing>
+          </mc:Choice>
+          <mc:Fallback>
+            <w:pict>
+              <v:line w14:anchorId="2E007B5B" id="직선 연결선 50065578" o:spid="_x0000_s1026" style="position:absolute;left:0;text-align:left;flip:y;z-index:251719680;visibility:visible;mso-wrap-style:square;mso-width-percent:0;mso-height-percent:0;mso-wrap-distance-left:9pt;mso-wrap-distance-top:0;mso-wrap-distance-right:9pt;mso-wrap-distance-bottom:0;mso-position-horizontal:absolute;mso-position-horizontal-relative:text;mso-position-vertical:absolute;mso-position-vertical-relative:text;mso-width-percent:0;mso-height-percent:0;mso-width-relative:margin;mso-height-relative:margin" from="189.7pt,15.65pt" to="199.7pt,35.05pt" o:gfxdata="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" strokecolor="#f07f09 [3204]" strokeweight=".5pt">
+                <v:stroke joinstyle="miter"/>
+              </v:line>
+            </w:pict>
+          </mc:Fallback>
+        </mc:AlternateContent>
+      </w:r>
+      <w:r>
+        <w:rPr>
+          <w:noProof/>
+        </w:rPr>
+        <mc:AlternateContent>
+          <mc:Choice Requires="wps">
+            <w:drawing>
+              <wp:anchor distT="0" distB="0" distL="114300" distR="114300" simplePos="0" relativeHeight="251693056" behindDoc="0" locked="0" layoutInCell="1" allowOverlap="1" wp14:anchorId="189D27B1" wp14:editId="1DD07C5B">
+                <wp:simplePos x="0" y="0"/>
+                <wp:positionH relativeFrom="column">
+                  <wp:posOffset>2535859</wp:posOffset>
+                </wp:positionH>
+                <wp:positionV relativeFrom="paragraph">
+                  <wp:posOffset>-64025</wp:posOffset>
+                </wp:positionV>
+                <wp:extent cx="1757239" cy="485030"/>
+                <wp:effectExtent l="0" t="0" r="14605" b="10795"/>
+                <wp:wrapNone/>
+                <wp:docPr id="24" name="Text Box 24"/>
+                <wp:cNvGraphicFramePr/>
+                <a:graphic xmlns:a="http://schemas.openxmlformats.org/drawingml/2006/main">
+                  <a:graphicData uri="http://schemas.microsoft.com/office/word/2010/wordprocessingShape">
+                    <wps:wsp>
+                      <wps:cNvSpPr txBox="1"/>
+                      <wps:spPr>
+                        <a:xfrm>
+                          <a:off x="0" y="0"/>
+                          <a:ext cx="1757239" cy="485030"/>
+                        </a:xfrm>
+                        <a:prstGeom prst="rect">
+                          <a:avLst/>
+                        </a:prstGeom>
+                        <a:solidFill>
+                          <a:prstClr val="white"/>
+                        </a:solidFill>
+                        <a:ln>
+                          <a:solidFill>
+                            <a:schemeClr val="tx1"/>
+                          </a:solidFill>
+                        </a:ln>
+                      </wps:spPr>
+                      <wps:txbx>
+                        <w:txbxContent>
+                          <w:p>
+                            <w:pPr>
+                              <w:pStyle w:val="a6"/>
+                              <w:rPr>
+                                <w:rFonts w:ascii="바탕" w:eastAsia="바탕" w:hAnsi="바탕" w:cs="바탕" w:hint="eastAsia"/>
+                              </w:rPr>
+                            </w:pPr>
+                            <w:r>
+                              <w:rPr>
+                                <w:rFonts w:ascii="바탕" w:eastAsia="바탕" w:hAnsi="바탕" w:cs="바탕" w:hint="eastAsia"/>
+                              </w:rPr>
+                              <w:t>스테이지 및 적 체력 표시</w:t>
+                            </w:r>
+                          </w:p>
+                          <w:p>
+                            <w:pPr>
+                              <w:pStyle w:val="a6"/>
+                              <w:rPr>
+                                <w:rFonts w:hint="eastAsia"/>
+                                <w:noProof/>
+                              </w:rPr>
+                            </w:pPr>
+                            <w:r>
+                              <w:rPr>
+                                <w:rFonts w:ascii="바탕" w:eastAsia="바탕" w:hAnsi="바탕" w:cs="바탕" w:hint="eastAsia"/>
+                              </w:rPr>
+                              <w:t>특별한 기능 없음</w:t>
+                            </w:r>
+                          </w:p>
+                        </w:txbxContent>
+                      </wps:txbx>
+                      <wps:bodyPr rot="0" spcFirstLastPara="0" vertOverflow="overflow" horzOverflow="overflow" vert="horz" wrap="square" lIns="0" tIns="0" rIns="0" bIns="0" numCol="1" spcCol="0" rtlCol="0" fromWordArt="0" anchor="t" anchorCtr="0" forceAA="0" compatLnSpc="1">
+                        <a:prstTxWarp prst="textNoShape">
+                          <a:avLst/>
+                        </a:prstTxWarp>
+                        <a:noAutofit/>
+                      </wps:bodyPr>
+                    </wps:wsp>
+                  </a:graphicData>
+                </a:graphic>
+                <wp14:sizeRelH relativeFrom="margin">
+                  <wp14:pctWidth>0</wp14:pctWidth>
+                </wp14:sizeRelH>
+                <wp14:sizeRelV relativeFrom="margin">
+                  <wp14:pctHeight>0</wp14:pctHeight>
+                </wp14:sizeRelV>
+              </wp:anchor>
+            </w:drawing>
+          </mc:Choice>
+          <mc:Fallback>
+            <w:pict>
+              <v:shape w14:anchorId="189D27B1" id="Text Box 24" o:spid="_x0000_s1037" type="#_x0000_t202" style="position:absolute;margin-left:199.65pt;margin-top:-5.05pt;width:138.35pt;height:38.2pt;z-index:251693056;visibility:visible;mso-wrap-style:square;mso-width-percent:0;mso-height-percent:0;mso-wrap-distance-left:9pt;mso-wrap-distance-top:0;mso-wrap-distance-right:9pt;mso-wrap-distance-bottom:0;mso-position-horizontal:absolute;mso-position-horizontal-relative:text;mso-position-vertical:absolute;mso-position-vertical-relative:text;mso-width-percent:0;mso-height-percent:0;mso-width-relative:margin;mso-height-relative:margin;v-text-anchor:top" o:gfxdata="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" strokecolor="black [3213]">
+                <v:textbox inset="0,0,0,0">
+                  <w:txbxContent>
+                    <w:p>
+                      <w:pPr>
+                        <w:pStyle w:val="a6"/>
+                        <w:rPr>
+                          <w:rFonts w:ascii="바탕" w:eastAsia="바탕" w:hAnsi="바탕" w:cs="바탕" w:hint="eastAsia"/>
+                        </w:rPr>
+                      </w:pPr>
+                      <w:r>
+                        <w:rPr>
+                          <w:rFonts w:ascii="바탕" w:eastAsia="바탕" w:hAnsi="바탕" w:cs="바탕" w:hint="eastAsia"/>
+                        </w:rPr>
+                        <w:t>스테이지 및 적 체력 표시</w:t>
+                      </w:r>
+                    </w:p>
+                    <w:p>
+                      <w:pPr>
+                        <w:pStyle w:val="a6"/>
+                        <w:rPr>
+                          <w:rFonts w:hint="eastAsia"/>
+                          <w:noProof/>
+                        </w:rPr>
+                      </w:pPr>
+                      <w:r>
+                        <w:rPr>
+                          <w:rFonts w:ascii="바탕" w:eastAsia="바탕" w:hAnsi="바탕" w:cs="바탕" w:hint="eastAsia"/>
+                        </w:rPr>
+                        <w:t>특별한 기능 없음</w:t>
+                      </w:r>
+                    </w:p>
+                  </w:txbxContent>
+                </v:textbox>
+              </v:shape>
+            </w:pict>
+          </mc:Fallback>
+        </mc:AlternateContent>
+      </w:r>
+      <w:r>
+        <w:rPr>
+          <w:rFonts w:eastAsia="맑은 고딕" w:hint="eastAsia"/>
+          <w:noProof/>
+          <w:sz w:val="28"/>
+          <w:szCs w:val="28"/>
+        </w:rPr>
+        <mc:AlternateContent>
+          <mc:Choice Requires="wps">
+            <w:drawing>
+              <wp:anchor distT="0" distB="0" distL="114300" distR="114300" simplePos="0" relativeHeight="251674624" behindDoc="0" locked="0" layoutInCell="1" allowOverlap="1" wp14:anchorId="0943333D" wp14:editId="678E7A68">
+                <wp:simplePos x="0" y="0"/>
+                <wp:positionH relativeFrom="column">
+                  <wp:posOffset>1447137</wp:posOffset>
+                </wp:positionH>
+                <wp:positionV relativeFrom="paragraph">
+                  <wp:posOffset>405517</wp:posOffset>
+                </wp:positionV>
+                <wp:extent cx="580446" cy="333761"/>
+                <wp:effectExtent l="0" t="0" r="10160" b="28575"/>
+                <wp:wrapNone/>
+                <wp:docPr id="13" name="타원 13"/>
+                <wp:cNvGraphicFramePr/>
+                <a:graphic xmlns:a="http://schemas.openxmlformats.org/drawingml/2006/main">
+                  <a:graphicData uri="http://schemas.microsoft.com/office/word/2010/wordprocessingShape">
+                    <wps:wsp>
+                      <wps:cNvSpPr/>
+                      <wps:spPr>
+                        <a:xfrm>
+                          <a:off x="0" y="0"/>
+                          <a:ext cx="580446" cy="333761"/>
+                        </a:xfrm>
+                        <a:prstGeom prst="ellipse">
+                          <a:avLst/>
+                        </a:prstGeom>
+                        <a:noFill/>
+                      </wps:spPr>
+                      <wps:style>
+                        <a:lnRef idx="2">
+                          <a:schemeClr val="accent1">
+                            <a:shade val="50000"/>
+                          </a:schemeClr>
+                        </a:lnRef>
+                        <a:fillRef idx="1">
+                          <a:schemeClr val="accent1"/>
+                        </a:fillRef>
+                        <a:effectRef idx="0">
+                          <a:schemeClr val="accent1"/>
+                        </a:effectRef>
+                        <a:fontRef idx="minor">
+                          <a:schemeClr val="lt1"/>
+                        </a:fontRef>
+                      </wps:style>
+                      <wps:bodyPr rot="0" spcFirstLastPara="0" vertOverflow="overflow" horzOverflow="overflow" vert="horz" wrap="square" lIns="91440" tIns="45720" rIns="91440" bIns="45720" numCol="1" spcCol="0" rtlCol="0" fromWordArt="0" anchor="ctr" anchorCtr="0" forceAA="0" compatLnSpc="1">
+                        <a:prstTxWarp prst="textNoShape">
+                          <a:avLst/>
+                        </a:prstTxWarp>
+                        <a:noAutofit/>
+                      </wps:bodyPr>
+                    </wps:wsp>
+                  </a:graphicData>
+                </a:graphic>
+                <wp14:sizeRelV relativeFrom="margin">
+                  <wp14:pctHeight>0</wp14:pctHeight>
+                </wp14:sizeRelV>
+              </wp:anchor>
+            </w:drawing>
+          </mc:Choice>
+          <mc:Fallback>
+            <w:pict>
+              <v:oval w14:anchorId="098D2C99" id="타원 13" o:spid="_x0000_s1026" style="position:absolute;left:0;text-align:left;margin-left:113.95pt;margin-top:31.95pt;width:45.7pt;height:26.3pt;z-index:251674624;visibility:visible;mso-wrap-style:square;mso-height-percent:0;mso-wrap-distance-left:9pt;mso-wrap-distance-top:0;mso-wrap-distance-right:9pt;mso-wrap-distance-bottom:0;mso-position-horizontal:absolute;mso-position-horizontal-relative:text;mso-position-vertical:absolute;mso-position-vertical-relative:text;mso-height-percent:0;mso-height-relative:margin;v-text-anchor:middle" o:gfxdata="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" filled="f" strokecolor="#773f04 [1604]" strokeweight="1pt">
+                <v:stroke joinstyle="miter"/>
+              </v:oval>
+            </w:pict>
+          </mc:Fallback>
+        </mc:AlternateContent>
+      </w:r>
+      <w:r>
+        <w:rPr>
+          <w:rFonts w:eastAsia="맑은 고딕" w:hint="eastAsia"/>
+          <w:sz w:val="28"/>
+          <w:szCs w:val="28"/>
+        </w:rPr>
+        <w:t>&lt;</w:t>
+      </w:r>
+      <w:r>
+        <w:rPr>
+          <w:rFonts w:eastAsia="맑은 고딕" w:hint="eastAsia"/>
+          <w:sz w:val="28"/>
+          <w:szCs w:val="28"/>
+        </w:rPr>
+        <w:t>기본</w:t>
+      </w:r>
+      <w:r>
+        <w:rPr>
+          <w:rFonts w:eastAsia="맑은 고딕" w:hint="eastAsia"/>
+          <w:sz w:val="28"/>
+          <w:szCs w:val="28"/>
+        </w:rPr>
+        <w:t xml:space="preserve"> </w:t>
+      </w:r>
+      <w:r>
+        <w:rPr>
+          <w:rFonts w:eastAsia="맑은 고딕" w:hint="eastAsia"/>
+          <w:sz w:val="28"/>
+          <w:szCs w:val="28"/>
+        </w:rPr>
+        <w:t>컨텐츠</w:t>
+      </w:r>
+      <w:r>
+        <w:rPr>
+          <w:rFonts w:eastAsia="맑은 고딕" w:hint="eastAsia"/>
+          <w:sz w:val="28"/>
+          <w:szCs w:val="28"/>
+        </w:rPr>
+        <w:t xml:space="preserve"> </w:t>
+      </w:r>
+      <w:r>
+        <w:rPr>
+          <w:rFonts w:eastAsia="맑은 고딕" w:hint="eastAsia"/>
+          <w:sz w:val="28"/>
+          <w:szCs w:val="28"/>
+        </w:rPr>
+        <w:t>화면</w:t>
+      </w:r>
+      <w:r>
+        <w:rPr>
+          <w:rFonts w:eastAsia="맑은 고딕" w:hint="eastAsia"/>
+          <w:sz w:val="28"/>
+          <w:szCs w:val="28"/>
+        </w:rPr>
+        <w:t xml:space="preserve"> </w:t>
+      </w:r>
+      <w:r>
+        <w:rPr>
+          <w:rFonts w:eastAsia="맑은 고딕" w:hint="eastAsia"/>
+          <w:sz w:val="28"/>
+          <w:szCs w:val="28"/>
+        </w:rPr>
+        <w:t>예시</w:t>
+      </w:r>
+      <w:r>
+        <w:rPr>
+          <w:rFonts w:eastAsia="맑은 고딕" w:hint="eastAsia"/>
+          <w:sz w:val="28"/>
+          <w:szCs w:val="28"/>
+        </w:rPr>
+        <w:t>&gt;</w:t>
+      </w:r>
+    </w:p>
+    <w:p>
+      <w:pPr>
+        <w:keepNext/>
+        <w:ind w:firstLineChars="1000" w:firstLine="2200"/>
+        <w:rPr>
+          <w:rFonts w:eastAsia="맑은 고딕" w:hint="eastAsia"/>
+        </w:rPr>
+      </w:pPr>
+      <w:r>
+        <w:rPr>
+          <w:noProof/>
+        </w:rPr>
+        <mc:AlternateContent>
+          <mc:Choice Requires="wps">
+            <w:drawing>
+              <wp:anchor distT="0" distB="0" distL="114300" distR="114300" simplePos="0" relativeHeight="251720704" behindDoc="0" locked="0" layoutInCell="1" allowOverlap="1" wp14:anchorId="721C55FC" wp14:editId="05D5FE60">
+                <wp:simplePos x="0" y="0"/>
+                <wp:positionH relativeFrom="column">
+                  <wp:posOffset>3379303</wp:posOffset>
+                </wp:positionH>
+                <wp:positionV relativeFrom="paragraph">
+                  <wp:posOffset>210213</wp:posOffset>
+                </wp:positionV>
+                <wp:extent cx="731520" cy="79651"/>
+                <wp:effectExtent l="0" t="0" r="11430" b="34925"/>
+                <wp:wrapNone/>
+                <wp:docPr id="50065579" name="직선 연결선 50065579"/>
+                <wp:cNvGraphicFramePr/>
+                <a:graphic xmlns:a="http://schemas.openxmlformats.org/drawingml/2006/main">
+                  <a:graphicData uri="http://schemas.microsoft.com/office/word/2010/wordprocessingShape">
+                    <wps:wsp>
+                      <wps:cNvCnPr/>
+                      <wps:spPr>
+                        <a:xfrm flipH="1" flipV="1">
+                          <a:off x="0" y="0"/>
+                          <a:ext cx="731520" cy="79651"/>
+                        </a:xfrm>
+                        <a:prstGeom prst="line">
+                          <a:avLst/>
+                        </a:prstGeom>
+                      </wps:spPr>
+                      <wps:style>
+                        <a:lnRef idx="1">
+                          <a:schemeClr val="accent1"/>
+                        </a:lnRef>
+                        <a:fillRef idx="0">
+                          <a:schemeClr val="accent1"/>
+                        </a:fillRef>
+                        <a:effectRef idx="0">
+                          <a:schemeClr val="accent1"/>
+                        </a:effectRef>
+                        <a:fontRef idx="minor">
+                          <a:schemeClr val="tx1"/>
+                        </a:fontRef>
+                      </wps:style>
+                      <wps:bodyPr/>
+                    </wps:wsp>
+                  </a:graphicData>
+                </a:graphic>
+                <wp14:sizeRelH relativeFrom="margin">
+                  <wp14:pctWidth>0</wp14:pctWidth>
+                </wp14:sizeRelH>
+                <wp14:sizeRelV relativeFrom="margin">
+                  <wp14:pctHeight>0</wp14:pctHeight>
+                </wp14:sizeRelV>
+              </wp:anchor>
+            </w:drawing>
+          </mc:Choice>
+          <mc:Fallback>
+            <w:pict>
+              <v:line w14:anchorId="771FF153" id="직선 연결선 50065579" o:spid="_x0000_s1026" style="position:absolute;left:0;text-align:left;flip:x y;z-index:251720704;visibility:visible;mso-wrap-style:square;mso-width-percent:0;mso-height-percent:0;mso-wrap-distance-left:9pt;mso-wrap-distance-top:0;mso-wrap-distance-right:9pt;mso-wrap-distance-bottom:0;mso-position-horizontal:absolute;mso-position-horizontal-relative:text;mso-position-vertical:absolute;mso-position-vertical-relative:text;mso-width-percent:0;mso-height-percent:0;mso-width-relative:margin;mso-height-relative:margin" from="266.1pt,16.55pt" to="323.7pt,22.8pt" o:gfxdata="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" strokecolor="#f07f09 [3204]" strokeweight=".5pt">
+                <v:stroke joinstyle="miter"/>
+              </v:line>
+            </w:pict>
+          </mc:Fallback>
+        </mc:AlternateContent>
+      </w:r>
+      <w:r>
+        <w:rPr>
+          <w:noProof/>
+        </w:rPr>
+        <mc:AlternateContent>
+          <mc:Choice Requires="wps">
+            <w:drawing>
+              <wp:anchor distT="0" distB="0" distL="114300" distR="114300" simplePos="0" relativeHeight="251695104" behindDoc="0" locked="0" layoutInCell="1" allowOverlap="1" wp14:anchorId="4A00E80F" wp14:editId="1C1DC90F">
+                <wp:simplePos x="0" y="0"/>
+                <wp:positionH relativeFrom="column">
+                  <wp:posOffset>4102873</wp:posOffset>
+                </wp:positionH>
+                <wp:positionV relativeFrom="paragraph">
+                  <wp:posOffset>98894</wp:posOffset>
+                </wp:positionV>
+                <wp:extent cx="914400" cy="373711"/>
+                <wp:effectExtent l="0" t="0" r="19050" b="26670"/>
+                <wp:wrapNone/>
+                <wp:docPr id="25" name="Text Box 25"/>
+                <wp:cNvGraphicFramePr/>
+                <a:graphic xmlns:a="http://schemas.openxmlformats.org/drawingml/2006/main">
+                  <a:graphicData uri="http://schemas.microsoft.com/office/word/2010/wordprocessingShape">
+                    <wps:wsp>
+                      <wps:cNvSpPr txBox="1"/>
+                      <wps:spPr>
+                        <a:xfrm>
+                          <a:off x="0" y="0"/>
+                          <a:ext cx="914400" cy="373711"/>
+                        </a:xfrm>
+                        <a:prstGeom prst="rect">
+                          <a:avLst/>
+                        </a:prstGeom>
+                        <a:solidFill>
+                          <a:prstClr val="white"/>
+                        </a:solidFill>
+                        <a:ln>
+                          <a:solidFill>
+                            <a:schemeClr val="tx1"/>
+                          </a:solidFill>
+                        </a:ln>
+                      </wps:spPr>
+                      <wps:txbx>
+                        <w:txbxContent>
+                          <w:p>
+                            <w:pPr>
+                              <w:pStyle w:val="a6"/>
+                              <w:rPr>
+                                <w:rFonts w:hint="eastAsia"/>
+                                <w:noProof/>
+                              </w:rPr>
+                            </w:pPr>
+                            <w:r>
+                              <w:rPr>
+                                <w:rFonts w:ascii="바탕" w:eastAsia="바탕" w:hAnsi="바탕" w:cs="바탕" w:hint="eastAsia"/>
+                              </w:rPr>
+                              <w:t xml:space="preserve">별도 창으로 </w:t>
+                            </w:r>
+                            <w:proofErr w:type="spellStart"/>
+                            <w:r>
+                              <w:rPr>
+                                <w:rFonts w:ascii="바탕" w:eastAsia="바탕" w:hAnsi="바탕" w:cs="바탕" w:hint="eastAsia"/>
+                              </w:rPr>
+                              <w:t>옵션창</w:t>
+                            </w:r>
+                            <w:proofErr w:type="spellEnd"/>
+                            <w:r>
+                              <w:rPr>
+                                <w:rFonts w:ascii="바탕" w:eastAsia="바탕" w:hAnsi="바탕" w:cs="바탕" w:hint="eastAsia"/>
+                              </w:rPr>
+                              <w:t xml:space="preserve"> 표시</w:t>
+                            </w:r>
+                          </w:p>
+                        </w:txbxContent>
+                      </wps:txbx>
+                      <wps:bodyPr rot="0" spcFirstLastPara="0" vertOverflow="overflow" horzOverflow="overflow" vert="horz" wrap="square" lIns="0" tIns="0" rIns="0" bIns="0" numCol="1" spcCol="0" rtlCol="0" fromWordArt="0" anchor="t" anchorCtr="0" forceAA="0" compatLnSpc="1">
+                        <a:prstTxWarp prst="textNoShape">
+                          <a:avLst/>
+                        </a:prstTxWarp>
+                        <a:noAutofit/>
+                      </wps:bodyPr>
+                    </wps:wsp>
+                  </a:graphicData>
+                </a:graphic>
+                <wp14:sizeRelV relativeFrom="margin">
+                  <wp14:pctHeight>0</wp14:pctHeight>
+                </wp14:sizeRelV>
+              </wp:anchor>
+            </w:drawing>
+          </mc:Choice>
+          <mc:Fallback>
+            <w:pict>
+              <v:shape w14:anchorId="4A00E80F" id="Text Box 25" o:spid="_x0000_s1038" type="#_x0000_t202" style="position:absolute;left:0;text-align:left;margin-left:323.05pt;margin-top:7.8pt;width:1in;height:29.45pt;z-index:251695104;visibility:visible;mso-wrap-style:square;mso-height-percent:0;mso-wrap-distance-left:9pt;mso-wrap-distance-top:0;mso-wrap-distance-right:9pt;mso-wrap-distance-bottom:0;mso-position-horizontal:absolute;mso-position-horizontal-relative:text;mso-position-vertical:absolute;mso-position-vertical-relative:text;mso-height-percent:0;mso-height-relative:margin;v-text-anchor:top" o:gfxdata="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" strokecolor="black [3213]">
+                <v:textbox inset="0,0,0,0">
+                  <w:txbxContent>
+                    <w:p>
+                      <w:pPr>
+                        <w:pStyle w:val="a6"/>
+                        <w:rPr>
+                          <w:rFonts w:hint="eastAsia"/>
+                          <w:noProof/>
+                        </w:rPr>
+                      </w:pPr>
+                      <w:r>
+                        <w:rPr>
+                          <w:rFonts w:ascii="바탕" w:eastAsia="바탕" w:hAnsi="바탕" w:cs="바탕" w:hint="eastAsia"/>
+                        </w:rPr>
+                        <w:t xml:space="preserve">별도 창으로 </w:t>
+                      </w:r>
+                      <w:proofErr w:type="spellStart"/>
+                      <w:r>
+                        <w:rPr>
+                          <w:rFonts w:ascii="바탕" w:eastAsia="바탕" w:hAnsi="바탕" w:cs="바탕" w:hint="eastAsia"/>
+                        </w:rPr>
+                        <w:t>옵션창</w:t>
+                      </w:r>
+                      <w:proofErr w:type="spellEnd"/>
+                      <w:r>
+                        <w:rPr>
+                          <w:rFonts w:ascii="바탕" w:eastAsia="바탕" w:hAnsi="바탕" w:cs="바탕" w:hint="eastAsia"/>
+                        </w:rPr>
+                        <w:t xml:space="preserve"> 표시</w:t>
+                      </w:r>
+                    </w:p>
+                  </w:txbxContent>
+                </v:textbox>
+              </v:shape>
+            </w:pict>
+          </mc:Fallback>
+        </mc:AlternateContent>
+      </w:r>
+      <w:r>
+        <w:rPr>
+          <w:noProof/>
+        </w:rPr>
+        <mc:AlternateContent>
+          <mc:Choice Requires="wps">
+            <w:drawing>
+              <wp:anchor distT="0" distB="0" distL="114300" distR="114300" simplePos="0" relativeHeight="251723776" behindDoc="0" locked="0" layoutInCell="1" allowOverlap="1" wp14:anchorId="1D27F117" wp14:editId="05B874BF">
+                <wp:simplePos x="0" y="0"/>
+                <wp:positionH relativeFrom="column">
+                  <wp:posOffset>3180522</wp:posOffset>
+                </wp:positionH>
+                <wp:positionV relativeFrom="paragraph">
+                  <wp:posOffset>2889940</wp:posOffset>
+                </wp:positionV>
+                <wp:extent cx="636104" cy="135172"/>
+                <wp:effectExtent l="0" t="0" r="31115" b="36830"/>
+                <wp:wrapNone/>
+                <wp:docPr id="50065582" name="직선 연결선 50065582"/>
+                <wp:cNvGraphicFramePr/>
+                <a:graphic xmlns:a="http://schemas.openxmlformats.org/drawingml/2006/main">
+                  <a:graphicData uri="http://schemas.microsoft.com/office/word/2010/wordprocessingShape">
+                    <wps:wsp>
+                      <wps:cNvCnPr/>
+                      <wps:spPr>
+                        <a:xfrm>
+                          <a:off x="0" y="0"/>
+                          <a:ext cx="636104" cy="135172"/>
+                        </a:xfrm>
+                        <a:prstGeom prst="line">
+                          <a:avLst/>
+                        </a:prstGeom>
+                      </wps:spPr>
+                      <wps:style>
+                        <a:lnRef idx="1">
+                          <a:schemeClr val="accent1"/>
+                        </a:lnRef>
+                        <a:fillRef idx="0">
+                          <a:schemeClr val="accent1"/>
+                        </a:fillRef>
+                        <a:effectRef idx="0">
+                          <a:schemeClr val="accent1"/>
+                        </a:effectRef>
+                        <a:fontRef idx="minor">
+                          <a:schemeClr val="tx1"/>
+                        </a:fontRef>
+                      </wps:style>
+                      <wps:bodyPr/>
+                    </wps:wsp>
+                  </a:graphicData>
+                </a:graphic>
+              </wp:anchor>
+            </w:drawing>
+          </mc:Choice>
+          <mc:Fallback>
+            <w:pict>
+              <v:line w14:anchorId="7B556B4C" id="직선 연결선 50065582" o:spid="_x0000_s1026" style="position:absolute;left:0;text-align:left;z-index:251723776;visibility:visible;mso-wrap-style:square;mso-wrap-distance-left:9pt;mso-wrap-distance-top:0;mso-wrap-distance-right:9pt;mso-wrap-distance-bottom:0;mso-position-horizontal:absolute;mso-position-horizontal-relative:text;mso-position-vertical:absolute;mso-position-vertical-relative:text" from="250.45pt,227.55pt" to="300.55pt,238.2pt" o:gfxdata="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" strokecolor="#f07f09 [3204]" strokeweight=".5pt">
+                <v:stroke joinstyle="miter"/>
+              </v:line>
+            </w:pict>
+          </mc:Fallback>
+        </mc:AlternateContent>
+      </w:r>
+      <w:r>
+        <w:rPr>
+          <w:noProof/>
+        </w:rPr>
+        <mc:AlternateContent>
+          <mc:Choice Requires="wps">
+            <w:drawing>
+              <wp:anchor distT="0" distB="0" distL="114300" distR="114300" simplePos="0" relativeHeight="251722752" behindDoc="0" locked="0" layoutInCell="1" allowOverlap="1" wp14:anchorId="2AA66C68" wp14:editId="5F1E469C">
+                <wp:simplePos x="0" y="0"/>
+                <wp:positionH relativeFrom="column">
+                  <wp:posOffset>993913</wp:posOffset>
+                </wp:positionH>
+                <wp:positionV relativeFrom="paragraph">
+                  <wp:posOffset>2548034</wp:posOffset>
+                </wp:positionV>
+                <wp:extent cx="532737" cy="31805"/>
+                <wp:effectExtent l="0" t="0" r="20320" b="25400"/>
+                <wp:wrapNone/>
+                <wp:docPr id="50065581" name="직선 연결선 50065581"/>
+                <wp:cNvGraphicFramePr/>
+                <a:graphic xmlns:a="http://schemas.openxmlformats.org/drawingml/2006/main">
+                  <a:graphicData uri="http://schemas.microsoft.com/office/word/2010/wordprocessingShape">
+                    <wps:wsp>
+                      <wps:cNvCnPr/>
+                      <wps:spPr>
+                        <a:xfrm flipH="1">
+                          <a:off x="0" y="0"/>
+                          <a:ext cx="532737" cy="31805"/>
+                        </a:xfrm>
+                        <a:prstGeom prst="line">
+                          <a:avLst/>
+                        </a:prstGeom>
+                      </wps:spPr>
+                      <wps:style>
+                        <a:lnRef idx="1">
+                          <a:schemeClr val="accent1"/>
+                        </a:lnRef>
+                        <a:fillRef idx="0">
+                          <a:schemeClr val="accent1"/>
+                        </a:fillRef>
+                        <a:effectRef idx="0">
+                          <a:schemeClr val="accent1"/>
+                        </a:effectRef>
+                        <a:fontRef idx="minor">
+                          <a:schemeClr val="tx1"/>
+                        </a:fontRef>
+                      </wps:style>
+                      <wps:bodyPr/>
+                    </wps:wsp>
+                  </a:graphicData>
+                </a:graphic>
+              </wp:anchor>
+            </w:drawing>
+          </mc:Choice>
+          <mc:Fallback>
+            <w:pict>
+              <v:line w14:anchorId="7AA77181" id="직선 연결선 50065581" o:spid="_x0000_s1026" style="position:absolute;left:0;text-align:left;flip:x;z-index:251722752;visibility:visible;mso-wrap-style:square;mso-wrap-distance-left:9pt;mso-wrap-distance-top:0;mso-wrap-distance-right:9pt;mso-wrap-distance-bottom:0;mso-position-horizontal:absolute;mso-position-horizontal-relative:text;mso-position-vertical:absolute;mso-position-vertical-relative:text" from="78.25pt,200.65pt" to="120.2pt,203.15pt" o:gfxdata="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" strokecolor="#f07f09 [3204]" strokeweight=".5pt">
+                <v:stroke joinstyle="miter"/>
+              </v:line>
+            </w:pict>
+          </mc:Fallback>
+        </mc:AlternateContent>
+      </w:r>
+      <w:r>
+        <w:rPr>
+          <w:noProof/>
+        </w:rPr>
+        <mc:AlternateContent>
+          <mc:Choice Requires="wps">
+            <w:drawing>
+              <wp:anchor distT="0" distB="0" distL="114300" distR="114300" simplePos="0" relativeHeight="251721728" behindDoc="0" locked="0" layoutInCell="1" allowOverlap="1" wp14:anchorId="1D0F104C" wp14:editId="4F7C62F9">
+                <wp:simplePos x="0" y="0"/>
+                <wp:positionH relativeFrom="column">
+                  <wp:posOffset>3267986</wp:posOffset>
+                </wp:positionH>
+                <wp:positionV relativeFrom="paragraph">
+                  <wp:posOffset>544305</wp:posOffset>
+                </wp:positionV>
+                <wp:extent cx="174929" cy="198783"/>
+                <wp:effectExtent l="0" t="0" r="34925" b="29845"/>
+                <wp:wrapNone/>
+                <wp:docPr id="50065580" name="직선 연결선 50065580"/>
+                <wp:cNvGraphicFramePr/>
+                <a:graphic xmlns:a="http://schemas.openxmlformats.org/drawingml/2006/main">
+                  <a:graphicData uri="http://schemas.microsoft.com/office/word/2010/wordprocessingShape">
+                    <wps:wsp>
+                      <wps:cNvCnPr/>
+                      <wps:spPr>
+                        <a:xfrm flipH="1" flipV="1">
+                          <a:off x="0" y="0"/>
+                          <a:ext cx="174929" cy="198783"/>
+                        </a:xfrm>
+                        <a:prstGeom prst="line">
+                          <a:avLst/>
+                        </a:prstGeom>
+                      </wps:spPr>
+                      <wps:style>
+                        <a:lnRef idx="1">
+                          <a:schemeClr val="accent1"/>
+                        </a:lnRef>
+                        <a:fillRef idx="0">
+                          <a:schemeClr val="accent1"/>
+                        </a:fillRef>
+                        <a:effectRef idx="0">
+                          <a:schemeClr val="accent1"/>
+                        </a:effectRef>
+                        <a:fontRef idx="minor">
+                          <a:schemeClr val="tx1"/>
+                        </a:fontRef>
+                      </wps:style>
+                      <wps:bodyPr/>
+                    </wps:wsp>
+                  </a:graphicData>
+                </a:graphic>
+              </wp:anchor>
+            </w:drawing>
+          </mc:Choice>
+          <mc:Fallback>
+            <w:pict>
+              <v:line w14:anchorId="41AF2DD7" id="직선 연결선 50065580" o:spid="_x0000_s1026" style="position:absolute;left:0;text-align:left;flip:x y;z-index:251721728;visibility:visible;mso-wrap-style:square;mso-wrap-distance-left:9pt;mso-wrap-distance-top:0;mso-wrap-distance-right:9pt;mso-wrap-distance-bottom:0;mso-position-horizontal:absolute;mso-position-horizontal-relative:text;mso-position-vertical:absolute;mso-position-vertical-relative:text" from="257.3pt,42.85pt" to="271.05pt,58.5pt" o:gfxdata="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" strokecolor="#f07f09 [3204]" strokeweight=".5pt">
+                <v:stroke joinstyle="miter"/>
+              </v:line>
+            </w:pict>
+          </mc:Fallback>
+        </mc:AlternateContent>
+      </w:r>
+      <w:r>
+        <w:rPr>
+          <w:noProof/>
+        </w:rPr>
+        <mc:AlternateContent>
+          <mc:Choice Requires="wps">
+            <w:drawing>
+              <wp:anchor distT="0" distB="0" distL="114300" distR="114300" simplePos="0" relativeHeight="251718656" behindDoc="0" locked="0" layoutInCell="1" allowOverlap="1" wp14:anchorId="329E0409" wp14:editId="7F957AF8">
+                <wp:simplePos x="0" y="0"/>
+                <wp:positionH relativeFrom="column">
+                  <wp:posOffset>1160890</wp:posOffset>
+                </wp:positionH>
+                <wp:positionV relativeFrom="paragraph">
+                  <wp:posOffset>647672</wp:posOffset>
+                </wp:positionV>
+                <wp:extent cx="246491" cy="71562"/>
+                <wp:effectExtent l="0" t="0" r="20320" b="24130"/>
+                <wp:wrapNone/>
+                <wp:docPr id="50065577" name="직선 연결선 50065577"/>
+                <wp:cNvGraphicFramePr/>
+                <a:graphic xmlns:a="http://schemas.openxmlformats.org/drawingml/2006/main">
+                  <a:graphicData uri="http://schemas.microsoft.com/office/word/2010/wordprocessingShape">
+                    <wps:wsp>
+                      <wps:cNvCnPr/>
+                      <wps:spPr>
+                        <a:xfrm flipH="1">
+                          <a:off x="0" y="0"/>
+                          <a:ext cx="246491" cy="71562"/>
+                        </a:xfrm>
+                        <a:prstGeom prst="line">
+                          <a:avLst/>
+                        </a:prstGeom>
+                      </wps:spPr>
+                      <wps:style>
+                        <a:lnRef idx="1">
+                          <a:schemeClr val="accent1"/>
+                        </a:lnRef>
+                        <a:fillRef idx="0">
+                          <a:schemeClr val="accent1"/>
+                        </a:fillRef>
+                        <a:effectRef idx="0">
+                          <a:schemeClr val="accent1"/>
+                        </a:effectRef>
+                        <a:fontRef idx="minor">
+                          <a:schemeClr val="tx1"/>
+                        </a:fontRef>
+                      </wps:style>
+                      <wps:bodyPr/>
+                    </wps:wsp>
+                  </a:graphicData>
+                </a:graphic>
+              </wp:anchor>
+            </w:drawing>
+          </mc:Choice>
+          <mc:Fallback>
+            <w:pict>
+              <v:line w14:anchorId="5A4F38EE" id="직선 연결선 50065577" o:spid="_x0000_s1026" style="position:absolute;left:0;text-align:left;flip:x;z-index:251718656;visibility:visible;mso-wrap-style:square;mso-wrap-distance-left:9pt;mso-wrap-distance-top:0;mso-wrap-distance-right:9pt;mso-wrap-distance-bottom:0;mso-position-horizontal:absolute;mso-position-horizontal-relative:text;mso-position-vertical:absolute;mso-position-vertical-relative:text" from="91.4pt,51pt" to="110.8pt,56.65pt" o:gfxdata="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" strokecolor="#f07f09 [3204]" strokeweight=".5pt">
+                <v:stroke joinstyle="miter"/>
+              </v:line>
+            </w:pict>
+          </mc:Fallback>
+        </mc:AlternateContent>
+      </w:r>
+      <w:r>
+        <w:rPr>
+          <w:noProof/>
+        </w:rPr>
+        <mc:AlternateContent>
+          <mc:Choice Requires="wps">
+            <w:drawing>
+              <wp:anchor distT="0" distB="0" distL="114300" distR="114300" simplePos="0" relativeHeight="251717632" behindDoc="0" locked="0" layoutInCell="1" allowOverlap="1" wp14:anchorId="1A4D1696" wp14:editId="5C750137">
+                <wp:simplePos x="0" y="0"/>
+                <wp:positionH relativeFrom="column">
+                  <wp:posOffset>1184027</wp:posOffset>
+                </wp:positionH>
+                <wp:positionV relativeFrom="paragraph">
+                  <wp:posOffset>59276</wp:posOffset>
+                </wp:positionV>
+                <wp:extent cx="263110" cy="63610"/>
+                <wp:effectExtent l="0" t="0" r="22860" b="31750"/>
+                <wp:wrapNone/>
+                <wp:docPr id="50065576" name="직선 연결선 50065576"/>
+                <wp:cNvGraphicFramePr/>
+                <a:graphic xmlns:a="http://schemas.openxmlformats.org/drawingml/2006/main">
+                  <a:graphicData uri="http://schemas.microsoft.com/office/word/2010/wordprocessingShape">
+                    <wps:wsp>
+                      <wps:cNvCnPr/>
+                      <wps:spPr>
+                        <a:xfrm flipH="1">
+                          <a:off x="0" y="0"/>
+                          <a:ext cx="263110" cy="63610"/>
+                        </a:xfrm>
+                        <a:prstGeom prst="line">
+                          <a:avLst/>
+                        </a:prstGeom>
+                      </wps:spPr>
+                      <wps:style>
+                        <a:lnRef idx="1">
+                          <a:schemeClr val="accent1"/>
+                        </a:lnRef>
+                        <a:fillRef idx="0">
+                          <a:schemeClr val="accent1"/>
+                        </a:fillRef>
+                        <a:effectRef idx="0">
+                          <a:schemeClr val="accent1"/>
+                        </a:effectRef>
+                        <a:fontRef idx="minor">
+                          <a:schemeClr val="tx1"/>
+                        </a:fontRef>
+                      </wps:style>
+                      <wps:bodyPr/>
+                    </wps:wsp>
+                  </a:graphicData>
+                </a:graphic>
+              </wp:anchor>
+            </w:drawing>
+          </mc:Choice>
+          <mc:Fallback>
+            <w:pict>
+              <v:line w14:anchorId="52FC1E3F" id="직선 연결선 50065576" o:spid="_x0000_s1026" style="position:absolute;left:0;text-align:left;flip:x;z-index:251717632;visibility:visible;mso-wrap-style:square;mso-wrap-distance-left:9pt;mso-wrap-distance-top:0;mso-wrap-distance-right:9pt;mso-wrap-distance-bottom:0;mso-position-horizontal:absolute;mso-position-horizontal-relative:text;mso-position-vertical:absolute;mso-position-vertical-relative:text" from="93.25pt,4.65pt" to="113.95pt,9.65pt" o:gfxdata="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" strokecolor="#f07f09 [3204]" strokeweight=".5pt">
+                <v:stroke joinstyle="miter"/>
+              </v:line>
+            </w:pict>
+          </mc:Fallback>
+        </mc:AlternateContent>
+      </w:r>
+      <w:r>
+        <w:rPr>
+          <w:noProof/>
+        </w:rPr>
+        <mc:AlternateContent>
+          <mc:Choice Requires="wps">
+            <w:drawing>
+              <wp:anchor distT="0" distB="0" distL="114300" distR="114300" simplePos="0" relativeHeight="251701248" behindDoc="0" locked="0" layoutInCell="1" allowOverlap="1" wp14:anchorId="6C3C36DD" wp14:editId="19CE8179">
+                <wp:simplePos x="0" y="0"/>
+                <wp:positionH relativeFrom="column">
+                  <wp:posOffset>404854</wp:posOffset>
+                </wp:positionH>
+                <wp:positionV relativeFrom="paragraph">
+                  <wp:posOffset>2189536</wp:posOffset>
+                </wp:positionV>
+                <wp:extent cx="778675" cy="739471"/>
+                <wp:effectExtent l="0" t="0" r="21590" b="22860"/>
+                <wp:wrapNone/>
+                <wp:docPr id="28" name="Text Box 28"/>
+                <wp:cNvGraphicFramePr/>
+                <a:graphic xmlns:a="http://schemas.openxmlformats.org/drawingml/2006/main">
+                  <a:graphicData uri="http://schemas.microsoft.com/office/word/2010/wordprocessingShape">
+                    <wps:wsp>
+                      <wps:cNvSpPr txBox="1"/>
+                      <wps:spPr>
+                        <a:xfrm>
+                          <a:off x="0" y="0"/>
+                          <a:ext cx="778675" cy="739471"/>
+                        </a:xfrm>
+                        <a:prstGeom prst="rect">
+                          <a:avLst/>
+                        </a:prstGeom>
+                        <a:solidFill>
+                          <a:prstClr val="white"/>
+                        </a:solidFill>
+                        <a:ln>
+                          <a:solidFill>
+                            <a:schemeClr val="tx1"/>
+                          </a:solidFill>
+                        </a:ln>
+                      </wps:spPr>
+                      <wps:txbx>
+                        <w:txbxContent>
+                          <w:p>
+                            <w:pPr>
+                              <w:pStyle w:val="a6"/>
+                              <w:rPr>
+                                <w:rFonts w:ascii="바탕" w:eastAsia="바탕" w:hAnsi="바탕" w:cs="바탕"/>
+                                <w:noProof/>
+                                <w:sz w:val="16"/>
+                                <w:szCs w:val="16"/>
+                              </w:rPr>
+                            </w:pPr>
+                            <w:r>
+                              <w:rPr>
+                                <w:rFonts w:ascii="바탕" w:eastAsia="바탕" w:hAnsi="바탕" w:cs="바탕" w:hint="eastAsia"/>
+                                <w:noProof/>
+                                <w:sz w:val="16"/>
+                                <w:szCs w:val="16"/>
+                              </w:rPr>
+                              <w:t>현재 장비 상태</w:t>
+                            </w:r>
+                          </w:p>
+                          <w:p>
+                            <w:pPr>
+                              <w:rPr>
+                                <w:rFonts w:eastAsia="맑은 고딕"/>
+                                <w:sz w:val="16"/>
+                                <w:szCs w:val="16"/>
+                              </w:rPr>
+                            </w:pPr>
+                            <w:proofErr w:type="spellStart"/>
+                            <w:r>
+                              <w:rPr>
+                                <w:rFonts w:eastAsia="맑은 고딕" w:hint="eastAsia"/>
+                                <w:sz w:val="16"/>
+                                <w:szCs w:val="16"/>
+                              </w:rPr>
+                              <w:t>스탯</w:t>
+                            </w:r>
+                            <w:proofErr w:type="spellEnd"/>
+                          </w:p>
+                          <w:p>
+                            <w:pPr>
+                              <w:rPr>
+                                <w:rFonts w:eastAsia="맑은 고딕" w:hint="eastAsia"/>
+                                <w:sz w:val="16"/>
+                                <w:szCs w:val="16"/>
+                              </w:rPr>
+                            </w:pPr>
+                            <w:r>
+                              <w:rPr>
+                                <w:rFonts w:eastAsia="맑은 고딕" w:hint="eastAsia"/>
+                                <w:sz w:val="16"/>
+                                <w:szCs w:val="16"/>
+                              </w:rPr>
+                              <w:t>선택유형</w:t>
+                            </w:r>
+                          </w:p>
+                        </w:txbxContent>
+                      </wps:txbx>
+                      <wps:bodyPr rot="0" spcFirstLastPara="0" vertOverflow="overflow" horzOverflow="overflow" vert="horz" wrap="square" lIns="0" tIns="0" rIns="0" bIns="0" numCol="1" spcCol="0" rtlCol="0" fromWordArt="0" anchor="t" anchorCtr="0" forceAA="0" compatLnSpc="1">
+                        <a:prstTxWarp prst="textNoShape">
+                          <a:avLst/>
+                        </a:prstTxWarp>
+                        <a:noAutofit/>
+                      </wps:bodyPr>
+                    </wps:wsp>
+                  </a:graphicData>
+                </a:graphic>
+                <wp14:sizeRelH relativeFrom="margin">
+                  <wp14:pctWidth>0</wp14:pctWidth>
+                </wp14:sizeRelH>
+                <wp14:sizeRelV relativeFrom="margin">
+                  <wp14:pctHeight>0</wp14:pctHeight>
+                </wp14:sizeRelV>
+              </wp:anchor>
+            </w:drawing>
+          </mc:Choice>
+          <mc:Fallback>
+            <w:pict>
+              <v:shape w14:anchorId="6C3C36DD" id="Text Box 28" o:spid="_x0000_s1039" type="#_x0000_t202" style="position:absolute;left:0;text-align:left;margin-left:31.9pt;margin-top:172.4pt;width:61.3pt;height:58.25pt;z-index:251701248;visibility:visible;mso-wrap-style:square;mso-width-percent:0;mso-height-percent:0;mso-wrap-distance-left:9pt;mso-wrap-distance-top:0;mso-wrap-distance-right:9pt;mso-wrap-distance-bottom:0;mso-position-horizontal:absolute;mso-position-horizontal-relative:text;mso-position-vertical:absolute;mso-position-vertical-relative:text;mso-width-percent:0;mso-height-percent:0;mso-width-relative:margin;mso-height-relative:margin;v-text-anchor:top" o:gfxdata="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" strokecolor="black [3213]">
+                <v:textbox inset="0,0,0,0">
+                  <w:txbxContent>
+                    <w:p>
+                      <w:pPr>
+                        <w:pStyle w:val="a6"/>
+                        <w:rPr>
+                          <w:rFonts w:ascii="바탕" w:eastAsia="바탕" w:hAnsi="바탕" w:cs="바탕"/>
+                          <w:noProof/>
+                          <w:sz w:val="16"/>
+                          <w:szCs w:val="16"/>
+                        </w:rPr>
+                      </w:pPr>
+                      <w:r>
+                        <w:rPr>
+                          <w:rFonts w:ascii="바탕" w:eastAsia="바탕" w:hAnsi="바탕" w:cs="바탕" w:hint="eastAsia"/>
+                          <w:noProof/>
+                          <w:sz w:val="16"/>
+                          <w:szCs w:val="16"/>
+                        </w:rPr>
+                        <w:t>현재 장비 상태</w:t>
+                      </w:r>
+                    </w:p>
+                    <w:p>
+                      <w:pPr>
+                        <w:rPr>
+                          <w:rFonts w:eastAsia="맑은 고딕"/>
+                          <w:sz w:val="16"/>
+                          <w:szCs w:val="16"/>
+                        </w:rPr>
+                      </w:pPr>
+                      <w:proofErr w:type="spellStart"/>
+                      <w:r>
+                        <w:rPr>
+                          <w:rFonts w:eastAsia="맑은 고딕" w:hint="eastAsia"/>
+                          <w:sz w:val="16"/>
+                          <w:szCs w:val="16"/>
+                        </w:rPr>
+                        <w:t>스탯</w:t>
+                      </w:r>
+                      <w:proofErr w:type="spellEnd"/>
+                    </w:p>
+                    <w:p>
+                      <w:pPr>
+                        <w:rPr>
+                          <w:rFonts w:eastAsia="맑은 고딕" w:hint="eastAsia"/>
+                          <w:sz w:val="16"/>
+                          <w:szCs w:val="16"/>
+                        </w:rPr>
+                      </w:pPr>
+                      <w:r>
+                        <w:rPr>
+                          <w:rFonts w:eastAsia="맑은 고딕" w:hint="eastAsia"/>
+                          <w:sz w:val="16"/>
+                          <w:szCs w:val="16"/>
+                        </w:rPr>
+                        <w:t>선택유형</w:t>
+                      </w:r>
+                    </w:p>
+                  </w:txbxContent>
+                </v:textbox>
+              </v:shape>
+            </w:pict>
+          </mc:Fallback>
+        </mc:AlternateContent>
+      </w:r>
+      <w:r>
+        <w:rPr>
+          <w:noProof/>
+        </w:rPr>
+        <mc:AlternateContent>
+          <mc:Choice Requires="wps">
+            <w:drawing>
+              <wp:anchor distT="0" distB="0" distL="114300" distR="114300" simplePos="0" relativeHeight="251704320" behindDoc="0" locked="0" layoutInCell="1" allowOverlap="1" wp14:anchorId="641851FE" wp14:editId="09BF79CA">
+                <wp:simplePos x="0" y="0"/>
+                <wp:positionH relativeFrom="column">
+                  <wp:posOffset>246104</wp:posOffset>
+                </wp:positionH>
+                <wp:positionV relativeFrom="paragraph">
+                  <wp:posOffset>2157841</wp:posOffset>
+                </wp:positionV>
+                <wp:extent cx="4277801" cy="23854"/>
+                <wp:effectExtent l="0" t="0" r="27940" b="33655"/>
+                <wp:wrapNone/>
+                <wp:docPr id="31" name="직선 연결선 31"/>
+                <wp:cNvGraphicFramePr/>
+                <a:graphic xmlns:a="http://schemas.openxmlformats.org/drawingml/2006/main">
+                  <a:graphicData uri="http://schemas.microsoft.com/office/word/2010/wordprocessingShape">
+                    <wps:wsp>
+                      <wps:cNvCnPr/>
+                      <wps:spPr>
+                        <a:xfrm flipV="1">
+                          <a:off x="0" y="0"/>
+                          <a:ext cx="4277801" cy="23854"/>
+                        </a:xfrm>
+                        <a:prstGeom prst="line">
+                          <a:avLst/>
+                        </a:prstGeom>
+                      </wps:spPr>
+                      <wps:style>
+                        <a:lnRef idx="1">
+                          <a:schemeClr val="accent1"/>
+                        </a:lnRef>
+                        <a:fillRef idx="0">
+                          <a:schemeClr val="accent1"/>
+                        </a:fillRef>
+                        <a:effectRef idx="0">
+                          <a:schemeClr val="accent1"/>
+                        </a:effectRef>
+                        <a:fontRef idx="minor">
+                          <a:schemeClr val="tx1"/>
+                        </a:fontRef>
+                      </wps:style>
+                      <wps:bodyPr/>
+                    </wps:wsp>
+                  </a:graphicData>
+                </a:graphic>
+              </wp:anchor>
+            </w:drawing>
+          </mc:Choice>
+          <mc:Fallback>
+            <w:pict>
+              <v:line w14:anchorId="24B6353C" id="직선 연결선 31" o:spid="_x0000_s1026" style="position:absolute;left:0;text-align:left;flip:y;z-index:251704320;visibility:visible;mso-wrap-style:square;mso-wrap-distance-left:9pt;mso-wrap-distance-top:0;mso-wrap-distance-right:9pt;mso-wrap-distance-bottom:0;mso-position-horizontal:absolute;mso-position-horizontal-relative:text;mso-position-vertical:absolute;mso-position-vertical-relative:text" from="19.4pt,169.9pt" to="356.25pt,171.8pt" o:gfxdata="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" strokecolor="#f07f09 [3204]" strokeweight=".5pt">
+                <v:stroke joinstyle="miter"/>
+              </v:line>
+            </w:pict>
+          </mc:Fallback>
+        </mc:AlternateContent>
+      </w:r>
+      <w:r>
+        <w:rPr>
+          <w:noProof/>
+        </w:rPr>
+        <mc:AlternateContent>
+          <mc:Choice Requires="wps">
+            <w:drawing>
+              <wp:anchor distT="0" distB="0" distL="114300" distR="114300" simplePos="0" relativeHeight="251703296" behindDoc="0" locked="0" layoutInCell="1" allowOverlap="1" wp14:anchorId="0E8B55A4" wp14:editId="0123D46E">
+                <wp:simplePos x="0" y="0"/>
+                <wp:positionH relativeFrom="column">
+                  <wp:posOffset>3546033</wp:posOffset>
+                </wp:positionH>
+                <wp:positionV relativeFrom="paragraph">
+                  <wp:posOffset>3058353</wp:posOffset>
+                </wp:positionV>
+                <wp:extent cx="1952625" cy="635"/>
+                <wp:effectExtent l="0" t="0" r="28575" b="16510"/>
+                <wp:wrapNone/>
+                <wp:docPr id="29" name="Text Box 29"/>
+                <wp:cNvGraphicFramePr/>
+                <a:graphic xmlns:a="http://schemas.openxmlformats.org/drawingml/2006/main">
+                  <a:graphicData uri="http://schemas.microsoft.com/office/word/2010/wordprocessingShape">
+                    <wps:wsp>
+                      <wps:cNvSpPr txBox="1"/>
+                      <wps:spPr>
+                        <a:xfrm>
+                          <a:off x="0" y="0"/>
+                          <a:ext cx="1952625" cy="635"/>
+                        </a:xfrm>
+                        <a:prstGeom prst="rect">
+                          <a:avLst/>
+                        </a:prstGeom>
+                        <a:solidFill>
+                          <a:prstClr val="white"/>
+                        </a:solidFill>
+                        <a:ln>
+                          <a:solidFill>
+                            <a:schemeClr val="tx1"/>
+                          </a:solidFill>
+                        </a:ln>
+                      </wps:spPr>
+                      <wps:txbx>
+                        <w:txbxContent>
+                          <w:p>
+                            <w:pPr>
+                              <w:pStyle w:val="a6"/>
+                              <w:rPr>
+                                <w:rFonts w:ascii="바탕" w:eastAsia="바탕" w:hAnsi="바탕" w:cs="바탕"/>
+                                <w:sz w:val="16"/>
+                                <w:szCs w:val="16"/>
+                              </w:rPr>
+                            </w:pPr>
+                            <w:r>
+                              <w:rPr>
+                                <w:rFonts w:ascii="바탕" w:eastAsia="바탕" w:hAnsi="바탕" w:cs="바탕" w:hint="eastAsia"/>
+                                <w:sz w:val="16"/>
+                                <w:szCs w:val="16"/>
+                              </w:rPr>
+                              <w:t>축적 보상 시간</w:t>
+                            </w:r>
+                          </w:p>
+                          <w:p>
+                            <w:pPr>
+                              <w:rPr>
+                                <w:rFonts w:eastAsia="맑은 고딕"/>
+                                <w:sz w:val="16"/>
+                                <w:szCs w:val="16"/>
+                              </w:rPr>
+                            </w:pPr>
+                            <w:r>
+                              <w:rPr>
+                                <w:rFonts w:eastAsia="맑은 고딕" w:hint="eastAsia"/>
+                                <w:sz w:val="16"/>
+                                <w:szCs w:val="16"/>
+                              </w:rPr>
+                              <w:t>획득</w:t>
+                            </w:r>
+                            <w:r>
+                              <w:rPr>
+                                <w:rFonts w:eastAsia="맑은 고딕" w:hint="eastAsia"/>
+                                <w:sz w:val="16"/>
+                                <w:szCs w:val="16"/>
+                              </w:rPr>
+                              <w:t xml:space="preserve"> </w:t>
+                            </w:r>
+                            <w:r>
+                              <w:rPr>
+                                <w:rFonts w:eastAsia="맑은 고딕" w:hint="eastAsia"/>
+                                <w:sz w:val="16"/>
+                                <w:szCs w:val="16"/>
+                              </w:rPr>
+                              <w:t>장비</w:t>
+                            </w:r>
+                            <w:r>
+                              <w:rPr>
+                                <w:rFonts w:eastAsia="맑은 고딕" w:hint="eastAsia"/>
+                                <w:sz w:val="16"/>
+                                <w:szCs w:val="16"/>
+                              </w:rPr>
+                              <w:t xml:space="preserve"> </w:t>
+                            </w:r>
+                            <w:r>
+                              <w:rPr>
+                                <w:rFonts w:eastAsia="맑은 고딕" w:hint="eastAsia"/>
+                                <w:sz w:val="16"/>
+                                <w:szCs w:val="16"/>
+                              </w:rPr>
+                              <w:t>및</w:t>
+                            </w:r>
+                            <w:r>
+                              <w:rPr>
+                                <w:rFonts w:eastAsia="맑은 고딕" w:hint="eastAsia"/>
+                                <w:sz w:val="16"/>
+                                <w:szCs w:val="16"/>
+                              </w:rPr>
+                              <w:t xml:space="preserve"> </w:t>
+                            </w:r>
+                            <w:proofErr w:type="spellStart"/>
+                            <w:r>
+                              <w:rPr>
+                                <w:rFonts w:eastAsia="맑은 고딕" w:hint="eastAsia"/>
+                                <w:sz w:val="16"/>
+                                <w:szCs w:val="16"/>
+                              </w:rPr>
+                              <w:t>재화량</w:t>
+                            </w:r>
+                            <w:proofErr w:type="spellEnd"/>
+                            <w:r>
+                              <w:rPr>
+                                <w:rFonts w:eastAsia="맑은 고딕" w:hint="eastAsia"/>
+                                <w:sz w:val="16"/>
+                                <w:szCs w:val="16"/>
+                              </w:rPr>
+                              <w:t xml:space="preserve"> </w:t>
+                            </w:r>
+                            <w:r>
+                              <w:rPr>
+                                <w:rFonts w:eastAsia="맑은 고딕" w:hint="eastAsia"/>
+                                <w:sz w:val="16"/>
+                                <w:szCs w:val="16"/>
+                              </w:rPr>
+                              <w:t>표시</w:t>
+                            </w:r>
+                          </w:p>
+                          <w:p>
+                            <w:pPr>
+                              <w:rPr>
+                                <w:rFonts w:eastAsia="맑은 고딕" w:hint="eastAsia"/>
+                                <w:sz w:val="16"/>
+                                <w:szCs w:val="16"/>
+                              </w:rPr>
+                            </w:pPr>
+                            <w:r>
+                              <w:rPr>
+                                <w:rFonts w:eastAsia="맑은 고딕" w:hint="eastAsia"/>
+                                <w:sz w:val="16"/>
+                                <w:szCs w:val="16"/>
+                              </w:rPr>
+                              <w:t>터치</w:t>
+                            </w:r>
+                            <w:r>
+                              <w:rPr>
+                                <w:rFonts w:eastAsia="맑은 고딕" w:hint="eastAsia"/>
+                                <w:sz w:val="16"/>
+                                <w:szCs w:val="16"/>
+                              </w:rPr>
+                              <w:t xml:space="preserve"> </w:t>
+                            </w:r>
+                            <w:r>
+                              <w:rPr>
+                                <w:rFonts w:eastAsia="맑은 고딕" w:hint="eastAsia"/>
+                                <w:sz w:val="16"/>
+                                <w:szCs w:val="16"/>
+                              </w:rPr>
+                              <w:t>시</w:t>
+                            </w:r>
+                            <w:r>
+                              <w:rPr>
+                                <w:rFonts w:eastAsia="맑은 고딕" w:hint="eastAsia"/>
+                                <w:sz w:val="16"/>
+                                <w:szCs w:val="16"/>
+                              </w:rPr>
+                              <w:t xml:space="preserve"> </w:t>
+                            </w:r>
+                            <w:r>
+                              <w:rPr>
+                                <w:rFonts w:eastAsia="맑은 고딕" w:hint="eastAsia"/>
+                                <w:sz w:val="16"/>
+                                <w:szCs w:val="16"/>
+                              </w:rPr>
+                              <w:t>별도</w:t>
+                            </w:r>
+                            <w:r>
+                              <w:rPr>
+                                <w:rFonts w:eastAsia="맑은 고딕" w:hint="eastAsia"/>
+                                <w:sz w:val="16"/>
+                                <w:szCs w:val="16"/>
+                              </w:rPr>
+                              <w:t xml:space="preserve"> </w:t>
+                            </w:r>
+                            <w:r>
+                              <w:rPr>
+                                <w:rFonts w:eastAsia="맑은 고딕" w:hint="eastAsia"/>
+                                <w:sz w:val="16"/>
+                                <w:szCs w:val="16"/>
+                              </w:rPr>
+                              <w:t>기능이</w:t>
+                            </w:r>
+                            <w:r>
+                              <w:rPr>
+                                <w:rFonts w:eastAsia="맑은 고딕" w:hint="eastAsia"/>
+                                <w:sz w:val="16"/>
+                                <w:szCs w:val="16"/>
+                              </w:rPr>
+                              <w:t xml:space="preserve"> </w:t>
+                            </w:r>
+                            <w:r>
+                              <w:rPr>
+                                <w:rFonts w:eastAsia="맑은 고딕" w:hint="eastAsia"/>
+                                <w:sz w:val="16"/>
+                                <w:szCs w:val="16"/>
+                              </w:rPr>
+                              <w:t>있는</w:t>
+                            </w:r>
+                            <w:r>
+                              <w:rPr>
+                                <w:rFonts w:eastAsia="맑은 고딕" w:hint="eastAsia"/>
+                                <w:sz w:val="16"/>
+                                <w:szCs w:val="16"/>
+                              </w:rPr>
+                              <w:t xml:space="preserve"> </w:t>
+                            </w:r>
+                            <w:r>
+                              <w:rPr>
+                                <w:rFonts w:eastAsia="맑은 고딕" w:hint="eastAsia"/>
+                                <w:sz w:val="16"/>
+                                <w:szCs w:val="16"/>
+                              </w:rPr>
+                              <w:t>부분은</w:t>
+                            </w:r>
+                            <w:r>
+                              <w:rPr>
+                                <w:rFonts w:eastAsia="맑은 고딕" w:hint="eastAsia"/>
+                                <w:sz w:val="16"/>
+                                <w:szCs w:val="16"/>
+                              </w:rPr>
+                              <w:t xml:space="preserve"> </w:t>
+                            </w:r>
+                            <w:r>
+                              <w:rPr>
+                                <w:rFonts w:eastAsia="맑은 고딕" w:hint="eastAsia"/>
+                                <w:sz w:val="16"/>
+                                <w:szCs w:val="16"/>
+                              </w:rPr>
+                              <w:t>수령버튼</w:t>
+                            </w:r>
+                            <w:r>
+                              <w:rPr>
+                                <w:rFonts w:eastAsia="맑은 고딕" w:hint="eastAsia"/>
+                                <w:sz w:val="16"/>
+                                <w:szCs w:val="16"/>
+                              </w:rPr>
+                              <w:t xml:space="preserve"> </w:t>
+                            </w:r>
+                            <w:r>
+                              <w:rPr>
+                                <w:rFonts w:eastAsia="맑은 고딕" w:hint="eastAsia"/>
+                                <w:sz w:val="16"/>
+                                <w:szCs w:val="16"/>
+                              </w:rPr>
+                              <w:t>만</w:t>
+                            </w:r>
+                          </w:p>
+                        </w:txbxContent>
+                      </wps:txbx>
+                      <wps:bodyPr rot="0" spcFirstLastPara="0" vertOverflow="overflow" horzOverflow="overflow" vert="horz" wrap="square" lIns="0" tIns="0" rIns="0" bIns="0" numCol="1" spcCol="0" rtlCol="0" fromWordArt="0" anchor="t" anchorCtr="0" forceAA="0" compatLnSpc="1">
+                        <a:prstTxWarp prst="textNoShape">
+                          <a:avLst/>
+                        </a:prstTxWarp>
+                        <a:spAutoFit/>
+                      </wps:bodyPr>
+                    </wps:wsp>
+                  </a:graphicData>
+                </a:graphic>
+              </wp:anchor>
+            </w:drawing>
+          </mc:Choice>
+          <mc:Fallback>
+            <w:pict>
+              <v:shape w14:anchorId="0E8B55A4" id="Text Box 29" o:spid="_x0000_s1040" type="#_x0000_t202" style="position:absolute;left:0;text-align:left;margin-left:279.2pt;margin-top:240.8pt;width:153.75pt;height:.05pt;z-index:251703296;visibility:visible;mso-wrap-style:square;mso-wrap-distance-left:9pt;mso-wrap-distance-top:0;mso-wrap-distance-right:9pt;mso-wrap-distance-bottom:0;mso-position-horizontal:absolute;mso-position-horizontal-relative:text;mso-position-vertical:absolute;mso-position-vertical-relative:text;v-text-anchor:top" o:gfxdata="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" strokecolor="black [3213]">
+                <v:textbox style="mso-fit-shape-to-text:t" inset="0,0,0,0">
+                  <w:txbxContent>
+                    <w:p>
+                      <w:pPr>
+                        <w:pStyle w:val="a6"/>
+                        <w:rPr>
+                          <w:rFonts w:ascii="바탕" w:eastAsia="바탕" w:hAnsi="바탕" w:cs="바탕"/>
+                          <w:sz w:val="16"/>
+                          <w:szCs w:val="16"/>
+                        </w:rPr>
+                      </w:pPr>
+                      <w:r>
+                        <w:rPr>
+                          <w:rFonts w:ascii="바탕" w:eastAsia="바탕" w:hAnsi="바탕" w:cs="바탕" w:hint="eastAsia"/>
+                          <w:sz w:val="16"/>
+                          <w:szCs w:val="16"/>
+                        </w:rPr>
+                        <w:t>축적 보상 시간</w:t>
+                      </w:r>
+                    </w:p>
+                    <w:p>
+                      <w:pPr>
+                        <w:rPr>
+                          <w:rFonts w:eastAsia="맑은 고딕"/>
+                          <w:sz w:val="16"/>
+                          <w:szCs w:val="16"/>
+                        </w:rPr>
+                      </w:pPr>
+                      <w:r>
+                        <w:rPr>
+                          <w:rFonts w:eastAsia="맑은 고딕" w:hint="eastAsia"/>
+                          <w:sz w:val="16"/>
+                          <w:szCs w:val="16"/>
+                        </w:rPr>
+                        <w:t>획득</w:t>
+                      </w:r>
+                      <w:r>
+                        <w:rPr>
+                          <w:rFonts w:eastAsia="맑은 고딕" w:hint="eastAsia"/>
+                          <w:sz w:val="16"/>
+                          <w:szCs w:val="16"/>
+                        </w:rPr>
+                        <w:t xml:space="preserve"> </w:t>
+                      </w:r>
+                      <w:r>
+                        <w:rPr>
+                          <w:rFonts w:eastAsia="맑은 고딕" w:hint="eastAsia"/>
+                          <w:sz w:val="16"/>
+                          <w:szCs w:val="16"/>
+                        </w:rPr>
+                        <w:t>장비</w:t>
+                      </w:r>
+                      <w:r>
+                        <w:rPr>
+                          <w:rFonts w:eastAsia="맑은 고딕" w:hint="eastAsia"/>
+                          <w:sz w:val="16"/>
+                          <w:szCs w:val="16"/>
+                        </w:rPr>
+                        <w:t xml:space="preserve"> </w:t>
+                      </w:r>
+                      <w:r>
+                        <w:rPr>
+                          <w:rFonts w:eastAsia="맑은 고딕" w:hint="eastAsia"/>
+                          <w:sz w:val="16"/>
+                          <w:szCs w:val="16"/>
+                        </w:rPr>
+                        <w:t>및</w:t>
+                      </w:r>
+                      <w:r>
+                        <w:rPr>
+                          <w:rFonts w:eastAsia="맑은 고딕" w:hint="eastAsia"/>
+                          <w:sz w:val="16"/>
+                          <w:szCs w:val="16"/>
+                        </w:rPr>
+                        <w:t xml:space="preserve"> </w:t>
+                      </w:r>
+                      <w:proofErr w:type="spellStart"/>
+                      <w:r>
+                        <w:rPr>
+                          <w:rFonts w:eastAsia="맑은 고딕" w:hint="eastAsia"/>
+                          <w:sz w:val="16"/>
+                          <w:szCs w:val="16"/>
+                        </w:rPr>
+                        <w:t>재화량</w:t>
+                      </w:r>
+                      <w:proofErr w:type="spellEnd"/>
+                      <w:r>
+                        <w:rPr>
+                          <w:rFonts w:eastAsia="맑은 고딕" w:hint="eastAsia"/>
+                          <w:sz w:val="16"/>
+                          <w:szCs w:val="16"/>
+                        </w:rPr>
+                        <w:t xml:space="preserve"> </w:t>
+                      </w:r>
+                      <w:r>
+                        <w:rPr>
+                          <w:rFonts w:eastAsia="맑은 고딕" w:hint="eastAsia"/>
+                          <w:sz w:val="16"/>
+                          <w:szCs w:val="16"/>
+                        </w:rPr>
+                        <w:t>표시</w:t>
+                      </w:r>
+                    </w:p>
+                    <w:p>
+                      <w:pPr>
+                        <w:rPr>
+                          <w:rFonts w:eastAsia="맑은 고딕" w:hint="eastAsia"/>
+                          <w:sz w:val="16"/>
+                          <w:szCs w:val="16"/>
+                        </w:rPr>
+                      </w:pPr>
+                      <w:r>
+                        <w:rPr>
+                          <w:rFonts w:eastAsia="맑은 고딕" w:hint="eastAsia"/>
+                          <w:sz w:val="16"/>
+                          <w:szCs w:val="16"/>
+                        </w:rPr>
+                        <w:t>터치</w:t>
+                      </w:r>
+                      <w:r>
+                        <w:rPr>
+                          <w:rFonts w:eastAsia="맑은 고딕" w:hint="eastAsia"/>
+                          <w:sz w:val="16"/>
+                          <w:szCs w:val="16"/>
+                        </w:rPr>
+                        <w:t xml:space="preserve"> </w:t>
+                      </w:r>
+                      <w:r>
+                        <w:rPr>
+                          <w:rFonts w:eastAsia="맑은 고딕" w:hint="eastAsia"/>
+                          <w:sz w:val="16"/>
+                          <w:szCs w:val="16"/>
+                        </w:rPr>
+                        <w:t>시</w:t>
+                      </w:r>
+                      <w:r>
+                        <w:rPr>
+                          <w:rFonts w:eastAsia="맑은 고딕" w:hint="eastAsia"/>
+                          <w:sz w:val="16"/>
+                          <w:szCs w:val="16"/>
+                        </w:rPr>
+                        <w:t xml:space="preserve"> </w:t>
+                      </w:r>
+                      <w:r>
+                        <w:rPr>
+                          <w:rFonts w:eastAsia="맑은 고딕" w:hint="eastAsia"/>
+                          <w:sz w:val="16"/>
+                          <w:szCs w:val="16"/>
+                        </w:rPr>
+                        <w:t>별도</w:t>
+                      </w:r>
+                      <w:r>
+                        <w:rPr>
+                          <w:rFonts w:eastAsia="맑은 고딕" w:hint="eastAsia"/>
+                          <w:sz w:val="16"/>
+                          <w:szCs w:val="16"/>
+                        </w:rPr>
+                        <w:t xml:space="preserve"> </w:t>
+                      </w:r>
+                      <w:r>
+                        <w:rPr>
+                          <w:rFonts w:eastAsia="맑은 고딕" w:hint="eastAsia"/>
+                          <w:sz w:val="16"/>
+                          <w:szCs w:val="16"/>
+                        </w:rPr>
+                        <w:t>기능이</w:t>
+                      </w:r>
+                      <w:r>
+                        <w:rPr>
+                          <w:rFonts w:eastAsia="맑은 고딕" w:hint="eastAsia"/>
+                          <w:sz w:val="16"/>
+                          <w:szCs w:val="16"/>
+                        </w:rPr>
+                        <w:t xml:space="preserve"> </w:t>
+                      </w:r>
+                      <w:r>
+                        <w:rPr>
+                          <w:rFonts w:eastAsia="맑은 고딕" w:hint="eastAsia"/>
+                          <w:sz w:val="16"/>
+                          <w:szCs w:val="16"/>
+                        </w:rPr>
+                        <w:t>있는</w:t>
+                      </w:r>
+                      <w:r>
+                        <w:rPr>
+                          <w:rFonts w:eastAsia="맑은 고딕" w:hint="eastAsia"/>
+                          <w:sz w:val="16"/>
+                          <w:szCs w:val="16"/>
+                        </w:rPr>
+                        <w:t xml:space="preserve"> </w:t>
+                      </w:r>
+                      <w:r>
+                        <w:rPr>
+                          <w:rFonts w:eastAsia="맑은 고딕" w:hint="eastAsia"/>
+                          <w:sz w:val="16"/>
+                          <w:szCs w:val="16"/>
+                        </w:rPr>
+                        <w:t>부분은</w:t>
+                      </w:r>
+                      <w:r>
+                        <w:rPr>
+                          <w:rFonts w:eastAsia="맑은 고딕" w:hint="eastAsia"/>
+                          <w:sz w:val="16"/>
+                          <w:szCs w:val="16"/>
+                        </w:rPr>
+                        <w:t xml:space="preserve"> </w:t>
+                      </w:r>
+                      <w:r>
+                        <w:rPr>
+                          <w:rFonts w:eastAsia="맑은 고딕" w:hint="eastAsia"/>
+                          <w:sz w:val="16"/>
+                          <w:szCs w:val="16"/>
+                        </w:rPr>
+                        <w:t>수령버튼</w:t>
+                      </w:r>
+                      <w:r>
+                        <w:rPr>
+                          <w:rFonts w:eastAsia="맑은 고딕" w:hint="eastAsia"/>
+                          <w:sz w:val="16"/>
+                          <w:szCs w:val="16"/>
+                        </w:rPr>
+                        <w:t xml:space="preserve"> </w:t>
+                      </w:r>
+                      <w:r>
+                        <w:rPr>
+                          <w:rFonts w:eastAsia="맑은 고딕" w:hint="eastAsia"/>
+                          <w:sz w:val="16"/>
+                          <w:szCs w:val="16"/>
+                        </w:rPr>
+                        <w:t>만</w:t>
+                      </w:r>
+                    </w:p>
+                  </w:txbxContent>
+                </v:textbox>
+              </v:shape>
+            </w:pict>
+          </mc:Fallback>
+        </mc:AlternateContent>
+      </w:r>
+      <w:r>
+        <w:rPr>
+          <w:noProof/>
+        </w:rPr>
+        <mc:AlternateContent>
+          <mc:Choice Requires="wps">
+            <w:drawing>
+              <wp:anchor distT="0" distB="0" distL="114300" distR="114300" simplePos="0" relativeHeight="251699200" behindDoc="0" locked="0" layoutInCell="1" allowOverlap="1" wp14:anchorId="065B06D5" wp14:editId="2B7E9E09">
+                <wp:simplePos x="0" y="0"/>
+                <wp:positionH relativeFrom="column">
+                  <wp:posOffset>-1512294</wp:posOffset>
+                </wp:positionH>
+                <wp:positionV relativeFrom="paragraph">
+                  <wp:posOffset>3002114</wp:posOffset>
+                </wp:positionV>
+                <wp:extent cx="1963420" cy="635"/>
+                <wp:effectExtent l="0" t="0" r="0" b="0"/>
+                <wp:wrapNone/>
+                <wp:docPr id="27" name="Text Box 27"/>
+                <wp:cNvGraphicFramePr/>
+                <a:graphic xmlns:a="http://schemas.openxmlformats.org/drawingml/2006/main">
+                  <a:graphicData uri="http://schemas.microsoft.com/office/word/2010/wordprocessingShape">
+                    <wps:wsp>
+                      <wps:cNvSpPr txBox="1"/>
+                      <wps:spPr>
+                        <a:xfrm>
+                          <a:off x="0" y="0"/>
+                          <a:ext cx="1963420" cy="635"/>
+                        </a:xfrm>
+                        <a:prstGeom prst="rect">
+                          <a:avLst/>
+                        </a:prstGeom>
+                        <a:solidFill>
+                          <a:prstClr val="white"/>
+                        </a:solidFill>
+                        <a:ln>
+                          <a:noFill/>
+                        </a:ln>
+                      </wps:spPr>
+                      <wps:txbx>
+                        <w:txbxContent>
+                          <w:p>
+                            <w:pPr>
+                              <w:pStyle w:val="a6"/>
+                              <w:rPr>
+                                <w:rFonts w:eastAsia="맑은 고딕"/>
+                                <w:noProof/>
+                                <w:sz w:val="28"/>
+                                <w:szCs w:val="28"/>
+                              </w:rPr>
+                            </w:pPr>
+                            <w:r>
+                              <w:rPr>
+                                <w:rFonts w:ascii="바탕" w:eastAsia="바탕" w:hAnsi="바탕" w:cs="바탕" w:hint="eastAsia"/>
+                              </w:rPr>
+                              <w:t>그림</w:t>
+                            </w:r>
+                            <w:r>
+                              <w:t xml:space="preserve"> </w:t>
+                            </w:r>
+                            <w:r>
+                              <w:fldChar w:fldCharType="begin"/>
+                            </w:r>
+                            <w:r>
+                              <w:instrText xml:space="preserve"> SEQ </w:instrText>
+                            </w:r>
+                            <w:r>
+                              <w:instrText>그림</w:instrText>
+                            </w:r>
+                            <w:r>
+                              <w:instrText xml:space="preserve"> \* ARABIC </w:instrText>
+                            </w:r>
+                            <w:r>
+                              <w:fldChar w:fldCharType="separate"/>
+                            </w:r>
+                            <w:r>
+                              <w:rPr>
+                                <w:noProof/>
+                              </w:rPr>
+                              <w:t>1</w:t>
+                            </w:r>
+                            <w:r>
+                              <w:fldChar w:fldCharType="end"/>
+                            </w:r>
+                          </w:p>
+                        </w:txbxContent>
+                      </wps:txbx>
+                      <wps:bodyPr rot="0" spcFirstLastPara="0" vertOverflow="overflow" horzOverflow="overflow" vert="horz" wrap="square" lIns="0" tIns="0" rIns="0" bIns="0" numCol="1" spcCol="0" rtlCol="0" fromWordArt="0" anchor="t" anchorCtr="0" forceAA="0" compatLnSpc="1">
+                        <a:prstTxWarp prst="textNoShape">
+                          <a:avLst/>
+                        </a:prstTxWarp>
+                        <a:spAutoFit/>
+                      </wps:bodyPr>
+                    </wps:wsp>
+                  </a:graphicData>
+                </a:graphic>
+              </wp:anchor>
+            </w:drawing>
+          </mc:Choice>
+          <mc:Fallback>
+            <w:pict>
+              <v:shape w14:anchorId="065B06D5" id="Text Box 27" o:spid="_x0000_s1041" type="#_x0000_t202" style="position:absolute;left:0;text-align:left;margin-left:-119.1pt;margin-top:236.4pt;width:154.6pt;height:.05pt;z-index:251699200;visibility:visible;mso-wrap-style:square;mso-wrap-distance-left:9pt;mso-wrap-distance-top:0;mso-wrap-distance-right:9pt;mso-wrap-distance-bottom:0;mso-position-horizontal:absolute;mso-position-horizontal-relative:text;mso-position-vertical:absolute;mso-position-vertical-relative:text;v-text-anchor:top" o:gfxdata="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" stroked="f">
+                <v:textbox style="mso-fit-shape-to-text:t" inset="0,0,0,0">
+                  <w:txbxContent>
+                    <w:p>
+                      <w:pPr>
+                        <w:pStyle w:val="a6"/>
+                        <w:rPr>
+                          <w:rFonts w:eastAsia="맑은 고딕"/>
+                          <w:noProof/>
+                          <w:sz w:val="28"/>
+                          <w:szCs w:val="28"/>
+                        </w:rPr>
+                      </w:pPr>
+                      <w:r>
+                        <w:rPr>
+                          <w:rFonts w:ascii="바탕" w:eastAsia="바탕" w:hAnsi="바탕" w:cs="바탕" w:hint="eastAsia"/>
+                        </w:rPr>
+                        <w:t>그림</w:t>
+                      </w:r>
+                      <w:r>
+                        <w:t xml:space="preserve"> </w:t>
+                      </w:r>
+                      <w:r>
+                        <w:fldChar w:fldCharType="begin"/>
+                      </w:r>
+                      <w:r>
+                        <w:instrText xml:space="preserve"> SEQ </w:instrText>
+                      </w:r>
+                      <w:r>
+                        <w:instrText>그림</w:instrText>
+                      </w:r>
+                      <w:r>
+                        <w:instrText xml:space="preserve"> \* ARABIC </w:instrText>
+                      </w:r>
+                      <w:r>
+                        <w:fldChar w:fldCharType="separate"/>
+                      </w:r>
+                      <w:r>
+                        <w:rPr>
+                          <w:noProof/>
+                        </w:rPr>
+                        <w:t>1</w:t>
+                      </w:r>
+                      <w:r>
+                        <w:fldChar w:fldCharType="end"/>
+                      </w:r>
+                    </w:p>
+                  </w:txbxContent>
+                </v:textbox>
+              </v:shape>
+            </w:pict>
+          </mc:Fallback>
+        </mc:AlternateContent>
+      </w:r>
+      <w:r>
+        <w:rPr>
+          <w:rFonts w:eastAsia="맑은 고딕" w:hint="eastAsia"/>
+          <w:noProof/>
+          <w:sz w:val="28"/>
+          <w:szCs w:val="28"/>
+        </w:rPr>
+        <mc:AlternateContent>
+          <mc:Choice Requires="wps">
+            <w:drawing>
+              <wp:anchor distT="0" distB="0" distL="114300" distR="114300" simplePos="0" relativeHeight="251684864" behindDoc="0" locked="0" layoutInCell="1" allowOverlap="1" wp14:anchorId="373D2126" wp14:editId="172F546B">
+                <wp:simplePos x="0" y="0"/>
+                <wp:positionH relativeFrom="column">
+                  <wp:posOffset>1437779</wp:posOffset>
+                </wp:positionH>
+                <wp:positionV relativeFrom="paragraph">
+                  <wp:posOffset>2381001</wp:posOffset>
+                </wp:positionV>
+                <wp:extent cx="1963641" cy="294005"/>
+                <wp:effectExtent l="0" t="0" r="17780" b="10795"/>
+                <wp:wrapNone/>
+                <wp:docPr id="19" name="타원 19"/>
+                <wp:cNvGraphicFramePr/>
+                <a:graphic xmlns:a="http://schemas.openxmlformats.org/drawingml/2006/main">
+                  <a:graphicData uri="http://schemas.microsoft.com/office/word/2010/wordprocessingShape">
+                    <wps:wsp>
+                      <wps:cNvSpPr/>
+                      <wps:spPr>
+                        <a:xfrm>
+                          <a:off x="0" y="0"/>
+                          <a:ext cx="1963641" cy="294005"/>
+                        </a:xfrm>
+                        <a:prstGeom prst="ellipse">
+                          <a:avLst/>
+                        </a:prstGeom>
+                        <a:noFill/>
+                      </wps:spPr>
+                      <wps:style>
+                        <a:lnRef idx="2">
+                          <a:schemeClr val="accent1">
+                            <a:shade val="50000"/>
+                          </a:schemeClr>
+                        </a:lnRef>
+                        <a:fillRef idx="1">
+                          <a:schemeClr val="accent1"/>
+                        </a:fillRef>
+                        <a:effectRef idx="0">
+                          <a:schemeClr val="accent1"/>
+                        </a:effectRef>
+                        <a:fontRef idx="minor">
+                          <a:schemeClr val="lt1"/>
+                        </a:fontRef>
+                      </wps:style>
+                      <wps:bodyPr rot="0" spcFirstLastPara="0" vertOverflow="overflow" horzOverflow="overflow" vert="horz" wrap="square" lIns="91440" tIns="45720" rIns="91440" bIns="45720" numCol="1" spcCol="0" rtlCol="0" fromWordArt="0" anchor="ctr" anchorCtr="0" forceAA="0" compatLnSpc="1">
+                        <a:prstTxWarp prst="textNoShape">
+                          <a:avLst/>
+                        </a:prstTxWarp>
+                        <a:noAutofit/>
+                      </wps:bodyPr>
+                    </wps:wsp>
+                  </a:graphicData>
+                </a:graphic>
+                <wp14:sizeRelH relativeFrom="margin">
+                  <wp14:pctWidth>0</wp14:pctWidth>
+                </wp14:sizeRelH>
+                <wp14:sizeRelV relativeFrom="margin">
+                  <wp14:pctHeight>0</wp14:pctHeight>
+                </wp14:sizeRelV>
+              </wp:anchor>
+            </w:drawing>
+          </mc:Choice>
+          <mc:Fallback>
+            <w:pict>
+              <v:oval w14:anchorId="1EBBEE3B" id="타원 19" o:spid="_x0000_s1026" style="position:absolute;left:0;text-align:left;margin-left:113.2pt;margin-top:187.5pt;width:154.6pt;height:23.15pt;z-index:251684864;visibility:visible;mso-wrap-style:square;mso-width-percent:0;mso-height-percent:0;mso-wrap-distance-left:9pt;mso-wrap-distance-top:0;mso-wrap-distance-right:9pt;mso-wrap-distance-bottom:0;mso-position-horizontal:absolute;mso-position-horizontal-relative:text;mso-position-vertical:absolute;mso-position-vertical-relative:text;mso-width-percent:0;mso-height-percent:0;mso-width-relative:margin;mso-height-relative:margin;v-text-anchor:middle" o:gfxdata="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" filled="f" strokecolor="#773f04 [1604]" strokeweight="1pt">
+                <v:stroke joinstyle="miter"/>
+              </v:oval>
+            </w:pict>
+          </mc:Fallback>
+        </mc:AlternateContent>
+      </w:r>
+      <w:r>
+        <w:rPr>
+          <w:noProof/>
+        </w:rPr>
+        <mc:AlternateContent>
+          <mc:Choice Requires="wps">
+            <w:drawing>
+              <wp:anchor distT="0" distB="0" distL="114300" distR="114300" simplePos="0" relativeHeight="251697152" behindDoc="0" locked="0" layoutInCell="1" allowOverlap="1" wp14:anchorId="0CC18676" wp14:editId="7994CC8F">
+                <wp:simplePos x="0" y="0"/>
+                <wp:positionH relativeFrom="column">
+                  <wp:posOffset>3482670</wp:posOffset>
+                </wp:positionH>
+                <wp:positionV relativeFrom="paragraph">
+                  <wp:posOffset>568159</wp:posOffset>
+                </wp:positionV>
+                <wp:extent cx="1391479" cy="635"/>
+                <wp:effectExtent l="0" t="0" r="18415" b="13335"/>
+                <wp:wrapNone/>
+                <wp:docPr id="26" name="Text Box 26"/>
+                <wp:cNvGraphicFramePr/>
+                <a:graphic xmlns:a="http://schemas.openxmlformats.org/drawingml/2006/main">
+                  <a:graphicData uri="http://schemas.microsoft.com/office/word/2010/wordprocessingShape">
+                    <wps:wsp>
+                      <wps:cNvSpPr txBox="1"/>
+                      <wps:spPr>
+                        <a:xfrm>
+                          <a:off x="0" y="0"/>
+                          <a:ext cx="1391479" cy="635"/>
+                        </a:xfrm>
+                        <a:prstGeom prst="rect">
+                          <a:avLst/>
+                        </a:prstGeom>
+                        <a:solidFill>
+                          <a:prstClr val="white"/>
+                        </a:solidFill>
+                        <a:ln>
+                          <a:solidFill>
+                            <a:schemeClr val="tx1"/>
+                          </a:solidFill>
+                        </a:ln>
+                      </wps:spPr>
+                      <wps:txbx>
+                        <w:txbxContent>
+                          <w:p>
+                            <w:pPr>
+                              <w:pStyle w:val="a6"/>
+                              <w:rPr>
+                                <w:rFonts w:hint="eastAsia"/>
+                                <w:noProof/>
+                              </w:rPr>
+                            </w:pPr>
+                            <w:proofErr w:type="spellStart"/>
+                            <w:r>
+                              <w:rPr>
+                                <w:rFonts w:ascii="바탕" w:eastAsia="바탕" w:hAnsi="바탕" w:cs="바탕" w:hint="eastAsia"/>
+                              </w:rPr>
+                              <w:t>터치시</w:t>
+                            </w:r>
+                            <w:proofErr w:type="spellEnd"/>
+                            <w:r>
+                              <w:rPr>
+                                <w:rFonts w:ascii="바탕" w:eastAsia="바탕" w:hAnsi="바탕" w:cs="바탕" w:hint="eastAsia"/>
+                              </w:rPr>
+                              <w:t xml:space="preserve"> 아래에 작은 창으로 현재 골드 </w:t>
+                            </w:r>
+                            <w:proofErr w:type="spellStart"/>
+                            <w:r>
+                              <w:rPr>
+                                <w:rFonts w:ascii="바탕" w:eastAsia="바탕" w:hAnsi="바탕" w:cs="바탕" w:hint="eastAsia"/>
+                              </w:rPr>
+                              <w:t>숫자랑</w:t>
+                            </w:r>
+                            <w:proofErr w:type="spellEnd"/>
+                            <w:r>
+                              <w:rPr>
+                                <w:rFonts w:ascii="바탕" w:eastAsia="바탕" w:hAnsi="바탕" w:cs="바탕" w:hint="eastAsia"/>
+                              </w:rPr>
+                              <w:t xml:space="preserve"> 수급 량</w:t>
+                            </w:r>
+                            <w:r>
+                              <w:rPr>
+                                <w:rFonts w:ascii="바탕" w:eastAsia="바탕" w:hAnsi="바탕" w:cs="바탕" w:hint="eastAsia"/>
+                              </w:rPr>
+                              <w:t xml:space="preserve"> 표시</w:t>
+                            </w:r>
+                          </w:p>
+                        </w:txbxContent>
+                      </wps:txbx>
+                      <wps:bodyPr rot="0" spcFirstLastPara="0" vertOverflow="overflow" horzOverflow="overflow" vert="horz" wrap="square" lIns="0" tIns="0" rIns="0" bIns="0" numCol="1" spcCol="0" rtlCol="0" fromWordArt="0" anchor="t" anchorCtr="0" forceAA="0" compatLnSpc="1">
+                        <a:prstTxWarp prst="textNoShape">
+                          <a:avLst/>
+                        </a:prstTxWarp>
+                        <a:spAutoFit/>
+                      </wps:bodyPr>
+                    </wps:wsp>
+                  </a:graphicData>
+                </a:graphic>
+                <wp14:sizeRelH relativeFrom="margin">
+                  <wp14:pctWidth>0</wp14:pctWidth>
+                </wp14:sizeRelH>
+              </wp:anchor>
+            </w:drawing>
+          </mc:Choice>
+          <mc:Fallback>
+            <w:pict>
+              <v:shape w14:anchorId="0CC18676" id="Text Box 26" o:spid="_x0000_s1042" type="#_x0000_t202" style="position:absolute;left:0;text-align:left;margin-left:274.25pt;margin-top:44.75pt;width:109.55pt;height:.05pt;z-index:251697152;visibility:visible;mso-wrap-style:square;mso-width-percent:0;mso-wrap-distance-left:9pt;mso-wrap-distance-top:0;mso-wrap-distance-right:9pt;mso-wrap-distance-bottom:0;mso-position-horizontal:absolute;mso-position-horizontal-relative:text;mso-position-vertical:absolute;mso-position-vertical-relative:text;mso-width-percent:0;mso-width-relative:margin;v-text-anchor:top" o:gfxdata="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" strokecolor="black [3213]">
+                <v:textbox style="mso-fit-shape-to-text:t" inset="0,0,0,0">
+                  <w:txbxContent>
+                    <w:p>
+                      <w:pPr>
+                        <w:pStyle w:val="a6"/>
+                        <w:rPr>
+                          <w:rFonts w:hint="eastAsia"/>
+                          <w:noProof/>
+                        </w:rPr>
+                      </w:pPr>
+                      <w:proofErr w:type="spellStart"/>
+                      <w:r>
+                        <w:rPr>
+                          <w:rFonts w:ascii="바탕" w:eastAsia="바탕" w:hAnsi="바탕" w:cs="바탕" w:hint="eastAsia"/>
+                        </w:rPr>
+                        <w:t>터치시</w:t>
+                      </w:r>
+                      <w:proofErr w:type="spellEnd"/>
+                      <w:r>
+                        <w:rPr>
+                          <w:rFonts w:ascii="바탕" w:eastAsia="바탕" w:hAnsi="바탕" w:cs="바탕" w:hint="eastAsia"/>
+                        </w:rPr>
+                        <w:t xml:space="preserve"> 아래에 작은 창으로 현재 골드 </w:t>
+                      </w:r>
+                      <w:proofErr w:type="spellStart"/>
+                      <w:r>
+                        <w:rPr>
+                          <w:rFonts w:ascii="바탕" w:eastAsia="바탕" w:hAnsi="바탕" w:cs="바탕" w:hint="eastAsia"/>
+                        </w:rPr>
+                        <w:t>숫자랑</w:t>
+                      </w:r>
+                      <w:proofErr w:type="spellEnd"/>
+                      <w:r>
+                        <w:rPr>
+                          <w:rFonts w:ascii="바탕" w:eastAsia="바탕" w:hAnsi="바탕" w:cs="바탕" w:hint="eastAsia"/>
+                        </w:rPr>
+                        <w:t xml:space="preserve"> 수급 량</w:t>
+                      </w:r>
+                      <w:r>
+                        <w:rPr>
+                          <w:rFonts w:ascii="바탕" w:eastAsia="바탕" w:hAnsi="바탕" w:cs="바탕" w:hint="eastAsia"/>
+                        </w:rPr>
+                        <w:t xml:space="preserve"> 표시</w:t>
+                      </w:r>
+                    </w:p>
+                  </w:txbxContent>
+                </v:textbox>
+              </v:shape>
+            </w:pict>
+          </mc:Fallback>
+        </mc:AlternateContent>
+      </w:r>
+      <w:r>
+        <w:rPr>
+          <w:noProof/>
+        </w:rPr>
+        <mc:AlternateContent>
+          <mc:Choice Requires="wps">
+            <w:drawing>
+              <wp:anchor distT="0" distB="0" distL="114300" distR="114300" simplePos="0" relativeHeight="251691008" behindDoc="0" locked="0" layoutInCell="1" allowOverlap="1" wp14:anchorId="5D467995" wp14:editId="1997AB0E">
+                <wp:simplePos x="0" y="0"/>
+                <wp:positionH relativeFrom="column">
+                  <wp:posOffset>667910</wp:posOffset>
+                </wp:positionH>
+                <wp:positionV relativeFrom="paragraph">
+                  <wp:posOffset>504548</wp:posOffset>
+                </wp:positionV>
+                <wp:extent cx="628154" cy="675861"/>
+                <wp:effectExtent l="0" t="0" r="19685" b="10160"/>
+                <wp:wrapNone/>
+                <wp:docPr id="23" name="Text Box 23"/>
+                <wp:cNvGraphicFramePr/>
+                <a:graphic xmlns:a="http://schemas.openxmlformats.org/drawingml/2006/main">
+                  <a:graphicData uri="http://schemas.microsoft.com/office/word/2010/wordprocessingShape">
+                    <wps:wsp>
+                      <wps:cNvSpPr txBox="1"/>
+                      <wps:spPr>
+                        <a:xfrm>
+                          <a:off x="0" y="0"/>
+                          <a:ext cx="628154" cy="675861"/>
+                        </a:xfrm>
+                        <a:prstGeom prst="rect">
+                          <a:avLst/>
+                        </a:prstGeom>
+                        <a:solidFill>
+                          <a:prstClr val="white"/>
+                        </a:solidFill>
+                        <a:ln>
+                          <a:solidFill>
+                            <a:schemeClr val="tx1"/>
+                          </a:solidFill>
+                        </a:ln>
+                      </wps:spPr>
+                      <wps:txbx>
+                        <w:txbxContent>
+                          <w:p>
+                            <w:pPr>
+                              <w:pStyle w:val="a6"/>
+                              <w:rPr>
+                                <w:rFonts w:ascii="바탕" w:eastAsia="바탕" w:hAnsi="바탕" w:cs="바탕"/>
+                                <w:sz w:val="16"/>
+                                <w:szCs w:val="16"/>
+                              </w:rPr>
+                            </w:pPr>
+                            <w:r>
+                              <w:rPr>
+                                <w:rFonts w:ascii="바탕" w:eastAsia="바탕" w:hAnsi="바탕" w:cs="바탕" w:hint="eastAsia"/>
+                                <w:sz w:val="16"/>
+                                <w:szCs w:val="16"/>
+                              </w:rPr>
+                              <w:t>터치 시 접고 열기 가능</w:t>
+                            </w:r>
+                          </w:p>
+                          <w:p>
+                            <w:pPr>
+                              <w:rPr>
+                                <w:rFonts w:eastAsia="맑은 고딕" w:hint="eastAsia"/>
+                                <w:sz w:val="16"/>
+                                <w:szCs w:val="16"/>
+                              </w:rPr>
+                            </w:pPr>
+                            <w:r>
+                              <w:rPr>
+                                <w:rFonts w:eastAsia="맑은 고딕" w:hint="eastAsia"/>
+                                <w:sz w:val="16"/>
+                                <w:szCs w:val="16"/>
+                              </w:rPr>
+                              <w:t>반투명</w:t>
+                            </w:r>
+                          </w:p>
+                        </w:txbxContent>
+                      </wps:txbx>
+                      <wps:bodyPr rot="0" spcFirstLastPara="0" vertOverflow="overflow" horzOverflow="overflow" vert="horz" wrap="square" lIns="0" tIns="0" rIns="0" bIns="0" numCol="1" spcCol="0" rtlCol="0" fromWordArt="0" anchor="t" anchorCtr="0" forceAA="0" compatLnSpc="1">
+                        <a:prstTxWarp prst="textNoShape">
+                          <a:avLst/>
+                        </a:prstTxWarp>
+                        <a:noAutofit/>
+                      </wps:bodyPr>
+                    </wps:wsp>
+                  </a:graphicData>
+                </a:graphic>
+                <wp14:sizeRelH relativeFrom="margin">
+                  <wp14:pctWidth>0</wp14:pctWidth>
+                </wp14:sizeRelH>
+                <wp14:sizeRelV relativeFrom="margin">
+                  <wp14:pctHeight>0</wp14:pctHeight>
+                </wp14:sizeRelV>
+              </wp:anchor>
+            </w:drawing>
+          </mc:Choice>
+          <mc:Fallback>
+            <w:pict>
+              <v:shape w14:anchorId="5D467995" id="Text Box 23" o:spid="_x0000_s1043" type="#_x0000_t202" style="position:absolute;left:0;text-align:left;margin-left:52.6pt;margin-top:39.75pt;width:49.45pt;height:53.2pt;z-index:251691008;visibility:visible;mso-wrap-style:square;mso-width-percent:0;mso-height-percent:0;mso-wrap-distance-left:9pt;mso-wrap-distance-top:0;mso-wrap-distance-right:9pt;mso-wrap-distance-bottom:0;mso-position-horizontal:absolute;mso-position-horizontal-relative:text;mso-position-vertical:absolute;mso-position-vertical-relative:text;mso-width-percent:0;mso-height-percent:0;mso-width-relative:margin;mso-height-relative:margin;v-text-anchor:top" o:gfxdata="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" strokecolor="black [3213]">
+                <v:textbox inset="0,0,0,0">
+                  <w:txbxContent>
+                    <w:p>
+                      <w:pPr>
+                        <w:pStyle w:val="a6"/>
+                        <w:rPr>
+                          <w:rFonts w:ascii="바탕" w:eastAsia="바탕" w:hAnsi="바탕" w:cs="바탕"/>
+                          <w:sz w:val="16"/>
+                          <w:szCs w:val="16"/>
+                        </w:rPr>
+                      </w:pPr>
+                      <w:r>
+                        <w:rPr>
+                          <w:rFonts w:ascii="바탕" w:eastAsia="바탕" w:hAnsi="바탕" w:cs="바탕" w:hint="eastAsia"/>
+                          <w:sz w:val="16"/>
+                          <w:szCs w:val="16"/>
+                        </w:rPr>
+                        <w:t>터치 시 접고 열기 가능</w:t>
+                      </w:r>
+                    </w:p>
+                    <w:p>
+                      <w:pPr>
+                        <w:rPr>
+                          <w:rFonts w:eastAsia="맑은 고딕" w:hint="eastAsia"/>
+                          <w:sz w:val="16"/>
+                          <w:szCs w:val="16"/>
+                        </w:rPr>
+                      </w:pPr>
+                      <w:r>
+                        <w:rPr>
+                          <w:rFonts w:eastAsia="맑은 고딕" w:hint="eastAsia"/>
+                          <w:sz w:val="16"/>
+                          <w:szCs w:val="16"/>
+                        </w:rPr>
+                        <w:t>반투명</w:t>
+                      </w:r>
+                    </w:p>
+                  </w:txbxContent>
+                </v:textbox>
+              </v:shape>
+            </w:pict>
+          </mc:Fallback>
+        </mc:AlternateContent>
+      </w:r>
+      <w:r>
+        <w:rPr>
+          <w:noProof/>
+        </w:rPr>
+        <mc:AlternateContent>
+          <mc:Choice Requires="wps">
+            <w:drawing>
+              <wp:anchor distT="0" distB="0" distL="114300" distR="114300" simplePos="0" relativeHeight="251688960" behindDoc="0" locked="0" layoutInCell="1" allowOverlap="1" wp14:anchorId="55078E8F" wp14:editId="64B008B3">
+                <wp:simplePos x="0" y="0"/>
+                <wp:positionH relativeFrom="column">
+                  <wp:posOffset>691763</wp:posOffset>
+                </wp:positionH>
+                <wp:positionV relativeFrom="paragraph">
+                  <wp:posOffset>11568</wp:posOffset>
+                </wp:positionV>
+                <wp:extent cx="628154" cy="397565"/>
+                <wp:effectExtent l="0" t="0" r="19685" b="21590"/>
+                <wp:wrapNone/>
+                <wp:docPr id="22" name="Text Box 22"/>
+                <wp:cNvGraphicFramePr/>
+                <a:graphic xmlns:a="http://schemas.openxmlformats.org/drawingml/2006/main">
+                  <a:graphicData uri="http://schemas.microsoft.com/office/word/2010/wordprocessingShape">
+                    <wps:wsp>
+                      <wps:cNvSpPr txBox="1"/>
+                      <wps:spPr>
+                        <a:xfrm>
+                          <a:off x="0" y="0"/>
+                          <a:ext cx="628154" cy="397565"/>
+                        </a:xfrm>
+                        <a:prstGeom prst="rect">
+                          <a:avLst/>
+                        </a:prstGeom>
+                        <a:solidFill>
+                          <a:prstClr val="white"/>
+                        </a:solidFill>
+                        <a:ln>
+                          <a:solidFill>
+                            <a:schemeClr val="tx1"/>
+                          </a:solidFill>
+                        </a:ln>
+                      </wps:spPr>
+                      <wps:txbx>
+                        <w:txbxContent>
+                          <w:p>
+                            <w:pPr>
+                              <w:pStyle w:val="a6"/>
+                              <w:rPr>
+                                <w:rFonts w:eastAsia="맑은 고딕" w:hint="eastAsia"/>
+                                <w:noProof/>
+                                <w:sz w:val="20"/>
+                                <w:szCs w:val="20"/>
+                              </w:rPr>
+                            </w:pPr>
+                            <w:r>
+                              <w:rPr>
+                                <w:rFonts w:ascii="바탕" w:eastAsia="바탕" w:hAnsi="바탕" w:cs="바탕" w:hint="eastAsia"/>
+                                <w:sz w:val="16"/>
+                                <w:szCs w:val="12"/>
+                              </w:rPr>
+                              <w:t>클릭 시 별도창으로 상세 정보</w:t>
+                            </w:r>
+                          </w:p>
+                        </w:txbxContent>
+                      </wps:txbx>
+                      <wps:bodyPr rot="0" spcFirstLastPara="0" vertOverflow="overflow" horzOverflow="overflow" vert="horz" wrap="square" lIns="0" tIns="0" rIns="0" bIns="0" numCol="1" spcCol="0" rtlCol="0" fromWordArt="0" anchor="t" anchorCtr="0" forceAA="0" compatLnSpc="1">
+                        <a:prstTxWarp prst="textNoShape">
+                          <a:avLst/>
+                        </a:prstTxWarp>
+                        <a:noAutofit/>
+                      </wps:bodyPr>
+                    </wps:wsp>
+                  </a:graphicData>
+                </a:graphic>
+                <wp14:sizeRelH relativeFrom="margin">
+                  <wp14:pctWidth>0</wp14:pctWidth>
+                </wp14:sizeRelH>
+                <wp14:sizeRelV relativeFrom="margin">
+                  <wp14:pctHeight>0</wp14:pctHeight>
+                </wp14:sizeRelV>
+              </wp:anchor>
+            </w:drawing>
+          </mc:Choice>
+          <mc:Fallback>
+            <w:pict>
+              <v:shape w14:anchorId="55078E8F" id="Text Box 22" o:spid="_x0000_s1044" type="#_x0000_t202" style="position:absolute;left:0;text-align:left;margin-left:54.45pt;margin-top:.9pt;width:49.45pt;height:31.3pt;z-index:251688960;visibility:visible;mso-wrap-style:square;mso-width-percent:0;mso-height-percent:0;mso-wrap-distance-left:9pt;mso-wrap-distance-top:0;mso-wrap-distance-right:9pt;mso-wrap-distance-bottom:0;mso-position-horizontal:absolute;mso-position-horizontal-relative:text;mso-position-vertical:absolute;mso-position-vertical-relative:text;mso-width-percent:0;mso-height-percent:0;mso-width-relative:margin;mso-height-relative:margin;v-text-anchor:top" o:gfxdata="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" strokecolor="black [3213]">
+                <v:textbox inset="0,0,0,0">
+                  <w:txbxContent>
+                    <w:p>
+                      <w:pPr>
+                        <w:pStyle w:val="a6"/>
+                        <w:rPr>
+                          <w:rFonts w:eastAsia="맑은 고딕" w:hint="eastAsia"/>
+                          <w:noProof/>
+                          <w:sz w:val="20"/>
+                          <w:szCs w:val="20"/>
+                        </w:rPr>
+                      </w:pPr>
+                      <w:r>
+                        <w:rPr>
+                          <w:rFonts w:ascii="바탕" w:eastAsia="바탕" w:hAnsi="바탕" w:cs="바탕" w:hint="eastAsia"/>
+                          <w:sz w:val="16"/>
+                          <w:szCs w:val="12"/>
+                        </w:rPr>
+                        <w:t>클릭 시 별도창으로 상세 정보</w:t>
+                      </w:r>
+                    </w:p>
+                  </w:txbxContent>
+                </v:textbox>
+              </v:shape>
+            </w:pict>
+          </mc:Fallback>
+        </mc:AlternateContent>
+      </w:r>
+      <w:r>
+        <w:rPr>
+          <w:rFonts w:eastAsia="맑은 고딕" w:hint="eastAsia"/>
+          <w:noProof/>
+          <w:sz w:val="28"/>
+          <w:szCs w:val="28"/>
+        </w:rPr>
+        <mc:AlternateContent>
+          <mc:Choice Requires="wps">
+            <w:drawing>
+              <wp:anchor distT="0" distB="0" distL="114300" distR="114300" simplePos="0" relativeHeight="251686912" behindDoc="0" locked="0" layoutInCell="1" allowOverlap="1" wp14:anchorId="243B7AF9" wp14:editId="355814C3">
+                <wp:simplePos x="0" y="0"/>
+                <wp:positionH relativeFrom="column">
+                  <wp:posOffset>1423283</wp:posOffset>
+                </wp:positionH>
+                <wp:positionV relativeFrom="paragraph">
+                  <wp:posOffset>2707060</wp:posOffset>
+                </wp:positionV>
+                <wp:extent cx="1952625" cy="1097280"/>
+                <wp:effectExtent l="0" t="0" r="28575" b="26670"/>
+                <wp:wrapNone/>
+                <wp:docPr id="21" name="타원 21"/>
+                <wp:cNvGraphicFramePr/>
+                <a:graphic xmlns:a="http://schemas.openxmlformats.org/drawingml/2006/main">
+                  <a:graphicData uri="http://schemas.microsoft.com/office/word/2010/wordprocessingShape">
+                    <wps:wsp>
+                      <wps:cNvSpPr/>
+                      <wps:spPr>
+                        <a:xfrm>
+                          <a:off x="0" y="0"/>
+                          <a:ext cx="1952625" cy="1097280"/>
+                        </a:xfrm>
+                        <a:prstGeom prst="ellipse">
+                          <a:avLst/>
+                        </a:prstGeom>
+                        <a:noFill/>
+                      </wps:spPr>
+                      <wps:style>
+                        <a:lnRef idx="2">
+                          <a:schemeClr val="accent1">
+                            <a:shade val="50000"/>
+                          </a:schemeClr>
+                        </a:lnRef>
+                        <a:fillRef idx="1">
+                          <a:schemeClr val="accent1"/>
+                        </a:fillRef>
+                        <a:effectRef idx="0">
+                          <a:schemeClr val="accent1"/>
+                        </a:effectRef>
+                        <a:fontRef idx="minor">
+                          <a:schemeClr val="lt1"/>
+                        </a:fontRef>
+                      </wps:style>
+                      <wps:bodyPr rot="0" spcFirstLastPara="0" vertOverflow="overflow" horzOverflow="overflow" vert="horz" wrap="square" lIns="91440" tIns="45720" rIns="91440" bIns="45720" numCol="1" spcCol="0" rtlCol="0" fromWordArt="0" anchor="ctr" anchorCtr="0" forceAA="0" compatLnSpc="1">
+                        <a:prstTxWarp prst="textNoShape">
+                          <a:avLst/>
+                        </a:prstTxWarp>
+                        <a:noAutofit/>
+                      </wps:bodyPr>
+                    </wps:wsp>
+                  </a:graphicData>
+                </a:graphic>
+                <wp14:sizeRelH relativeFrom="margin">
+                  <wp14:pctWidth>0</wp14:pctWidth>
+                </wp14:sizeRelH>
+                <wp14:sizeRelV relativeFrom="margin">
+                  <wp14:pctHeight>0</wp14:pctHeight>
+                </wp14:sizeRelV>
+              </wp:anchor>
+            </w:drawing>
+          </mc:Choice>
+          <mc:Fallback>
+            <w:pict>
+              <v:oval w14:anchorId="5FE9C57A" id="타원 21" o:spid="_x0000_s1026" style="position:absolute;left:0;text-align:left;margin-left:112.05pt;margin-top:213.15pt;width:153.75pt;height:86.4pt;z-index:251686912;visibility:visible;mso-wrap-style:square;mso-width-percent:0;mso-height-percent:0;mso-wrap-distance-left:9pt;mso-wrap-distance-top:0;mso-wrap-distance-right:9pt;mso-wrap-distance-bottom:0;mso-position-horizontal:absolute;mso-position-horizontal-relative:text;mso-position-vertical:absolute;mso-position-vertical-relative:text;mso-width-percent:0;mso-height-percent:0;mso-width-relative:margin;mso-height-relative:margin;v-text-anchor:middle" o:gfxdata="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" filled="f" strokecolor="#773f04 [1604]" strokeweight="1pt">
+                <v:stroke joinstyle="miter"/>
+              </v:oval>
+            </w:pict>
+          </mc:Fallback>
+        </mc:AlternateContent>
+      </w:r>
+      <w:r>
+        <w:rPr>
+          <w:rFonts w:eastAsia="맑은 고딕" w:hint="eastAsia"/>
+          <w:noProof/>
+          <w:sz w:val="28"/>
+          <w:szCs w:val="28"/>
+        </w:rPr>
+        <mc:AlternateContent>
+          <mc:Choice Requires="wps">
+            <w:drawing>
+              <wp:anchor distT="0" distB="0" distL="114300" distR="114300" simplePos="0" relativeHeight="251682816" behindDoc="0" locked="0" layoutInCell="1" allowOverlap="1" wp14:anchorId="528E51AD" wp14:editId="50409A91">
+                <wp:simplePos x="0" y="0"/>
+                <wp:positionH relativeFrom="column">
+                  <wp:posOffset>1391478</wp:posOffset>
+                </wp:positionH>
+                <wp:positionV relativeFrom="paragraph">
+                  <wp:posOffset>361425</wp:posOffset>
+                </wp:positionV>
+                <wp:extent cx="580446" cy="675640"/>
+                <wp:effectExtent l="0" t="0" r="10160" b="10160"/>
+                <wp:wrapNone/>
+                <wp:docPr id="18" name="타원 18"/>
+                <wp:cNvGraphicFramePr/>
+                <a:graphic xmlns:a="http://schemas.openxmlformats.org/drawingml/2006/main">
+                  <a:graphicData uri="http://schemas.microsoft.com/office/word/2010/wordprocessingShape">
+                    <wps:wsp>
+                      <wps:cNvSpPr/>
+                      <wps:spPr>
+                        <a:xfrm>
+                          <a:off x="0" y="0"/>
+                          <a:ext cx="580446" cy="675640"/>
+                        </a:xfrm>
+                        <a:prstGeom prst="ellipse">
+                          <a:avLst/>
+                        </a:prstGeom>
+                        <a:noFill/>
+                      </wps:spPr>
+                      <wps:style>
+                        <a:lnRef idx="2">
+                          <a:schemeClr val="accent1">
+                            <a:shade val="50000"/>
+                          </a:schemeClr>
+                        </a:lnRef>
+                        <a:fillRef idx="1">
+                          <a:schemeClr val="accent1"/>
+                        </a:fillRef>
+                        <a:effectRef idx="0">
+                          <a:schemeClr val="accent1"/>
+                        </a:effectRef>
+                        <a:fontRef idx="minor">
+                          <a:schemeClr val="lt1"/>
+                        </a:fontRef>
+                      </wps:style>
+                      <wps:bodyPr rot="0" spcFirstLastPara="0" vertOverflow="overflow" horzOverflow="overflow" vert="horz" wrap="square" lIns="91440" tIns="45720" rIns="91440" bIns="45720" numCol="1" spcCol="0" rtlCol="0" fromWordArt="0" anchor="ctr" anchorCtr="0" forceAA="0" compatLnSpc="1">
+                        <a:prstTxWarp prst="textNoShape">
+                          <a:avLst/>
+                        </a:prstTxWarp>
+                        <a:noAutofit/>
+                      </wps:bodyPr>
+                    </wps:wsp>
+                  </a:graphicData>
+                </a:graphic>
+                <wp14:sizeRelV relativeFrom="margin">
+                  <wp14:pctHeight>0</wp14:pctHeight>
+                </wp14:sizeRelV>
+              </wp:anchor>
+            </w:drawing>
+          </mc:Choice>
+          <mc:Fallback>
+            <w:pict>
+              <v:oval w14:anchorId="42757DCC" id="타원 18" o:spid="_x0000_s1026" style="position:absolute;left:0;text-align:left;margin-left:109.55pt;margin-top:28.45pt;width:45.7pt;height:53.2pt;z-index:251682816;visibility:visible;mso-wrap-style:square;mso-height-percent:0;mso-wrap-distance-left:9pt;mso-wrap-distance-top:0;mso-wrap-distance-right:9pt;mso-wrap-distance-bottom:0;mso-position-horizontal:absolute;mso-position-horizontal-relative:text;mso-position-vertical:absolute;mso-position-vertical-relative:text;mso-height-percent:0;mso-height-relative:margin;v-text-anchor:middle" o:gfxdata="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" filled="f" strokecolor="#773f04 [1604]" strokeweight="1pt">
+                <v:stroke joinstyle="miter"/>
+              </v:oval>
+            </w:pict>
+          </mc:Fallback>
+        </mc:AlternateContent>
+      </w:r>
+      <w:r>
+        <w:rPr>
+          <w:rFonts w:eastAsia="맑은 고딕" w:hint="eastAsia"/>
+          <w:noProof/>
+          <w:sz w:val="28"/>
+          <w:szCs w:val="28"/>
+        </w:rPr>
+        <mc:AlternateContent>
+          <mc:Choice Requires="wps">
+            <w:drawing>
+              <wp:anchor distT="0" distB="0" distL="114300" distR="114300" simplePos="0" relativeHeight="251680768" behindDoc="0" locked="0" layoutInCell="1" allowOverlap="1" wp14:anchorId="424DCC3E" wp14:editId="14110598">
+                <wp:simplePos x="0" y="0"/>
+                <wp:positionH relativeFrom="column">
+                  <wp:posOffset>2949933</wp:posOffset>
+                </wp:positionH>
+                <wp:positionV relativeFrom="paragraph">
+                  <wp:posOffset>273961</wp:posOffset>
+                </wp:positionV>
+                <wp:extent cx="508883" cy="294198"/>
+                <wp:effectExtent l="0" t="0" r="24765" b="10795"/>
+                <wp:wrapNone/>
+                <wp:docPr id="17" name="타원 17"/>
+                <wp:cNvGraphicFramePr/>
+                <a:graphic xmlns:a="http://schemas.openxmlformats.org/drawingml/2006/main">
+                  <a:graphicData uri="http://schemas.microsoft.com/office/word/2010/wordprocessingShape">
+                    <wps:wsp>
+                      <wps:cNvSpPr/>
+                      <wps:spPr>
+                        <a:xfrm>
+                          <a:off x="0" y="0"/>
+                          <a:ext cx="508883" cy="294198"/>
+                        </a:xfrm>
+                        <a:prstGeom prst="ellipse">
+                          <a:avLst/>
+                        </a:prstGeom>
+                        <a:noFill/>
+                      </wps:spPr>
+                      <wps:style>
+                        <a:lnRef idx="2">
+                          <a:schemeClr val="accent1">
+                            <a:shade val="50000"/>
+                          </a:schemeClr>
+                        </a:lnRef>
+                        <a:fillRef idx="1">
+                          <a:schemeClr val="accent1"/>
+                        </a:fillRef>
+                        <a:effectRef idx="0">
+                          <a:schemeClr val="accent1"/>
+                        </a:effectRef>
+                        <a:fontRef idx="minor">
+                          <a:schemeClr val="lt1"/>
+                        </a:fontRef>
+                      </wps:style>
+                      <wps:bodyPr rot="0" spcFirstLastPara="0" vertOverflow="overflow" horzOverflow="overflow" vert="horz" wrap="square" lIns="91440" tIns="45720" rIns="91440" bIns="45720" numCol="1" spcCol="0" rtlCol="0" fromWordArt="0" anchor="ctr" anchorCtr="0" forceAA="0" compatLnSpc="1">
+                        <a:prstTxWarp prst="textNoShape">
+                          <a:avLst/>
+                        </a:prstTxWarp>
+                        <a:noAutofit/>
+                      </wps:bodyPr>
+                    </wps:wsp>
+                  </a:graphicData>
+                </a:graphic>
+                <wp14:sizeRelH relativeFrom="margin">
+                  <wp14:pctWidth>0</wp14:pctWidth>
+                </wp14:sizeRelH>
+                <wp14:sizeRelV relativeFrom="margin">
+                  <wp14:pctHeight>0</wp14:pctHeight>
+                </wp14:sizeRelV>
+              </wp:anchor>
+            </w:drawing>
+          </mc:Choice>
+          <mc:Fallback>
+            <w:pict>
+              <v:oval w14:anchorId="0AC3ABCF" id="타원 17" o:spid="_x0000_s1026" style="position:absolute;left:0;text-align:left;margin-left:232.3pt;margin-top:21.55pt;width:40.05pt;height:23.15pt;z-index:251680768;visibility:visible;mso-wrap-style:square;mso-width-percent:0;mso-height-percent:0;mso-wrap-distance-left:9pt;mso-wrap-distance-top:0;mso-wrap-distance-right:9pt;mso-wrap-distance-bottom:0;mso-position-horizontal:absolute;mso-position-horizontal-relative:text;mso-position-vertical:absolute;mso-position-vertical-relative:text;mso-width-percent:0;mso-height-percent:0;mso-width-relative:margin;mso-height-relative:margin;v-text-anchor:middle" o:gfxdata="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" filled="f" strokecolor="#773f04 [1604]" strokeweight="1pt">
+                <v:stroke joinstyle="miter"/>
+              </v:oval>
+            </w:pict>
+          </mc:Fallback>
+        </mc:AlternateContent>
+      </w:r>
+      <w:r>
+        <w:rPr>
+          <w:rFonts w:eastAsia="맑은 고딕" w:hint="eastAsia"/>
+          <w:noProof/>
+          <w:sz w:val="28"/>
+          <w:szCs w:val="28"/>
+        </w:rPr>
+        <mc:AlternateContent>
+          <mc:Choice Requires="wps">
+            <w:drawing>
+              <wp:anchor distT="0" distB="0" distL="114300" distR="114300" simplePos="0" relativeHeight="251678720" behindDoc="0" locked="0" layoutInCell="1" allowOverlap="1" wp14:anchorId="5BCB5F26" wp14:editId="1D94CC17">
+                <wp:simplePos x="0" y="0"/>
+                <wp:positionH relativeFrom="column">
+                  <wp:posOffset>3148717</wp:posOffset>
+                </wp:positionH>
+                <wp:positionV relativeFrom="paragraph">
+                  <wp:posOffset>11568</wp:posOffset>
+                </wp:positionV>
+                <wp:extent cx="253309" cy="294198"/>
+                <wp:effectExtent l="0" t="0" r="13970" b="10795"/>
+                <wp:wrapNone/>
+                <wp:docPr id="16" name="타원 16"/>
+                <wp:cNvGraphicFramePr/>
+                <a:graphic xmlns:a="http://schemas.openxmlformats.org/drawingml/2006/main">
+                  <a:graphicData uri="http://schemas.microsoft.com/office/word/2010/wordprocessingShape">
+                    <wps:wsp>
+                      <wps:cNvSpPr/>
+                      <wps:spPr>
+                        <a:xfrm>
+                          <a:off x="0" y="0"/>
+                          <a:ext cx="253309" cy="294198"/>
+                        </a:xfrm>
+                        <a:prstGeom prst="ellipse">
+                          <a:avLst/>
+                        </a:prstGeom>
+                        <a:noFill/>
+                      </wps:spPr>
+                      <wps:style>
+                        <a:lnRef idx="2">
+                          <a:schemeClr val="accent1">
+                            <a:shade val="50000"/>
+                          </a:schemeClr>
+                        </a:lnRef>
+                        <a:fillRef idx="1">
+                          <a:schemeClr val="accent1"/>
+                        </a:fillRef>
+                        <a:effectRef idx="0">
+                          <a:schemeClr val="accent1"/>
+                        </a:effectRef>
+                        <a:fontRef idx="minor">
+                          <a:schemeClr val="lt1"/>
+                        </a:fontRef>
+                      </wps:style>
+                      <wps:bodyPr rot="0" spcFirstLastPara="0" vertOverflow="overflow" horzOverflow="overflow" vert="horz" wrap="square" lIns="91440" tIns="45720" rIns="91440" bIns="45720" numCol="1" spcCol="0" rtlCol="0" fromWordArt="0" anchor="ctr" anchorCtr="0" forceAA="0" compatLnSpc="1">
+                        <a:prstTxWarp prst="textNoShape">
+                          <a:avLst/>
+                        </a:prstTxWarp>
+                        <a:noAutofit/>
+                      </wps:bodyPr>
+                    </wps:wsp>
+                  </a:graphicData>
+                </a:graphic>
+                <wp14:sizeRelH relativeFrom="margin">
+                  <wp14:pctWidth>0</wp14:pctWidth>
+                </wp14:sizeRelH>
+                <wp14:sizeRelV relativeFrom="margin">
+                  <wp14:pctHeight>0</wp14:pctHeight>
+                </wp14:sizeRelV>
+              </wp:anchor>
+            </w:drawing>
+          </mc:Choice>
+          <mc:Fallback>
+            <w:pict>
+              <v:oval w14:anchorId="1F9F427B" id="타원 16" o:spid="_x0000_s1026" style="position:absolute;left:0;text-align:left;margin-left:247.95pt;margin-top:.9pt;width:19.95pt;height:23.15pt;z-index:251678720;visibility:visible;mso-wrap-style:square;mso-width-percent:0;mso-height-percent:0;mso-wrap-distance-left:9pt;mso-wrap-distance-top:0;mso-wrap-distance-right:9pt;mso-wrap-distance-bottom:0;mso-position-horizontal:absolute;mso-position-horizontal-relative:text;mso-position-vertical:absolute;mso-position-vertical-relative:text;mso-width-percent:0;mso-height-percent:0;mso-width-relative:margin;mso-height-relative:margin;v-text-anchor:middle" o:gfxdata="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" filled="f" strokecolor="#773f04 [1604]" strokeweight="1pt">
+                <v:stroke joinstyle="miter"/>
+              </v:oval>
+            </w:pict>
+          </mc:Fallback>
+        </mc:AlternateContent>
+      </w:r>
+      <w:r>
+        <w:rPr>
+          <w:rFonts w:eastAsia="맑은 고딕" w:hint="eastAsia"/>
+          <w:noProof/>
+          <w:sz w:val="28"/>
+          <w:szCs w:val="28"/>
+        </w:rPr>
+        <mc:AlternateContent>
+          <mc:Choice Requires="wps">
+            <w:drawing>
+              <wp:anchor distT="0" distB="0" distL="114300" distR="114300" simplePos="0" relativeHeight="251676672" behindDoc="0" locked="0" layoutInCell="1" allowOverlap="1" wp14:anchorId="5BFEC2C0" wp14:editId="7EEA5862">
+                <wp:simplePos x="0" y="0"/>
+                <wp:positionH relativeFrom="column">
+                  <wp:posOffset>2051436</wp:posOffset>
+                </wp:positionH>
+                <wp:positionV relativeFrom="paragraph">
+                  <wp:posOffset>11568</wp:posOffset>
+                </wp:positionV>
+                <wp:extent cx="755373" cy="492980"/>
+                <wp:effectExtent l="0" t="0" r="26035" b="21590"/>
+                <wp:wrapNone/>
+                <wp:docPr id="15" name="타원 15"/>
+                <wp:cNvGraphicFramePr/>
+                <a:graphic xmlns:a="http://schemas.openxmlformats.org/drawingml/2006/main">
+                  <a:graphicData uri="http://schemas.microsoft.com/office/word/2010/wordprocessingShape">
+                    <wps:wsp>
+                      <wps:cNvSpPr/>
+                      <wps:spPr>
+                        <a:xfrm>
+                          <a:off x="0" y="0"/>
+                          <a:ext cx="755373" cy="492980"/>
+                        </a:xfrm>
+                        <a:prstGeom prst="ellipse">
+                          <a:avLst/>
+                        </a:prstGeom>
+                        <a:noFill/>
+                      </wps:spPr>
+                      <wps:style>
+                        <a:lnRef idx="2">
+                          <a:schemeClr val="accent1">
+                            <a:shade val="50000"/>
+                          </a:schemeClr>
+                        </a:lnRef>
+                        <a:fillRef idx="1">
+                          <a:schemeClr val="accent1"/>
+                        </a:fillRef>
+                        <a:effectRef idx="0">
+                          <a:schemeClr val="accent1"/>
+                        </a:effectRef>
+                        <a:fontRef idx="minor">
+                          <a:schemeClr val="lt1"/>
+                        </a:fontRef>
+                      </wps:style>
+                      <wps:bodyPr rot="0" spcFirstLastPara="0" vertOverflow="overflow" horzOverflow="overflow" vert="horz" wrap="square" lIns="91440" tIns="45720" rIns="91440" bIns="45720" numCol="1" spcCol="0" rtlCol="0" fromWordArt="0" anchor="ctr" anchorCtr="0" forceAA="0" compatLnSpc="1">
+                        <a:prstTxWarp prst="textNoShape">
+                          <a:avLst/>
+                        </a:prstTxWarp>
+                        <a:noAutofit/>
+                      </wps:bodyPr>
+                    </wps:wsp>
+                  </a:graphicData>
+                </a:graphic>
+                <wp14:sizeRelH relativeFrom="margin">
+                  <wp14:pctWidth>0</wp14:pctWidth>
+                </wp14:sizeRelH>
+              </wp:anchor>
+            </w:drawing>
+          </mc:Choice>
+          <mc:Fallback>
+            <w:pict>
+              <v:oval w14:anchorId="7F3B6BEA" id="타원 15" o:spid="_x0000_s1026" style="position:absolute;left:0;text-align:left;margin-left:161.55pt;margin-top:.9pt;width:59.5pt;height:38.8pt;z-index:251676672;visibility:visible;mso-wrap-style:square;mso-width-percent:0;mso-wrap-distance-left:9pt;mso-wrap-distance-top:0;mso-wrap-distance-right:9pt;mso-wrap-distance-bottom:0;mso-position-horizontal:absolute;mso-position-horizontal-relative:text;mso-position-vertical:absolute;mso-position-vertical-relative:text;mso-width-percent:0;mso-width-relative:margin;v-text-anchor:middle" o:gfxdata="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" filled="f" strokecolor="#773f04 [1604]" strokeweight="1pt">
+                <v:stroke joinstyle="miter"/>
+              </v:oval>
+            </w:pict>
+          </mc:Fallback>
+        </mc:AlternateContent>
+      </w:r>
+      <w:r>
+        <w:rPr>
+          <w:rFonts w:eastAsia="맑은 고딕"/>
+          <w:noProof/>
+          <w:sz w:val="28"/>
+          <w:szCs w:val="28"/>
+        </w:rPr>
+        <w:drawing>
+          <wp:inline distT="0" distB="0" distL="0" distR="0" wp14:anchorId="3825B33B" wp14:editId="58C21C43">
+            <wp:extent cx="1952898" cy="4115374"/>
+            <wp:effectExtent l="0" t="0" r="9525" b="0"/>
+            <wp:docPr id="12" name="그림 12"/>
+            <wp:cNvGraphicFramePr>
+              <a:graphicFrameLocks xmlns:a="http://schemas.openxmlformats.org/drawingml/2006/main" noChangeAspect="1"/>
+            </wp:cNvGraphicFramePr>
+            <a:graphic xmlns:a="http://schemas.openxmlformats.org/drawingml/2006/main">
+              <a:graphicData uri="http://schemas.openxmlformats.org/drawingml/2006/picture">
+                <pic:pic xmlns:pic="http://schemas.openxmlformats.org/drawingml/2006/picture">
+                  <pic:nvPicPr>
+                    <pic:cNvPr id="12" name="기본 화면 레퍼런스 자료.png"/>
+                    <pic:cNvPicPr/>
+                  </pic:nvPicPr>
+                  <pic:blipFill>
+                    <a:blip r:embed="rId11">
+                      <a:extLst>
+                        <a:ext uri="{28A0092B-C50C-407E-A947-70E740481C1C}">
+                          <a14:useLocalDpi xmlns:a14="http://schemas.microsoft.com/office/drawing/2010/main" val="0"/>
+                        </a:ext>
+                      </a:extLst>
+                    </a:blip>
+                    <a:stretch>
+                      <a:fillRect/>
+                    </a:stretch>
+                  </pic:blipFill>
+                  <pic:spPr>
+                    <a:xfrm>
+                      <a:off x="0" y="0"/>
+                      <a:ext cx="1952898" cy="4115374"/>
+                    </a:xfrm>
+                    <a:prstGeom prst="rect">
+                      <a:avLst/>
+                    </a:prstGeom>
+                  </pic:spPr>
+                </pic:pic>
+              </a:graphicData>
+            </a:graphic>
+          </wp:inline>
+        </w:drawing>
+      </w:r>
+    </w:p>
+    <w:p>
+      <w:pPr>
+        <w:rPr>
           <w:rFonts w:eastAsia="맑은 고딕"/>
           <w:sz w:val="28"/>
           <w:szCs w:val="28"/>
@@ -4146,6 +6842,1427 @@
     <w:p>
       <w:pPr>
         <w:rPr>
+          <w:rFonts w:eastAsia="맑은 고딕" w:hint="eastAsia"/>
+          <w:sz w:val="28"/>
+          <w:szCs w:val="28"/>
+        </w:rPr>
+      </w:pPr>
+      <w:r>
+        <w:rPr>
+          <w:noProof/>
+        </w:rPr>
+        <mc:AlternateContent>
+          <mc:Choice Requires="wps">
+            <w:drawing>
+              <wp:anchor distT="0" distB="0" distL="114300" distR="114300" simplePos="0" relativeHeight="251706368" behindDoc="0" locked="0" layoutInCell="1" allowOverlap="1" wp14:anchorId="215866A8" wp14:editId="6B6016B7">
+                <wp:simplePos x="0" y="0"/>
+                <wp:positionH relativeFrom="column">
+                  <wp:posOffset>176143</wp:posOffset>
+                </wp:positionH>
+                <wp:positionV relativeFrom="paragraph">
+                  <wp:posOffset>413302</wp:posOffset>
+                </wp:positionV>
+                <wp:extent cx="4277801" cy="23854"/>
+                <wp:effectExtent l="0" t="0" r="27940" b="33655"/>
+                <wp:wrapNone/>
+                <wp:docPr id="50065569" name="직선 연결선 50065569"/>
+                <wp:cNvGraphicFramePr/>
+                <a:graphic xmlns:a="http://schemas.openxmlformats.org/drawingml/2006/main">
+                  <a:graphicData uri="http://schemas.microsoft.com/office/word/2010/wordprocessingShape">
+                    <wps:wsp>
+                      <wps:cNvCnPr/>
+                      <wps:spPr>
+                        <a:xfrm flipV="1">
+                          <a:off x="0" y="0"/>
+                          <a:ext cx="4277801" cy="23854"/>
+                        </a:xfrm>
+                        <a:prstGeom prst="line">
+                          <a:avLst/>
+                        </a:prstGeom>
+                      </wps:spPr>
+                      <wps:style>
+                        <a:lnRef idx="1">
+                          <a:schemeClr val="accent1"/>
+                        </a:lnRef>
+                        <a:fillRef idx="0">
+                          <a:schemeClr val="accent1"/>
+                        </a:fillRef>
+                        <a:effectRef idx="0">
+                          <a:schemeClr val="accent1"/>
+                        </a:effectRef>
+                        <a:fontRef idx="minor">
+                          <a:schemeClr val="tx1"/>
+                        </a:fontRef>
+                      </wps:style>
+                      <wps:bodyPr/>
+                    </wps:wsp>
+                  </a:graphicData>
+                </a:graphic>
+              </wp:anchor>
+            </w:drawing>
+          </mc:Choice>
+          <mc:Fallback>
+            <w:pict>
+              <v:line w14:anchorId="051B0536" id="직선 연결선 50065569" o:spid="_x0000_s1026" style="position:absolute;left:0;text-align:left;flip:y;z-index:251706368;visibility:visible;mso-wrap-style:square;mso-wrap-distance-left:9pt;mso-wrap-distance-top:0;mso-wrap-distance-right:9pt;mso-wrap-distance-bottom:0;mso-position-horizontal:absolute;mso-position-horizontal-relative:text;mso-position-vertical:absolute;mso-position-vertical-relative:text" from="13.85pt,32.55pt" to="350.7pt,34.45pt" o:gfxdata="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" strokecolor="#f07f09 [3204]" strokeweight=".5pt">
+                <v:stroke joinstyle="miter"/>
+              </v:line>
+            </w:pict>
+          </mc:Fallback>
+        </mc:AlternateContent>
+      </w:r>
+      <w:r>
+        <w:rPr>
+          <w:rFonts w:eastAsia="맑은 고딕" w:hint="eastAsia"/>
+          <w:sz w:val="28"/>
+          <w:szCs w:val="28"/>
+        </w:rPr>
+        <w:t>&lt;</w:t>
+      </w:r>
+      <w:r>
+        <w:rPr>
+          <w:rFonts w:eastAsia="맑은 고딕" w:hint="eastAsia"/>
+          <w:sz w:val="28"/>
+          <w:szCs w:val="28"/>
+        </w:rPr>
+        <w:t>캐릭터</w:t>
+      </w:r>
+      <w:r>
+        <w:rPr>
+          <w:rFonts w:eastAsia="맑은 고딕" w:hint="eastAsia"/>
+          <w:sz w:val="28"/>
+          <w:szCs w:val="28"/>
+        </w:rPr>
+        <w:t xml:space="preserve"> </w:t>
+      </w:r>
+      <w:r>
+        <w:rPr>
+          <w:rFonts w:eastAsia="맑은 고딕" w:hint="eastAsia"/>
+          <w:sz w:val="28"/>
+          <w:szCs w:val="28"/>
+        </w:rPr>
+        <w:t>컨텐츠</w:t>
+      </w:r>
+      <w:r>
+        <w:rPr>
+          <w:rFonts w:eastAsia="맑은 고딕" w:hint="eastAsia"/>
+          <w:sz w:val="28"/>
+          <w:szCs w:val="28"/>
+        </w:rPr>
+        <w:t xml:space="preserve"> </w:t>
+      </w:r>
+      <w:r>
+        <w:rPr>
+          <w:rFonts w:eastAsia="맑은 고딕" w:hint="eastAsia"/>
+          <w:sz w:val="28"/>
+          <w:szCs w:val="28"/>
+        </w:rPr>
+        <w:t>화면</w:t>
+      </w:r>
+      <w:r>
+        <w:rPr>
+          <w:rFonts w:eastAsia="맑은 고딕" w:hint="eastAsia"/>
+          <w:sz w:val="28"/>
+          <w:szCs w:val="28"/>
+        </w:rPr>
+        <w:t xml:space="preserve"> </w:t>
+      </w:r>
+      <w:r>
+        <w:rPr>
+          <w:rFonts w:eastAsia="맑은 고딕" w:hint="eastAsia"/>
+          <w:sz w:val="28"/>
+          <w:szCs w:val="28"/>
+        </w:rPr>
+        <w:t>예시</w:t>
+      </w:r>
+      <w:r>
+        <w:rPr>
+          <w:rFonts w:eastAsia="맑은 고딕" w:hint="eastAsia"/>
+          <w:sz w:val="28"/>
+          <w:szCs w:val="28"/>
+        </w:rPr>
+        <w:t>&gt;</w:t>
+      </w:r>
+    </w:p>
+    <w:p>
+      <w:pPr>
+        <w:ind w:firstLineChars="1000" w:firstLine="2200"/>
+        <w:rPr>
+          <w:rFonts w:eastAsia="맑은 고딕"/>
+          <w:sz w:val="28"/>
+          <w:szCs w:val="28"/>
+        </w:rPr>
+      </w:pPr>
+      <w:r>
+        <w:rPr>
+          <w:noProof/>
+        </w:rPr>
+        <mc:AlternateContent>
+          <mc:Choice Requires="wps">
+            <w:drawing>
+              <wp:anchor distT="0" distB="0" distL="114300" distR="114300" simplePos="0" relativeHeight="251725824" behindDoc="0" locked="0" layoutInCell="1" allowOverlap="1" wp14:anchorId="118BEB35" wp14:editId="2E7568D3">
+                <wp:simplePos x="0" y="0"/>
+                <wp:positionH relativeFrom="column">
+                  <wp:posOffset>1041621</wp:posOffset>
+                </wp:positionH>
+                <wp:positionV relativeFrom="paragraph">
+                  <wp:posOffset>479535</wp:posOffset>
+                </wp:positionV>
+                <wp:extent cx="898276" cy="238540"/>
+                <wp:effectExtent l="0" t="0" r="16510" b="28575"/>
+                <wp:wrapNone/>
+                <wp:docPr id="50065584" name="직선 연결선 50065584"/>
+                <wp:cNvGraphicFramePr/>
+                <a:graphic xmlns:a="http://schemas.openxmlformats.org/drawingml/2006/main">
+                  <a:graphicData uri="http://schemas.microsoft.com/office/word/2010/wordprocessingShape">
+                    <wps:wsp>
+                      <wps:cNvCnPr/>
+                      <wps:spPr>
+                        <a:xfrm flipH="1">
+                          <a:off x="0" y="0"/>
+                          <a:ext cx="898276" cy="238540"/>
+                        </a:xfrm>
+                        <a:prstGeom prst="line">
+                          <a:avLst/>
+                        </a:prstGeom>
+                      </wps:spPr>
+                      <wps:style>
+                        <a:lnRef idx="1">
+                          <a:schemeClr val="accent1"/>
+                        </a:lnRef>
+                        <a:fillRef idx="0">
+                          <a:schemeClr val="accent1"/>
+                        </a:fillRef>
+                        <a:effectRef idx="0">
+                          <a:schemeClr val="accent1"/>
+                        </a:effectRef>
+                        <a:fontRef idx="minor">
+                          <a:schemeClr val="tx1"/>
+                        </a:fontRef>
+                      </wps:style>
+                      <wps:bodyPr/>
+                    </wps:wsp>
+                  </a:graphicData>
+                </a:graphic>
+                <wp14:sizeRelH relativeFrom="margin">
+                  <wp14:pctWidth>0</wp14:pctWidth>
+                </wp14:sizeRelH>
+                <wp14:sizeRelV relativeFrom="margin">
+                  <wp14:pctHeight>0</wp14:pctHeight>
+                </wp14:sizeRelV>
+              </wp:anchor>
+            </w:drawing>
+          </mc:Choice>
+          <mc:Fallback>
+            <w:pict>
+              <v:line w14:anchorId="369F46D9" id="직선 연결선 50065584" o:spid="_x0000_s1026" style="position:absolute;left:0;text-align:left;flip:x;z-index:251725824;visibility:visible;mso-wrap-style:square;mso-width-percent:0;mso-height-percent:0;mso-wrap-distance-left:9pt;mso-wrap-distance-top:0;mso-wrap-distance-right:9pt;mso-wrap-distance-bottom:0;mso-position-horizontal:absolute;mso-position-horizontal-relative:text;mso-position-vertical:absolute;mso-position-vertical-relative:text;mso-width-percent:0;mso-height-percent:0;mso-width-relative:margin;mso-height-relative:margin" from="82pt,37.75pt" to="152.75pt,56.55pt" o:gfxdata="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" strokecolor="#f07f09 [3204]" strokeweight=".5pt">
+                <v:stroke joinstyle="miter"/>
+              </v:line>
+            </w:pict>
+          </mc:Fallback>
+        </mc:AlternateContent>
+      </w:r>
+      <w:r>
+        <w:rPr>
+          <w:noProof/>
+        </w:rPr>
+        <mc:AlternateContent>
+          <mc:Choice Requires="wps">
+            <w:drawing>
+              <wp:anchor distT="0" distB="0" distL="114300" distR="114300" simplePos="0" relativeHeight="251716608" behindDoc="0" locked="0" layoutInCell="1" allowOverlap="1" wp14:anchorId="692BC5D1" wp14:editId="62CE42C8">
+                <wp:simplePos x="0" y="0"/>
+                <wp:positionH relativeFrom="column">
+                  <wp:posOffset>428625</wp:posOffset>
+                </wp:positionH>
+                <wp:positionV relativeFrom="paragraph">
+                  <wp:posOffset>724563</wp:posOffset>
+                </wp:positionV>
+                <wp:extent cx="842838" cy="492981"/>
+                <wp:effectExtent l="0" t="0" r="14605" b="21590"/>
+                <wp:wrapNone/>
+                <wp:docPr id="50065575" name="Text Box 50065575"/>
+                <wp:cNvGraphicFramePr/>
+                <a:graphic xmlns:a="http://schemas.openxmlformats.org/drawingml/2006/main">
+                  <a:graphicData uri="http://schemas.microsoft.com/office/word/2010/wordprocessingShape">
+                    <wps:wsp>
+                      <wps:cNvSpPr txBox="1"/>
+                      <wps:spPr>
+                        <a:xfrm>
+                          <a:off x="0" y="0"/>
+                          <a:ext cx="842838" cy="492981"/>
+                        </a:xfrm>
+                        <a:prstGeom prst="rect">
+                          <a:avLst/>
+                        </a:prstGeom>
+                        <a:solidFill>
+                          <a:prstClr val="white"/>
+                        </a:solidFill>
+                        <a:ln>
+                          <a:solidFill>
+                            <a:schemeClr val="tx1"/>
+                          </a:solidFill>
+                        </a:ln>
+                      </wps:spPr>
+                      <wps:txbx>
+                        <w:txbxContent>
+                          <w:p>
+                            <w:pPr>
+                              <w:pStyle w:val="a6"/>
+                              <w:rPr>
+                                <w:rFonts w:ascii="맑은 고딕" w:eastAsia="맑은 고딕" w:hAnsi="맑은 고딕" w:cs="바탕"/>
+                                <w:i w:val="0"/>
+                                <w:iCs w:val="0"/>
+                                <w:sz w:val="16"/>
+                                <w:szCs w:val="12"/>
+                              </w:rPr>
+                            </w:pPr>
+                            <w:r>
+                              <w:rPr>
+                                <w:rFonts w:ascii="맑은 고딕" w:eastAsia="맑은 고딕" w:hAnsi="맑은 고딕" w:cs="바탕" w:hint="eastAsia"/>
+                                <w:i w:val="0"/>
+                                <w:iCs w:val="0"/>
+                                <w:sz w:val="16"/>
+                                <w:szCs w:val="12"/>
+                              </w:rPr>
+                              <w:t>캐릭터 유형 설명</w:t>
+                            </w:r>
+                          </w:p>
+                          <w:p>
+                            <w:pPr>
+                              <w:spacing w:line="240" w:lineRule="auto"/>
+                              <w:rPr>
+                                <w:rFonts w:ascii="맑은 고딕" w:eastAsia="맑은 고딕" w:hAnsi="맑은 고딕" w:hint="eastAsia"/>
+                                <w:sz w:val="16"/>
+                                <w:szCs w:val="16"/>
+                              </w:rPr>
+                            </w:pPr>
+                            <w:r>
+                              <w:rPr>
+                                <w:rFonts w:ascii="맑은 고딕" w:eastAsia="맑은 고딕" w:hAnsi="맑은 고딕" w:hint="eastAsia"/>
+                                <w:sz w:val="16"/>
+                                <w:szCs w:val="16"/>
+                              </w:rPr>
+                              <w:t>별도 기능 없음</w:t>
+                            </w:r>
+                          </w:p>
+                        </w:txbxContent>
+                      </wps:txbx>
+                      <wps:bodyPr rot="0" spcFirstLastPara="0" vertOverflow="overflow" horzOverflow="overflow" vert="horz" wrap="square" lIns="0" tIns="0" rIns="0" bIns="0" numCol="1" spcCol="0" rtlCol="0" fromWordArt="0" anchor="t" anchorCtr="0" forceAA="0" compatLnSpc="1">
+                        <a:prstTxWarp prst="textNoShape">
+                          <a:avLst/>
+                        </a:prstTxWarp>
+                        <a:noAutofit/>
+                      </wps:bodyPr>
+                    </wps:wsp>
+                  </a:graphicData>
+                </a:graphic>
+                <wp14:sizeRelH relativeFrom="margin">
+                  <wp14:pctWidth>0</wp14:pctWidth>
+                </wp14:sizeRelH>
+                <wp14:sizeRelV relativeFrom="margin">
+                  <wp14:pctHeight>0</wp14:pctHeight>
+                </wp14:sizeRelV>
+              </wp:anchor>
+            </w:drawing>
+          </mc:Choice>
+          <mc:Fallback>
+            <w:pict>
+              <v:shape w14:anchorId="692BC5D1" id="Text Box 50065575" o:spid="_x0000_s1045" type="#_x0000_t202" style="position:absolute;left:0;text-align:left;margin-left:33.75pt;margin-top:57.05pt;width:66.35pt;height:38.8pt;z-index:251716608;visibility:visible;mso-wrap-style:square;mso-width-percent:0;mso-height-percent:0;mso-wrap-distance-left:9pt;mso-wrap-distance-top:0;mso-wrap-distance-right:9pt;mso-wrap-distance-bottom:0;mso-position-horizontal:absolute;mso-position-horizontal-relative:text;mso-position-vertical:absolute;mso-position-vertical-relative:text;mso-width-percent:0;mso-height-percent:0;mso-width-relative:margin;mso-height-relative:margin;v-text-anchor:top" o:gfxdata="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" strokecolor="black [3213]">
+                <v:textbox inset="0,0,0,0">
+                  <w:txbxContent>
+                    <w:p>
+                      <w:pPr>
+                        <w:pStyle w:val="a6"/>
+                        <w:rPr>
+                          <w:rFonts w:ascii="맑은 고딕" w:eastAsia="맑은 고딕" w:hAnsi="맑은 고딕" w:cs="바탕"/>
+                          <w:i w:val="0"/>
+                          <w:iCs w:val="0"/>
+                          <w:sz w:val="16"/>
+                          <w:szCs w:val="12"/>
+                        </w:rPr>
+                      </w:pPr>
+                      <w:r>
+                        <w:rPr>
+                          <w:rFonts w:ascii="맑은 고딕" w:eastAsia="맑은 고딕" w:hAnsi="맑은 고딕" w:cs="바탕" w:hint="eastAsia"/>
+                          <w:i w:val="0"/>
+                          <w:iCs w:val="0"/>
+                          <w:sz w:val="16"/>
+                          <w:szCs w:val="12"/>
+                        </w:rPr>
+                        <w:t>캐릭터 유형 설명</w:t>
+                      </w:r>
+                    </w:p>
+                    <w:p>
+                      <w:pPr>
+                        <w:spacing w:line="240" w:lineRule="auto"/>
+                        <w:rPr>
+                          <w:rFonts w:ascii="맑은 고딕" w:eastAsia="맑은 고딕" w:hAnsi="맑은 고딕" w:hint="eastAsia"/>
+                          <w:sz w:val="16"/>
+                          <w:szCs w:val="16"/>
+                        </w:rPr>
+                      </w:pPr>
+                      <w:r>
+                        <w:rPr>
+                          <w:rFonts w:ascii="맑은 고딕" w:eastAsia="맑은 고딕" w:hAnsi="맑은 고딕" w:hint="eastAsia"/>
+                          <w:sz w:val="16"/>
+                          <w:szCs w:val="16"/>
+                        </w:rPr>
+                        <w:t>별도 기능 없음</w:t>
+                      </w:r>
+                    </w:p>
+                  </w:txbxContent>
+                </v:textbox>
+              </v:shape>
+            </w:pict>
+          </mc:Fallback>
+        </mc:AlternateContent>
+      </w:r>
+      <w:r>
+        <w:rPr>
+          <w:noProof/>
+        </w:rPr>
+        <mc:AlternateContent>
+          <mc:Choice Requires="wps">
+            <w:drawing>
+              <wp:anchor distT="0" distB="0" distL="114300" distR="114300" simplePos="0" relativeHeight="251728896" behindDoc="0" locked="0" layoutInCell="1" allowOverlap="1" wp14:anchorId="34630604" wp14:editId="02365E88">
+                <wp:simplePos x="0" y="0"/>
+                <wp:positionH relativeFrom="column">
+                  <wp:posOffset>3275937</wp:posOffset>
+                </wp:positionH>
+                <wp:positionV relativeFrom="paragraph">
+                  <wp:posOffset>598805</wp:posOffset>
+                </wp:positionV>
+                <wp:extent cx="333955" cy="71562"/>
+                <wp:effectExtent l="0" t="0" r="28575" b="24130"/>
+                <wp:wrapNone/>
+                <wp:docPr id="50065586" name="직선 연결선 50065586"/>
+                <wp:cNvGraphicFramePr/>
+                <a:graphic xmlns:a="http://schemas.openxmlformats.org/drawingml/2006/main">
+                  <a:graphicData uri="http://schemas.microsoft.com/office/word/2010/wordprocessingShape">
+                    <wps:wsp>
+                      <wps:cNvCnPr/>
+                      <wps:spPr>
+                        <a:xfrm flipV="1">
+                          <a:off x="0" y="0"/>
+                          <a:ext cx="333955" cy="71562"/>
+                        </a:xfrm>
+                        <a:prstGeom prst="line">
+                          <a:avLst/>
+                        </a:prstGeom>
+                      </wps:spPr>
+                      <wps:style>
+                        <a:lnRef idx="1">
+                          <a:schemeClr val="accent1"/>
+                        </a:lnRef>
+                        <a:fillRef idx="0">
+                          <a:schemeClr val="accent1"/>
+                        </a:fillRef>
+                        <a:effectRef idx="0">
+                          <a:schemeClr val="accent1"/>
+                        </a:effectRef>
+                        <a:fontRef idx="minor">
+                          <a:schemeClr val="tx1"/>
+                        </a:fontRef>
+                      </wps:style>
+                      <wps:bodyPr/>
+                    </wps:wsp>
+                  </a:graphicData>
+                </a:graphic>
+              </wp:anchor>
+            </w:drawing>
+          </mc:Choice>
+          <mc:Fallback>
+            <w:pict>
+              <v:line w14:anchorId="05EA57E2" id="직선 연결선 50065586" o:spid="_x0000_s1026" style="position:absolute;left:0;text-align:left;flip:y;z-index:251728896;visibility:visible;mso-wrap-style:square;mso-wrap-distance-left:9pt;mso-wrap-distance-top:0;mso-wrap-distance-right:9pt;mso-wrap-distance-bottom:0;mso-position-horizontal:absolute;mso-position-horizontal-relative:text;mso-position-vertical:absolute;mso-position-vertical-relative:text" from="257.95pt,47.15pt" to="284.25pt,52.8pt" o:gfxdata="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" strokecolor="#f07f09 [3204]" strokeweight=".5pt">
+                <v:stroke joinstyle="miter"/>
+              </v:line>
+            </w:pict>
+          </mc:Fallback>
+        </mc:AlternateContent>
+      </w:r>
+      <w:r>
+        <w:rPr>
+          <w:noProof/>
+        </w:rPr>
+        <mc:AlternateContent>
+          <mc:Choice Requires="wps">
+            <w:drawing>
+              <wp:anchor distT="0" distB="0" distL="114300" distR="114300" simplePos="0" relativeHeight="251727872" behindDoc="0" locked="0" layoutInCell="1" allowOverlap="1" wp14:anchorId="3B47C7C1" wp14:editId="53AE4357">
+                <wp:simplePos x="0" y="0"/>
+                <wp:positionH relativeFrom="column">
+                  <wp:posOffset>3625574</wp:posOffset>
+                </wp:positionH>
+                <wp:positionV relativeFrom="paragraph">
+                  <wp:posOffset>463854</wp:posOffset>
+                </wp:positionV>
+                <wp:extent cx="914400" cy="635"/>
+                <wp:effectExtent l="0" t="0" r="19050" b="15240"/>
+                <wp:wrapNone/>
+                <wp:docPr id="50065585" name="Text Box 50065585"/>
+                <wp:cNvGraphicFramePr/>
+                <a:graphic xmlns:a="http://schemas.openxmlformats.org/drawingml/2006/main">
+                  <a:graphicData uri="http://schemas.microsoft.com/office/word/2010/wordprocessingShape">
+                    <wps:wsp>
+                      <wps:cNvSpPr txBox="1"/>
+                      <wps:spPr>
+                        <a:xfrm>
+                          <a:off x="0" y="0"/>
+                          <a:ext cx="914400" cy="635"/>
+                        </a:xfrm>
+                        <a:prstGeom prst="rect">
+                          <a:avLst/>
+                        </a:prstGeom>
+                        <a:solidFill>
+                          <a:prstClr val="white"/>
+                        </a:solidFill>
+                        <a:ln>
+                          <a:solidFill>
+                            <a:schemeClr val="tx1"/>
+                          </a:solidFill>
+                        </a:ln>
+                      </wps:spPr>
+                      <wps:txbx>
+                        <w:txbxContent>
+                          <w:p>
+                            <w:pPr>
+                              <w:pStyle w:val="a6"/>
+                              <w:rPr>
+                                <w:rFonts w:ascii="바탕" w:eastAsia="바탕" w:hAnsi="바탕" w:cs="바탕"/>
+                                <w:sz w:val="16"/>
+                                <w:szCs w:val="12"/>
+                              </w:rPr>
+                            </w:pPr>
+                            <w:r>
+                              <w:rPr>
+                                <w:rFonts w:ascii="바탕" w:eastAsia="바탕" w:hAnsi="바탕" w:cs="바탕" w:hint="eastAsia"/>
+                                <w:sz w:val="16"/>
+                                <w:szCs w:val="12"/>
+                              </w:rPr>
+                              <w:t>체크박스 형</w:t>
+                            </w:r>
+                          </w:p>
+                          <w:p>
+                            <w:pPr>
+                              <w:rPr>
+                                <w:rFonts w:eastAsia="맑은 고딕" w:hint="eastAsia"/>
+                                <w:sz w:val="16"/>
+                                <w:szCs w:val="16"/>
+                              </w:rPr>
+                            </w:pPr>
+                            <w:proofErr w:type="spellStart"/>
+                            <w:r>
+                              <w:rPr>
+                                <w:rFonts w:eastAsia="맑은 고딕" w:hint="eastAsia"/>
+                                <w:sz w:val="16"/>
+                                <w:szCs w:val="16"/>
+                              </w:rPr>
+                              <w:t>터치시</w:t>
+                            </w:r>
+                            <w:proofErr w:type="spellEnd"/>
+                            <w:r>
+                              <w:rPr>
+                                <w:rFonts w:eastAsia="맑은 고딕" w:hint="eastAsia"/>
+                                <w:sz w:val="16"/>
+                                <w:szCs w:val="16"/>
+                              </w:rPr>
+                              <w:t xml:space="preserve"> </w:t>
+                            </w:r>
+                            <w:r>
+                              <w:rPr>
+                                <w:rFonts w:eastAsia="맑은 고딕" w:hint="eastAsia"/>
+                                <w:sz w:val="16"/>
+                                <w:szCs w:val="16"/>
+                              </w:rPr>
+                              <w:t>해당</w:t>
+                            </w:r>
+                            <w:r>
+                              <w:rPr>
+                                <w:rFonts w:eastAsia="맑은 고딕" w:hint="eastAsia"/>
+                                <w:sz w:val="16"/>
+                                <w:szCs w:val="16"/>
+                              </w:rPr>
+                              <w:t xml:space="preserve"> </w:t>
+                            </w:r>
+                            <w:r>
+                              <w:rPr>
+                                <w:rFonts w:eastAsia="맑은 고딕" w:hint="eastAsia"/>
+                                <w:sz w:val="16"/>
+                                <w:szCs w:val="16"/>
+                              </w:rPr>
+                              <w:t>캐릭터</w:t>
+                            </w:r>
+                            <w:r>
+                              <w:rPr>
+                                <w:rFonts w:eastAsia="맑은 고딕" w:hint="eastAsia"/>
+                                <w:sz w:val="16"/>
+                                <w:szCs w:val="16"/>
+                              </w:rPr>
+                              <w:t xml:space="preserve"> </w:t>
+                            </w:r>
+                            <w:r>
+                              <w:rPr>
+                                <w:rFonts w:eastAsia="맑은 고딕" w:hint="eastAsia"/>
+                                <w:sz w:val="16"/>
+                                <w:szCs w:val="16"/>
+                              </w:rPr>
+                              <w:t>유형으로</w:t>
+                            </w:r>
+                            <w:r>
+                              <w:rPr>
+                                <w:rFonts w:eastAsia="맑은 고딕" w:hint="eastAsia"/>
+                                <w:sz w:val="16"/>
+                                <w:szCs w:val="16"/>
+                              </w:rPr>
+                              <w:t xml:space="preserve"> </w:t>
+                            </w:r>
+                            <w:r>
+                              <w:rPr>
+                                <w:rFonts w:eastAsia="맑은 고딕" w:hint="eastAsia"/>
+                                <w:sz w:val="16"/>
+                                <w:szCs w:val="16"/>
+                              </w:rPr>
+                              <w:t>변경</w:t>
+                            </w:r>
+                          </w:p>
+                        </w:txbxContent>
+                      </wps:txbx>
+                      <wps:bodyPr rot="0" spcFirstLastPara="0" vertOverflow="overflow" horzOverflow="overflow" vert="horz" wrap="square" lIns="0" tIns="0" rIns="0" bIns="0" numCol="1" spcCol="0" rtlCol="0" fromWordArt="0" anchor="t" anchorCtr="0" forceAA="0" compatLnSpc="1">
+                        <a:prstTxWarp prst="textNoShape">
+                          <a:avLst/>
+                        </a:prstTxWarp>
+                        <a:spAutoFit/>
+                      </wps:bodyPr>
+                    </wps:wsp>
+                  </a:graphicData>
+                </a:graphic>
+              </wp:anchor>
+            </w:drawing>
+          </mc:Choice>
+          <mc:Fallback>
+            <w:pict>
+              <v:shape w14:anchorId="3B47C7C1" id="Text Box 50065585" o:spid="_x0000_s1046" type="#_x0000_t202" style="position:absolute;left:0;text-align:left;margin-left:285.5pt;margin-top:36.5pt;width:1in;height:.05pt;z-index:251727872;visibility:visible;mso-wrap-style:square;mso-wrap-distance-left:9pt;mso-wrap-distance-top:0;mso-wrap-distance-right:9pt;mso-wrap-distance-bottom:0;mso-position-horizontal:absolute;mso-position-horizontal-relative:text;mso-position-vertical:absolute;mso-position-vertical-relative:text;v-text-anchor:top" o:gfxdata="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" strokecolor="black [3213]">
+                <v:textbox style="mso-fit-shape-to-text:t" inset="0,0,0,0">
+                  <w:txbxContent>
+                    <w:p>
+                      <w:pPr>
+                        <w:pStyle w:val="a6"/>
+                        <w:rPr>
+                          <w:rFonts w:ascii="바탕" w:eastAsia="바탕" w:hAnsi="바탕" w:cs="바탕"/>
+                          <w:sz w:val="16"/>
+                          <w:szCs w:val="12"/>
+                        </w:rPr>
+                      </w:pPr>
+                      <w:r>
+                        <w:rPr>
+                          <w:rFonts w:ascii="바탕" w:eastAsia="바탕" w:hAnsi="바탕" w:cs="바탕" w:hint="eastAsia"/>
+                          <w:sz w:val="16"/>
+                          <w:szCs w:val="12"/>
+                        </w:rPr>
+                        <w:t>체크박스 형</w:t>
+                      </w:r>
+                    </w:p>
+                    <w:p>
+                      <w:pPr>
+                        <w:rPr>
+                          <w:rFonts w:eastAsia="맑은 고딕" w:hint="eastAsia"/>
+                          <w:sz w:val="16"/>
+                          <w:szCs w:val="16"/>
+                        </w:rPr>
+                      </w:pPr>
+                      <w:proofErr w:type="spellStart"/>
+                      <w:r>
+                        <w:rPr>
+                          <w:rFonts w:eastAsia="맑은 고딕" w:hint="eastAsia"/>
+                          <w:sz w:val="16"/>
+                          <w:szCs w:val="16"/>
+                        </w:rPr>
+                        <w:t>터치시</w:t>
+                      </w:r>
+                      <w:proofErr w:type="spellEnd"/>
+                      <w:r>
+                        <w:rPr>
+                          <w:rFonts w:eastAsia="맑은 고딕" w:hint="eastAsia"/>
+                          <w:sz w:val="16"/>
+                          <w:szCs w:val="16"/>
+                        </w:rPr>
+                        <w:t xml:space="preserve"> </w:t>
+                      </w:r>
+                      <w:r>
+                        <w:rPr>
+                          <w:rFonts w:eastAsia="맑은 고딕" w:hint="eastAsia"/>
+                          <w:sz w:val="16"/>
+                          <w:szCs w:val="16"/>
+                        </w:rPr>
+                        <w:t>해당</w:t>
+                      </w:r>
+                      <w:r>
+                        <w:rPr>
+                          <w:rFonts w:eastAsia="맑은 고딕" w:hint="eastAsia"/>
+                          <w:sz w:val="16"/>
+                          <w:szCs w:val="16"/>
+                        </w:rPr>
+                        <w:t xml:space="preserve"> </w:t>
+                      </w:r>
+                      <w:r>
+                        <w:rPr>
+                          <w:rFonts w:eastAsia="맑은 고딕" w:hint="eastAsia"/>
+                          <w:sz w:val="16"/>
+                          <w:szCs w:val="16"/>
+                        </w:rPr>
+                        <w:t>캐릭터</w:t>
+                      </w:r>
+                      <w:r>
+                        <w:rPr>
+                          <w:rFonts w:eastAsia="맑은 고딕" w:hint="eastAsia"/>
+                          <w:sz w:val="16"/>
+                          <w:szCs w:val="16"/>
+                        </w:rPr>
+                        <w:t xml:space="preserve"> </w:t>
+                      </w:r>
+                      <w:r>
+                        <w:rPr>
+                          <w:rFonts w:eastAsia="맑은 고딕" w:hint="eastAsia"/>
+                          <w:sz w:val="16"/>
+                          <w:szCs w:val="16"/>
+                        </w:rPr>
+                        <w:t>유형으로</w:t>
+                      </w:r>
+                      <w:r>
+                        <w:rPr>
+                          <w:rFonts w:eastAsia="맑은 고딕" w:hint="eastAsia"/>
+                          <w:sz w:val="16"/>
+                          <w:szCs w:val="16"/>
+                        </w:rPr>
+                        <w:t xml:space="preserve"> </w:t>
+                      </w:r>
+                      <w:r>
+                        <w:rPr>
+                          <w:rFonts w:eastAsia="맑은 고딕" w:hint="eastAsia"/>
+                          <w:sz w:val="16"/>
+                          <w:szCs w:val="16"/>
+                        </w:rPr>
+                        <w:t>변경</w:t>
+                      </w:r>
+                    </w:p>
+                  </w:txbxContent>
+                </v:textbox>
+              </v:shape>
+            </w:pict>
+          </mc:Fallback>
+        </mc:AlternateContent>
+      </w:r>
+      <w:r>
+        <w:rPr>
+          <w:noProof/>
+        </w:rPr>
+        <mc:AlternateContent>
+          <mc:Choice Requires="wps">
+            <w:drawing>
+              <wp:anchor distT="0" distB="0" distL="114300" distR="114300" simplePos="0" relativeHeight="251724800" behindDoc="0" locked="0" layoutInCell="1" allowOverlap="1" wp14:anchorId="636BD82E" wp14:editId="6612FA14">
+                <wp:simplePos x="0" y="0"/>
+                <wp:positionH relativeFrom="column">
+                  <wp:posOffset>1374858</wp:posOffset>
+                </wp:positionH>
+                <wp:positionV relativeFrom="paragraph">
+                  <wp:posOffset>121727</wp:posOffset>
+                </wp:positionV>
+                <wp:extent cx="422137" cy="39756"/>
+                <wp:effectExtent l="0" t="0" r="16510" b="36830"/>
+                <wp:wrapNone/>
+                <wp:docPr id="50065583" name="직선 연결선 50065583"/>
+                <wp:cNvGraphicFramePr/>
+                <a:graphic xmlns:a="http://schemas.openxmlformats.org/drawingml/2006/main">
+                  <a:graphicData uri="http://schemas.microsoft.com/office/word/2010/wordprocessingShape">
+                    <wps:wsp>
+                      <wps:cNvCnPr/>
+                      <wps:spPr>
+                        <a:xfrm flipH="1">
+                          <a:off x="0" y="0"/>
+                          <a:ext cx="422137" cy="39756"/>
+                        </a:xfrm>
+                        <a:prstGeom prst="line">
+                          <a:avLst/>
+                        </a:prstGeom>
+                      </wps:spPr>
+                      <wps:style>
+                        <a:lnRef idx="1">
+                          <a:schemeClr val="accent1"/>
+                        </a:lnRef>
+                        <a:fillRef idx="0">
+                          <a:schemeClr val="accent1"/>
+                        </a:fillRef>
+                        <a:effectRef idx="0">
+                          <a:schemeClr val="accent1"/>
+                        </a:effectRef>
+                        <a:fontRef idx="minor">
+                          <a:schemeClr val="tx1"/>
+                        </a:fontRef>
+                      </wps:style>
+                      <wps:bodyPr/>
+                    </wps:wsp>
+                  </a:graphicData>
+                </a:graphic>
+              </wp:anchor>
+            </w:drawing>
+          </mc:Choice>
+          <mc:Fallback>
+            <w:pict>
+              <v:line w14:anchorId="7AF8C5A7" id="직선 연결선 50065583" o:spid="_x0000_s1026" style="position:absolute;left:0;text-align:left;flip:x;z-index:251724800;visibility:visible;mso-wrap-style:square;mso-wrap-distance-left:9pt;mso-wrap-distance-top:0;mso-wrap-distance-right:9pt;mso-wrap-distance-bottom:0;mso-position-horizontal:absolute;mso-position-horizontal-relative:text;mso-position-vertical:absolute;mso-position-vertical-relative:text" from="108.25pt,9.6pt" to="141.5pt,12.75pt" o:gfxdata="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" strokecolor="#f07f09 [3204]" strokeweight=".5pt">
+                <v:stroke joinstyle="miter"/>
+              </v:line>
+            </w:pict>
+          </mc:Fallback>
+        </mc:AlternateContent>
+      </w:r>
+      <w:r>
+        <w:rPr>
+          <w:noProof/>
+        </w:rPr>
+        <mc:AlternateContent>
+          <mc:Choice Requires="wps">
+            <w:drawing>
+              <wp:anchor distT="0" distB="0" distL="114300" distR="114300" simplePos="0" relativeHeight="251714560" behindDoc="0" locked="0" layoutInCell="1" allowOverlap="1" wp14:anchorId="093F76D5" wp14:editId="5D773A7A">
+                <wp:simplePos x="0" y="0"/>
+                <wp:positionH relativeFrom="column">
+                  <wp:posOffset>596348</wp:posOffset>
+                </wp:positionH>
+                <wp:positionV relativeFrom="paragraph">
+                  <wp:posOffset>26311</wp:posOffset>
+                </wp:positionV>
+                <wp:extent cx="778703" cy="437322"/>
+                <wp:effectExtent l="0" t="0" r="21590" b="20320"/>
+                <wp:wrapNone/>
+                <wp:docPr id="50065574" name="Text Box 50065574"/>
+                <wp:cNvGraphicFramePr/>
+                <a:graphic xmlns:a="http://schemas.openxmlformats.org/drawingml/2006/main">
+                  <a:graphicData uri="http://schemas.microsoft.com/office/word/2010/wordprocessingShape">
+                    <wps:wsp>
+                      <wps:cNvSpPr txBox="1"/>
+                      <wps:spPr>
+                        <a:xfrm>
+                          <a:off x="0" y="0"/>
+                          <a:ext cx="778703" cy="437322"/>
+                        </a:xfrm>
+                        <a:prstGeom prst="rect">
+                          <a:avLst/>
+                        </a:prstGeom>
+                        <a:solidFill>
+                          <a:prstClr val="white"/>
+                        </a:solidFill>
+                        <a:ln>
+                          <a:solidFill>
+                            <a:schemeClr val="tx1"/>
+                          </a:solidFill>
+                        </a:ln>
+                      </wps:spPr>
+                      <wps:txbx>
+                        <w:txbxContent>
+                          <w:p>
+                            <w:pPr>
+                              <w:pStyle w:val="a6"/>
+                              <w:rPr>
+                                <w:rFonts w:ascii="바탕" w:eastAsia="바탕" w:hAnsi="바탕" w:cs="바탕"/>
+                                <w:sz w:val="14"/>
+                                <w:szCs w:val="10"/>
+                              </w:rPr>
+                            </w:pPr>
+                            <w:r>
+                              <w:rPr>
+                                <w:rFonts w:ascii="바탕" w:eastAsia="바탕" w:hAnsi="바탕" w:cs="바탕" w:hint="eastAsia"/>
+                                <w:sz w:val="14"/>
+                                <w:szCs w:val="10"/>
+                              </w:rPr>
+                              <w:t xml:space="preserve">컨디션 </w:t>
+                            </w:r>
+                            <w:proofErr w:type="gramStart"/>
+                            <w:r>
+                              <w:rPr>
+                                <w:rFonts w:ascii="바탕" w:eastAsia="바탕" w:hAnsi="바탕" w:cs="바탕" w:hint="eastAsia"/>
+                                <w:sz w:val="14"/>
+                                <w:szCs w:val="10"/>
+                              </w:rPr>
+                              <w:t xml:space="preserve">바 </w:t>
+                            </w:r>
+                            <w:r>
+                              <w:rPr>
+                                <w:rFonts w:ascii="바탕" w:eastAsia="바탕" w:hAnsi="바탕" w:cs="바탕"/>
+                                <w:sz w:val="14"/>
+                                <w:szCs w:val="10"/>
+                              </w:rPr>
+                              <w:t>:</w:t>
+                            </w:r>
+                            <w:proofErr w:type="gramEnd"/>
+                            <w:r>
+                              <w:rPr>
+                                <w:rFonts w:ascii="바탕" w:eastAsia="바탕" w:hAnsi="바탕" w:cs="바탕"/>
+                                <w:sz w:val="14"/>
+                                <w:szCs w:val="10"/>
+                              </w:rPr>
+                              <w:t xml:space="preserve"> </w:t>
+                            </w:r>
+                          </w:p>
+                          <w:p>
+                            <w:pPr>
+                              <w:rPr>
+                                <w:rFonts w:eastAsia="맑은 고딕" w:hint="eastAsia"/>
+                                <w:sz w:val="14"/>
+                                <w:szCs w:val="14"/>
+                              </w:rPr>
+                            </w:pPr>
+                            <w:r>
+                              <w:rPr>
+                                <w:rFonts w:eastAsia="맑은 고딕" w:hint="eastAsia"/>
+                                <w:sz w:val="14"/>
+                                <w:szCs w:val="14"/>
+                              </w:rPr>
+                              <w:t>별도</w:t>
+                            </w:r>
+                            <w:r>
+                              <w:rPr>
+                                <w:rFonts w:eastAsia="맑은 고딕" w:hint="eastAsia"/>
+                                <w:sz w:val="14"/>
+                                <w:szCs w:val="14"/>
+                              </w:rPr>
+                              <w:t xml:space="preserve"> </w:t>
+                            </w:r>
+                            <w:proofErr w:type="gramStart"/>
+                            <w:r>
+                              <w:rPr>
+                                <w:rFonts w:eastAsia="맑은 고딕" w:hint="eastAsia"/>
+                                <w:sz w:val="14"/>
+                                <w:szCs w:val="14"/>
+                              </w:rPr>
+                              <w:t>기능</w:t>
+                            </w:r>
+                            <w:r>
+                              <w:rPr>
+                                <w:rFonts w:eastAsia="맑은 고딕" w:hint="eastAsia"/>
+                                <w:sz w:val="14"/>
+                                <w:szCs w:val="14"/>
+                              </w:rPr>
+                              <w:t xml:space="preserve"> </w:t>
+                            </w:r>
+                            <w:r>
+                              <w:rPr>
+                                <w:rFonts w:eastAsia="맑은 고딕"/>
+                                <w:sz w:val="14"/>
+                                <w:szCs w:val="14"/>
+                              </w:rPr>
+                              <w:t xml:space="preserve"> </w:t>
+                            </w:r>
+                            <w:r>
+                              <w:rPr>
+                                <w:rFonts w:eastAsia="맑은 고딕" w:hint="eastAsia"/>
+                                <w:sz w:val="14"/>
+                                <w:szCs w:val="14"/>
+                              </w:rPr>
+                              <w:t>x</w:t>
+                            </w:r>
+                            <w:proofErr w:type="gramEnd"/>
+                            <w:r>
+                              <w:rPr>
+                                <w:rFonts w:eastAsia="맑은 고딕"/>
+                                <w:sz w:val="14"/>
+                                <w:szCs w:val="14"/>
+                              </w:rPr>
+                              <w:t xml:space="preserve">, </w:t>
+                            </w:r>
+                            <w:r>
+                              <w:rPr>
+                                <w:rFonts w:eastAsia="맑은 고딕"/>
+                                <w:sz w:val="14"/>
+                                <w:szCs w:val="14"/>
+                              </w:rPr>
+                              <w:t>5</w:t>
+                            </w:r>
+                            <w:r>
+                              <w:rPr>
+                                <w:rFonts w:eastAsia="맑은 고딕" w:hint="eastAsia"/>
+                                <w:sz w:val="14"/>
+                                <w:szCs w:val="14"/>
+                              </w:rPr>
+                              <w:t>단계</w:t>
+                            </w:r>
+                          </w:p>
+                        </w:txbxContent>
+                      </wps:txbx>
+                      <wps:bodyPr rot="0" spcFirstLastPara="0" vertOverflow="overflow" horzOverflow="overflow" vert="horz" wrap="square" lIns="0" tIns="0" rIns="0" bIns="0" numCol="1" spcCol="0" rtlCol="0" fromWordArt="0" anchor="t" anchorCtr="0" forceAA="0" compatLnSpc="1">
+                        <a:prstTxWarp prst="textNoShape">
+                          <a:avLst/>
+                        </a:prstTxWarp>
+                        <a:noAutofit/>
+                      </wps:bodyPr>
+                    </wps:wsp>
+                  </a:graphicData>
+                </a:graphic>
+                <wp14:sizeRelH relativeFrom="margin">
+                  <wp14:pctWidth>0</wp14:pctWidth>
+                </wp14:sizeRelH>
+                <wp14:sizeRelV relativeFrom="margin">
+                  <wp14:pctHeight>0</wp14:pctHeight>
+                </wp14:sizeRelV>
+              </wp:anchor>
+            </w:drawing>
+          </mc:Choice>
+          <mc:Fallback>
+            <w:pict>
+              <v:shape w14:anchorId="093F76D5" id="Text Box 50065574" o:spid="_x0000_s1047" type="#_x0000_t202" style="position:absolute;left:0;text-align:left;margin-left:46.95pt;margin-top:2.05pt;width:61.3pt;height:34.45pt;z-index:251714560;visibility:visible;mso-wrap-style:square;mso-width-percent:0;mso-height-percent:0;mso-wrap-distance-left:9pt;mso-wrap-distance-top:0;mso-wrap-distance-right:9pt;mso-wrap-distance-bottom:0;mso-position-horizontal:absolute;mso-position-horizontal-relative:text;mso-position-vertical:absolute;mso-position-vertical-relative:text;mso-width-percent:0;mso-height-percent:0;mso-width-relative:margin;mso-height-relative:margin;v-text-anchor:top" o:gfxdata="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" strokecolor="black [3213]">
+                <v:textbox inset="0,0,0,0">
+                  <w:txbxContent>
+                    <w:p>
+                      <w:pPr>
+                        <w:pStyle w:val="a6"/>
+                        <w:rPr>
+                          <w:rFonts w:ascii="바탕" w:eastAsia="바탕" w:hAnsi="바탕" w:cs="바탕"/>
+                          <w:sz w:val="14"/>
+                          <w:szCs w:val="10"/>
+                        </w:rPr>
+                      </w:pPr>
+                      <w:r>
+                        <w:rPr>
+                          <w:rFonts w:ascii="바탕" w:eastAsia="바탕" w:hAnsi="바탕" w:cs="바탕" w:hint="eastAsia"/>
+                          <w:sz w:val="14"/>
+                          <w:szCs w:val="10"/>
+                        </w:rPr>
+                        <w:t xml:space="preserve">컨디션 </w:t>
+                      </w:r>
+                      <w:proofErr w:type="gramStart"/>
+                      <w:r>
+                        <w:rPr>
+                          <w:rFonts w:ascii="바탕" w:eastAsia="바탕" w:hAnsi="바탕" w:cs="바탕" w:hint="eastAsia"/>
+                          <w:sz w:val="14"/>
+                          <w:szCs w:val="10"/>
+                        </w:rPr>
+                        <w:t xml:space="preserve">바 </w:t>
+                      </w:r>
+                      <w:r>
+                        <w:rPr>
+                          <w:rFonts w:ascii="바탕" w:eastAsia="바탕" w:hAnsi="바탕" w:cs="바탕"/>
+                          <w:sz w:val="14"/>
+                          <w:szCs w:val="10"/>
+                        </w:rPr>
+                        <w:t>:</w:t>
+                      </w:r>
+                      <w:proofErr w:type="gramEnd"/>
+                      <w:r>
+                        <w:rPr>
+                          <w:rFonts w:ascii="바탕" w:eastAsia="바탕" w:hAnsi="바탕" w:cs="바탕"/>
+                          <w:sz w:val="14"/>
+                          <w:szCs w:val="10"/>
+                        </w:rPr>
+                        <w:t xml:space="preserve"> </w:t>
+                      </w:r>
+                    </w:p>
+                    <w:p>
+                      <w:pPr>
+                        <w:rPr>
+                          <w:rFonts w:eastAsia="맑은 고딕" w:hint="eastAsia"/>
+                          <w:sz w:val="14"/>
+                          <w:szCs w:val="14"/>
+                        </w:rPr>
+                      </w:pPr>
+                      <w:r>
+                        <w:rPr>
+                          <w:rFonts w:eastAsia="맑은 고딕" w:hint="eastAsia"/>
+                          <w:sz w:val="14"/>
+                          <w:szCs w:val="14"/>
+                        </w:rPr>
+                        <w:t>별도</w:t>
+                      </w:r>
+                      <w:r>
+                        <w:rPr>
+                          <w:rFonts w:eastAsia="맑은 고딕" w:hint="eastAsia"/>
+                          <w:sz w:val="14"/>
+                          <w:szCs w:val="14"/>
+                        </w:rPr>
+                        <w:t xml:space="preserve"> </w:t>
+                      </w:r>
+                      <w:proofErr w:type="gramStart"/>
+                      <w:r>
+                        <w:rPr>
+                          <w:rFonts w:eastAsia="맑은 고딕" w:hint="eastAsia"/>
+                          <w:sz w:val="14"/>
+                          <w:szCs w:val="14"/>
+                        </w:rPr>
+                        <w:t>기능</w:t>
+                      </w:r>
+                      <w:r>
+                        <w:rPr>
+                          <w:rFonts w:eastAsia="맑은 고딕" w:hint="eastAsia"/>
+                          <w:sz w:val="14"/>
+                          <w:szCs w:val="14"/>
+                        </w:rPr>
+                        <w:t xml:space="preserve"> </w:t>
+                      </w:r>
+                      <w:r>
+                        <w:rPr>
+                          <w:rFonts w:eastAsia="맑은 고딕"/>
+                          <w:sz w:val="14"/>
+                          <w:szCs w:val="14"/>
+                        </w:rPr>
+                        <w:t xml:space="preserve"> </w:t>
+                      </w:r>
+                      <w:r>
+                        <w:rPr>
+                          <w:rFonts w:eastAsia="맑은 고딕" w:hint="eastAsia"/>
+                          <w:sz w:val="14"/>
+                          <w:szCs w:val="14"/>
+                        </w:rPr>
+                        <w:t>x</w:t>
+                      </w:r>
+                      <w:proofErr w:type="gramEnd"/>
+                      <w:r>
+                        <w:rPr>
+                          <w:rFonts w:eastAsia="맑은 고딕"/>
+                          <w:sz w:val="14"/>
+                          <w:szCs w:val="14"/>
+                        </w:rPr>
+                        <w:t xml:space="preserve">, </w:t>
+                      </w:r>
+                      <w:r>
+                        <w:rPr>
+                          <w:rFonts w:eastAsia="맑은 고딕"/>
+                          <w:sz w:val="14"/>
+                          <w:szCs w:val="14"/>
+                        </w:rPr>
+                        <w:t>5</w:t>
+                      </w:r>
+                      <w:r>
+                        <w:rPr>
+                          <w:rFonts w:eastAsia="맑은 고딕" w:hint="eastAsia"/>
+                          <w:sz w:val="14"/>
+                          <w:szCs w:val="14"/>
+                        </w:rPr>
+                        <w:t>단계</w:t>
+                      </w:r>
+                    </w:p>
+                  </w:txbxContent>
+                </v:textbox>
+              </v:shape>
+            </w:pict>
+          </mc:Fallback>
+        </mc:AlternateContent>
+      </w:r>
+      <w:r>
+        <w:rPr>
+          <w:rFonts w:eastAsia="맑은 고딕" w:hint="eastAsia"/>
+          <w:noProof/>
+          <w:sz w:val="28"/>
+          <w:szCs w:val="28"/>
+        </w:rPr>
+        <mc:AlternateContent>
+          <mc:Choice Requires="wps">
+            <w:drawing>
+              <wp:anchor distT="0" distB="0" distL="114300" distR="114300" simplePos="0" relativeHeight="251712512" behindDoc="0" locked="0" layoutInCell="1" allowOverlap="1" wp14:anchorId="29D70751" wp14:editId="693C0E7D">
+                <wp:simplePos x="0" y="0"/>
+                <wp:positionH relativeFrom="column">
+                  <wp:posOffset>2870421</wp:posOffset>
+                </wp:positionH>
+                <wp:positionV relativeFrom="paragraph">
+                  <wp:posOffset>10408</wp:posOffset>
+                </wp:positionV>
+                <wp:extent cx="469127" cy="2162755"/>
+                <wp:effectExtent l="0" t="0" r="26670" b="28575"/>
+                <wp:wrapNone/>
+                <wp:docPr id="50065573" name="타원 50065573"/>
+                <wp:cNvGraphicFramePr/>
+                <a:graphic xmlns:a="http://schemas.openxmlformats.org/drawingml/2006/main">
+                  <a:graphicData uri="http://schemas.microsoft.com/office/word/2010/wordprocessingShape">
+                    <wps:wsp>
+                      <wps:cNvSpPr/>
+                      <wps:spPr>
+                        <a:xfrm>
+                          <a:off x="0" y="0"/>
+                          <a:ext cx="469127" cy="2162755"/>
+                        </a:xfrm>
+                        <a:prstGeom prst="ellipse">
+                          <a:avLst/>
+                        </a:prstGeom>
+                        <a:noFill/>
+                      </wps:spPr>
+                      <wps:style>
+                        <a:lnRef idx="2">
+                          <a:schemeClr val="accent1">
+                            <a:shade val="50000"/>
+                          </a:schemeClr>
+                        </a:lnRef>
+                        <a:fillRef idx="1">
+                          <a:schemeClr val="accent1"/>
+                        </a:fillRef>
+                        <a:effectRef idx="0">
+                          <a:schemeClr val="accent1"/>
+                        </a:effectRef>
+                        <a:fontRef idx="minor">
+                          <a:schemeClr val="lt1"/>
+                        </a:fontRef>
+                      </wps:style>
+                      <wps:bodyPr rot="0" spcFirstLastPara="0" vertOverflow="overflow" horzOverflow="overflow" vert="horz" wrap="square" lIns="91440" tIns="45720" rIns="91440" bIns="45720" numCol="1" spcCol="0" rtlCol="0" fromWordArt="0" anchor="ctr" anchorCtr="0" forceAA="0" compatLnSpc="1">
+                        <a:prstTxWarp prst="textNoShape">
+                          <a:avLst/>
+                        </a:prstTxWarp>
+                        <a:noAutofit/>
+                      </wps:bodyPr>
+                    </wps:wsp>
+                  </a:graphicData>
+                </a:graphic>
+                <wp14:sizeRelH relativeFrom="margin">
+                  <wp14:pctWidth>0</wp14:pctWidth>
+                </wp14:sizeRelH>
+                <wp14:sizeRelV relativeFrom="margin">
+                  <wp14:pctHeight>0</wp14:pctHeight>
+                </wp14:sizeRelV>
+              </wp:anchor>
+            </w:drawing>
+          </mc:Choice>
+          <mc:Fallback>
+            <w:pict>
+              <v:oval w14:anchorId="62A1B1DB" id="타원 50065573" o:spid="_x0000_s1026" style="position:absolute;left:0;text-align:left;margin-left:226pt;margin-top:.8pt;width:36.95pt;height:170.3pt;z-index:251712512;visibility:visible;mso-wrap-style:square;mso-width-percent:0;mso-height-percent:0;mso-wrap-distance-left:9pt;mso-wrap-distance-top:0;mso-wrap-distance-right:9pt;mso-wrap-distance-bottom:0;mso-position-horizontal:absolute;mso-position-horizontal-relative:text;mso-position-vertical:absolute;mso-position-vertical-relative:text;mso-width-percent:0;mso-height-percent:0;mso-width-relative:margin;mso-height-relative:margin;v-text-anchor:middle" o:gfxdata="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" filled="f" strokecolor="#773f04 [1604]" strokeweight="1pt">
+                <v:stroke joinstyle="miter"/>
+              </v:oval>
+            </w:pict>
+          </mc:Fallback>
+        </mc:AlternateContent>
+      </w:r>
+      <w:r>
+        <w:rPr>
+          <w:rFonts w:eastAsia="맑은 고딕" w:hint="eastAsia"/>
+          <w:noProof/>
+          <w:sz w:val="28"/>
+          <w:szCs w:val="28"/>
+        </w:rPr>
+        <mc:AlternateContent>
+          <mc:Choice Requires="wps">
+            <w:drawing>
+              <wp:anchor distT="0" distB="0" distL="114300" distR="114300" simplePos="0" relativeHeight="251710464" behindDoc="0" locked="0" layoutInCell="1" allowOverlap="1" wp14:anchorId="5E81252B" wp14:editId="0810EBA1">
+                <wp:simplePos x="0" y="0"/>
+                <wp:positionH relativeFrom="column">
+                  <wp:posOffset>1773141</wp:posOffset>
+                </wp:positionH>
+                <wp:positionV relativeFrom="paragraph">
+                  <wp:posOffset>217142</wp:posOffset>
+                </wp:positionV>
+                <wp:extent cx="1120803" cy="309549"/>
+                <wp:effectExtent l="0" t="0" r="22225" b="14605"/>
+                <wp:wrapNone/>
+                <wp:docPr id="50065572" name="타원 50065572"/>
+                <wp:cNvGraphicFramePr/>
+                <a:graphic xmlns:a="http://schemas.openxmlformats.org/drawingml/2006/main">
+                  <a:graphicData uri="http://schemas.microsoft.com/office/word/2010/wordprocessingShape">
+                    <wps:wsp>
+                      <wps:cNvSpPr/>
+                      <wps:spPr>
+                        <a:xfrm>
+                          <a:off x="0" y="0"/>
+                          <a:ext cx="1120803" cy="309549"/>
+                        </a:xfrm>
+                        <a:prstGeom prst="ellipse">
+                          <a:avLst/>
+                        </a:prstGeom>
+                        <a:noFill/>
+                      </wps:spPr>
+                      <wps:style>
+                        <a:lnRef idx="2">
+                          <a:schemeClr val="accent1">
+                            <a:shade val="50000"/>
+                          </a:schemeClr>
+                        </a:lnRef>
+                        <a:fillRef idx="1">
+                          <a:schemeClr val="accent1"/>
+                        </a:fillRef>
+                        <a:effectRef idx="0">
+                          <a:schemeClr val="accent1"/>
+                        </a:effectRef>
+                        <a:fontRef idx="minor">
+                          <a:schemeClr val="lt1"/>
+                        </a:fontRef>
+                      </wps:style>
+                      <wps:bodyPr rot="0" spcFirstLastPara="0" vertOverflow="overflow" horzOverflow="overflow" vert="horz" wrap="square" lIns="91440" tIns="45720" rIns="91440" bIns="45720" numCol="1" spcCol="0" rtlCol="0" fromWordArt="0" anchor="ctr" anchorCtr="0" forceAA="0" compatLnSpc="1">
+                        <a:prstTxWarp prst="textNoShape">
+                          <a:avLst/>
+                        </a:prstTxWarp>
+                        <a:noAutofit/>
+                      </wps:bodyPr>
+                    </wps:wsp>
+                  </a:graphicData>
+                </a:graphic>
+                <wp14:sizeRelH relativeFrom="margin">
+                  <wp14:pctWidth>0</wp14:pctWidth>
+                </wp14:sizeRelH>
+                <wp14:sizeRelV relativeFrom="margin">
+                  <wp14:pctHeight>0</wp14:pctHeight>
+                </wp14:sizeRelV>
+              </wp:anchor>
+            </w:drawing>
+          </mc:Choice>
+          <mc:Fallback>
+            <w:pict>
+              <v:oval w14:anchorId="5D895047" id="타원 50065572" o:spid="_x0000_s1026" style="position:absolute;left:0;text-align:left;margin-left:139.6pt;margin-top:17.1pt;width:88.25pt;height:24.35pt;z-index:251710464;visibility:visible;mso-wrap-style:square;mso-width-percent:0;mso-height-percent:0;mso-wrap-distance-left:9pt;mso-wrap-distance-top:0;mso-wrap-distance-right:9pt;mso-wrap-distance-bottom:0;mso-position-horizontal:absolute;mso-position-horizontal-relative:text;mso-position-vertical:absolute;mso-position-vertical-relative:text;mso-width-percent:0;mso-height-percent:0;mso-width-relative:margin;mso-height-relative:margin;v-text-anchor:middle" o:gfxdata="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" filled="f" strokecolor="#773f04 [1604]" strokeweight="1pt">
+                <v:stroke joinstyle="miter"/>
+              </v:oval>
+            </w:pict>
+          </mc:Fallback>
+        </mc:AlternateContent>
+      </w:r>
+      <w:r>
+        <w:rPr>
+          <w:rFonts w:eastAsia="맑은 고딕" w:hint="eastAsia"/>
+          <w:noProof/>
+          <w:sz w:val="28"/>
+          <w:szCs w:val="28"/>
+        </w:rPr>
+        <mc:AlternateContent>
+          <mc:Choice Requires="wps">
+            <w:drawing>
+              <wp:anchor distT="0" distB="0" distL="114300" distR="114300" simplePos="0" relativeHeight="251708416" behindDoc="0" locked="0" layoutInCell="1" allowOverlap="1" wp14:anchorId="032BFF7C" wp14:editId="682B43E3">
+                <wp:simplePos x="0" y="0"/>
+                <wp:positionH relativeFrom="column">
+                  <wp:posOffset>1781091</wp:posOffset>
+                </wp:positionH>
+                <wp:positionV relativeFrom="paragraph">
+                  <wp:posOffset>42214</wp:posOffset>
+                </wp:positionV>
+                <wp:extent cx="1120803" cy="135172"/>
+                <wp:effectExtent l="0" t="0" r="22225" b="17780"/>
+                <wp:wrapNone/>
+                <wp:docPr id="50065571" name="타원 50065571"/>
+                <wp:cNvGraphicFramePr/>
+                <a:graphic xmlns:a="http://schemas.openxmlformats.org/drawingml/2006/main">
+                  <a:graphicData uri="http://schemas.microsoft.com/office/word/2010/wordprocessingShape">
+                    <wps:wsp>
+                      <wps:cNvSpPr/>
+                      <wps:spPr>
+                        <a:xfrm>
+                          <a:off x="0" y="0"/>
+                          <a:ext cx="1120803" cy="135172"/>
+                        </a:xfrm>
+                        <a:prstGeom prst="ellipse">
+                          <a:avLst/>
+                        </a:prstGeom>
+                        <a:noFill/>
+                      </wps:spPr>
+                      <wps:style>
+                        <a:lnRef idx="2">
+                          <a:schemeClr val="accent1">
+                            <a:shade val="50000"/>
+                          </a:schemeClr>
+                        </a:lnRef>
+                        <a:fillRef idx="1">
+                          <a:schemeClr val="accent1"/>
+                        </a:fillRef>
+                        <a:effectRef idx="0">
+                          <a:schemeClr val="accent1"/>
+                        </a:effectRef>
+                        <a:fontRef idx="minor">
+                          <a:schemeClr val="lt1"/>
+                        </a:fontRef>
+                      </wps:style>
+                      <wps:bodyPr rot="0" spcFirstLastPara="0" vertOverflow="overflow" horzOverflow="overflow" vert="horz" wrap="square" lIns="91440" tIns="45720" rIns="91440" bIns="45720" numCol="1" spcCol="0" rtlCol="0" fromWordArt="0" anchor="ctr" anchorCtr="0" forceAA="0" compatLnSpc="1">
+                        <a:prstTxWarp prst="textNoShape">
+                          <a:avLst/>
+                        </a:prstTxWarp>
+                        <a:noAutofit/>
+                      </wps:bodyPr>
+                    </wps:wsp>
+                  </a:graphicData>
+                </a:graphic>
+                <wp14:sizeRelH relativeFrom="margin">
+                  <wp14:pctWidth>0</wp14:pctWidth>
+                </wp14:sizeRelH>
+                <wp14:sizeRelV relativeFrom="margin">
+                  <wp14:pctHeight>0</wp14:pctHeight>
+                </wp14:sizeRelV>
+              </wp:anchor>
+            </w:drawing>
+          </mc:Choice>
+          <mc:Fallback>
+            <w:pict>
+              <v:oval w14:anchorId="09A4E410" id="타원 50065571" o:spid="_x0000_s1026" style="position:absolute;left:0;text-align:left;margin-left:140.25pt;margin-top:3.3pt;width:88.25pt;height:10.65pt;z-index:251708416;visibility:visible;mso-wrap-style:square;mso-width-percent:0;mso-height-percent:0;mso-wrap-distance-left:9pt;mso-wrap-distance-top:0;mso-wrap-distance-right:9pt;mso-wrap-distance-bottom:0;mso-position-horizontal:absolute;mso-position-horizontal-relative:text;mso-position-vertical:absolute;mso-position-vertical-relative:text;mso-width-percent:0;mso-height-percent:0;mso-width-relative:margin;mso-height-relative:margin;v-text-anchor:middle" o:gfxdata="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" filled="f" strokecolor="#773f04 [1604]" strokeweight="1pt">
+                <v:stroke joinstyle="miter"/>
+              </v:oval>
+            </w:pict>
+          </mc:Fallback>
+        </mc:AlternateContent>
+      </w:r>
+      <w:r>
+        <w:rPr>
+          <w:rFonts w:eastAsia="맑은 고딕" w:hint="eastAsia"/>
+          <w:noProof/>
+          <w:sz w:val="28"/>
+          <w:szCs w:val="28"/>
+        </w:rPr>
+        <w:drawing>
+          <wp:inline distT="0" distB="0" distL="0" distR="0" wp14:anchorId="45614081" wp14:editId="1F396560">
+            <wp:extent cx="1952530" cy="2631744"/>
+            <wp:effectExtent l="0" t="0" r="0" b="0"/>
+            <wp:docPr id="50065568" name="그림 50065568"/>
+            <wp:cNvGraphicFramePr>
+              <a:graphicFrameLocks xmlns:a="http://schemas.openxmlformats.org/drawingml/2006/main" noChangeAspect="1"/>
+            </wp:cNvGraphicFramePr>
+            <a:graphic xmlns:a="http://schemas.openxmlformats.org/drawingml/2006/main">
+              <a:graphicData uri="http://schemas.openxmlformats.org/drawingml/2006/picture">
+                <pic:pic xmlns:pic="http://schemas.openxmlformats.org/drawingml/2006/picture">
+                  <pic:nvPicPr>
+                    <pic:cNvPr id="50065568" name="캐릭터 화면 레퍼런스 자료.png"/>
+                    <pic:cNvPicPr/>
+                  </pic:nvPicPr>
+                  <pic:blipFill>
+                    <a:blip r:embed="rId12">
+                      <a:extLst>
+                        <a:ext uri="{28A0092B-C50C-407E-A947-70E740481C1C}">
+                          <a14:useLocalDpi xmlns:a14="http://schemas.microsoft.com/office/drawing/2010/main" val="0"/>
+                        </a:ext>
+                      </a:extLst>
+                    </a:blip>
+                    <a:stretch>
+                      <a:fillRect/>
+                    </a:stretch>
+                  </pic:blipFill>
+                  <pic:spPr>
+                    <a:xfrm>
+                      <a:off x="0" y="0"/>
+                      <a:ext cx="2010643" cy="2710072"/>
+                    </a:xfrm>
+                    <a:prstGeom prst="rect">
+                      <a:avLst/>
+                    </a:prstGeom>
+                  </pic:spPr>
+                </pic:pic>
+              </a:graphicData>
+            </a:graphic>
+          </wp:inline>
+        </w:drawing>
+      </w:r>
+    </w:p>
+    <w:p>
+      <w:pPr>
+        <w:rPr>
+          <w:rFonts w:eastAsia="맑은 고딕"/>
+          <w:sz w:val="28"/>
+          <w:szCs w:val="28"/>
+        </w:rPr>
+      </w:pPr>
+      <w:r>
+        <w:rPr>
+          <w:rFonts w:eastAsia="맑은 고딕"/>
+          <w:sz w:val="28"/>
+          <w:szCs w:val="28"/>
+        </w:rPr>
+        <w:br w:type="page"/>
+      </w:r>
+      <w:bookmarkStart w:id="0" w:name="_GoBack"/>
+      <w:bookmarkEnd w:id="0"/>
+    </w:p>
+    <w:p>
+      <w:pPr>
+        <w:rPr>
+          <w:rFonts w:eastAsia="맑은 고딕" w:hint="eastAsia"/>
+          <w:sz w:val="28"/>
+          <w:szCs w:val="28"/>
+        </w:rPr>
+      </w:pPr>
+    </w:p>
+    <w:p>
+      <w:pPr>
+        <w:rPr>
           <w:rFonts w:eastAsia="맑은 고딕"/>
           <w:sz w:val="28"/>
           <w:szCs w:val="28"/>
@@ -4941,7 +9058,7 @@
       <w:pPr>
         <w:ind w:left="1410"/>
         <w:rPr>
-          <w:rFonts w:eastAsia="맑은 고딕" w:hint="eastAsia"/>
+          <w:rFonts w:eastAsia="맑은 고딕"/>
           <w:sz w:val="28"/>
           <w:szCs w:val="28"/>
         </w:rPr>
@@ -6109,7 +10226,7 @@
       <w:pPr>
         <w:ind w:left="1416" w:firstLineChars="100" w:firstLine="280"/>
         <w:rPr>
-          <w:rFonts w:eastAsia="맑은 고딕" w:hint="eastAsia"/>
+          <w:rFonts w:eastAsia="맑은 고딕"/>
           <w:sz w:val="28"/>
           <w:szCs w:val="28"/>
         </w:rPr>
@@ -6567,7 +10684,7 @@
     <w:p>
       <w:pPr>
         <w:rPr>
-          <w:rFonts w:eastAsia="맑은 고딕" w:hint="eastAsia"/>
+          <w:rFonts w:eastAsia="맑은 고딕"/>
           <w:sz w:val="28"/>
           <w:szCs w:val="28"/>
         </w:rPr>
@@ -6706,7 +10823,7 @@
       <w:pPr>
         <w:pStyle w:val="1"/>
         <w:rPr>
-          <w:rFonts w:ascii="맑은 고딕" w:eastAsia="맑은 고딕" w:hAnsi="맑은 고딕" w:hint="eastAsia"/>
+          <w:rFonts w:ascii="맑은 고딕" w:eastAsia="맑은 고딕" w:hAnsi="맑은 고딕"/>
           <w:color w:val="000000" w:themeColor="text1"/>
         </w:rPr>
       </w:pPr>
@@ -6833,7 +10950,7 @@
           <w:p>
             <w:pPr>
               <w:rPr>
-                <w:rFonts w:eastAsia="맑은 고딕" w:hint="eastAsia"/>
+                <w:rFonts w:eastAsia="맑은 고딕"/>
               </w:rPr>
             </w:pPr>
             <w:r>
@@ -6938,7 +11055,7 @@
             <w:pPr>
               <w:cnfStyle w:val="000000000000" w:firstRow="0" w:lastRow="0" w:firstColumn="0" w:lastColumn="0" w:oddVBand="0" w:evenVBand="0" w:oddHBand="0" w:evenHBand="0" w:firstRowFirstColumn="0" w:firstRowLastColumn="0" w:lastRowFirstColumn="0" w:lastRowLastColumn="0"/>
               <w:rPr>
-                <w:rFonts w:eastAsia="맑은 고딕" w:hint="eastAsia"/>
+                <w:rFonts w:eastAsia="맑은 고딕"/>
               </w:rPr>
             </w:pPr>
             <w:r>
@@ -7195,7 +11312,7 @@
           <w:p>
             <w:pPr>
               <w:rPr>
-                <w:rFonts w:eastAsia="맑은 고딕" w:hint="eastAsia"/>
+                <w:rFonts w:eastAsia="맑은 고딕"/>
               </w:rPr>
             </w:pPr>
           </w:p>
@@ -7208,7 +11325,7 @@
             <w:pPr>
               <w:cnfStyle w:val="000000000000" w:firstRow="0" w:lastRow="0" w:firstColumn="0" w:lastColumn="0" w:oddVBand="0" w:evenVBand="0" w:oddHBand="0" w:evenHBand="0" w:firstRowFirstColumn="0" w:firstRowLastColumn="0" w:lastRowFirstColumn="0" w:lastRowLastColumn="0"/>
               <w:rPr>
-                <w:rFonts w:eastAsia="맑은 고딕" w:hint="eastAsia"/>
+                <w:rFonts w:eastAsia="맑은 고딕"/>
               </w:rPr>
             </w:pPr>
           </w:p>
@@ -7221,7 +11338,7 @@
             <w:pPr>
               <w:cnfStyle w:val="000000000000" w:firstRow="0" w:lastRow="0" w:firstColumn="0" w:lastColumn="0" w:oddVBand="0" w:evenVBand="0" w:oddHBand="0" w:evenHBand="0" w:firstRowFirstColumn="0" w:firstRowLastColumn="0" w:lastRowFirstColumn="0" w:lastRowLastColumn="0"/>
               <w:rPr>
-                <w:rFonts w:eastAsia="맑은 고딕" w:hint="eastAsia"/>
+                <w:rFonts w:eastAsia="맑은 고딕"/>
               </w:rPr>
             </w:pPr>
             <w:r>
@@ -7252,7 +11369,7 @@
             <w:pPr>
               <w:cnfStyle w:val="000000000000" w:firstRow="0" w:lastRow="0" w:firstColumn="0" w:lastColumn="0" w:oddVBand="0" w:evenVBand="0" w:oddHBand="0" w:evenHBand="0" w:firstRowFirstColumn="0" w:firstRowLastColumn="0" w:lastRowFirstColumn="0" w:lastRowLastColumn="0"/>
               <w:rPr>
-                <w:rFonts w:eastAsia="맑은 고딕" w:hint="eastAsia"/>
+                <w:rFonts w:eastAsia="맑은 고딕"/>
               </w:rPr>
             </w:pPr>
             <w:r>
@@ -7487,7 +11604,7 @@
             <w:pPr>
               <w:cnfStyle w:val="000000000000" w:firstRow="0" w:lastRow="0" w:firstColumn="0" w:lastColumn="0" w:oddVBand="0" w:evenVBand="0" w:oddHBand="0" w:evenHBand="0" w:firstRowFirstColumn="0" w:firstRowLastColumn="0" w:lastRowFirstColumn="0" w:lastRowLastColumn="0"/>
               <w:rPr>
-                <w:rFonts w:eastAsia="맑은 고딕" w:hint="eastAsia"/>
+                <w:rFonts w:eastAsia="맑은 고딕"/>
               </w:rPr>
             </w:pPr>
             <w:r>
@@ -7590,7 +11707,7 @@
             <w:pPr>
               <w:cnfStyle w:val="000000000000" w:firstRow="0" w:lastRow="0" w:firstColumn="0" w:lastColumn="0" w:oddVBand="0" w:evenVBand="0" w:oddHBand="0" w:evenHBand="0" w:firstRowFirstColumn="0" w:firstRowLastColumn="0" w:lastRowFirstColumn="0" w:lastRowLastColumn="0"/>
               <w:rPr>
-                <w:rFonts w:eastAsia="맑은 고딕" w:hint="eastAsia"/>
+                <w:rFonts w:eastAsia="맑은 고딕"/>
               </w:rPr>
             </w:pPr>
           </w:p>
@@ -7634,7 +11751,7 @@
             <w:pPr>
               <w:cnfStyle w:val="000000000000" w:firstRow="0" w:lastRow="0" w:firstColumn="0" w:lastColumn="0" w:oddVBand="0" w:evenVBand="0" w:oddHBand="0" w:evenHBand="0" w:firstRowFirstColumn="0" w:firstRowLastColumn="0" w:lastRowFirstColumn="0" w:lastRowLastColumn="0"/>
               <w:rPr>
-                <w:rFonts w:eastAsia="맑은 고딕" w:hint="eastAsia"/>
+                <w:rFonts w:eastAsia="맑은 고딕"/>
               </w:rPr>
             </w:pPr>
             <w:r>
@@ -7724,7 +11841,7 @@
             <w:pPr>
               <w:cnfStyle w:val="000000000000" w:firstRow="0" w:lastRow="0" w:firstColumn="0" w:lastColumn="0" w:oddVBand="0" w:evenVBand="0" w:oddHBand="0" w:evenHBand="0" w:firstRowFirstColumn="0" w:firstRowLastColumn="0" w:lastRowFirstColumn="0" w:lastRowLastColumn="0"/>
               <w:rPr>
-                <w:rFonts w:eastAsia="맑은 고딕" w:hint="eastAsia"/>
+                <w:rFonts w:eastAsia="맑은 고딕"/>
               </w:rPr>
             </w:pPr>
             <w:r>
@@ -7755,7 +11872,7 @@
             <w:pPr>
               <w:cnfStyle w:val="000000000000" w:firstRow="0" w:lastRow="0" w:firstColumn="0" w:lastColumn="0" w:oddVBand="0" w:evenVBand="0" w:oddHBand="0" w:evenHBand="0" w:firstRowFirstColumn="0" w:firstRowLastColumn="0" w:lastRowFirstColumn="0" w:lastRowLastColumn="0"/>
               <w:rPr>
-                <w:rFonts w:eastAsia="맑은 고딕" w:hint="eastAsia"/>
+                <w:rFonts w:eastAsia="맑은 고딕"/>
               </w:rPr>
             </w:pPr>
             <w:r>
@@ -7880,7 +11997,7 @@
             <w:pPr>
               <w:cnfStyle w:val="000000000000" w:firstRow="0" w:lastRow="0" w:firstColumn="0" w:lastColumn="0" w:oddVBand="0" w:evenVBand="0" w:oddHBand="0" w:evenHBand="0" w:firstRowFirstColumn="0" w:firstRowLastColumn="0" w:lastRowFirstColumn="0" w:lastRowLastColumn="0"/>
               <w:rPr>
-                <w:rFonts w:eastAsia="맑은 고딕" w:hint="eastAsia"/>
+                <w:rFonts w:eastAsia="맑은 고딕"/>
               </w:rPr>
             </w:pPr>
           </w:p>
@@ -7924,7 +12041,7 @@
             <w:pPr>
               <w:cnfStyle w:val="000000000000" w:firstRow="0" w:lastRow="0" w:firstColumn="0" w:lastColumn="0" w:oddVBand="0" w:evenVBand="0" w:oddHBand="0" w:evenHBand="0" w:firstRowFirstColumn="0" w:firstRowLastColumn="0" w:lastRowFirstColumn="0" w:lastRowLastColumn="0"/>
               <w:rPr>
-                <w:rFonts w:eastAsia="맑은 고딕" w:hint="eastAsia"/>
+                <w:rFonts w:eastAsia="맑은 고딕"/>
               </w:rPr>
             </w:pPr>
             <w:proofErr w:type="spellStart"/>
@@ -8020,7 +12137,7 @@
             <w:pPr>
               <w:cnfStyle w:val="000000000000" w:firstRow="0" w:lastRow="0" w:firstColumn="0" w:lastColumn="0" w:oddVBand="0" w:evenVBand="0" w:oddHBand="0" w:evenHBand="0" w:firstRowFirstColumn="0" w:firstRowLastColumn="0" w:lastRowFirstColumn="0" w:lastRowLastColumn="0"/>
               <w:rPr>
-                <w:rFonts w:eastAsia="맑은 고딕" w:hint="eastAsia"/>
+                <w:rFonts w:eastAsia="맑은 고딕"/>
               </w:rPr>
             </w:pPr>
             <w:r>
@@ -8116,7 +12233,7 @@
             <w:pPr>
               <w:cnfStyle w:val="000000000000" w:firstRow="0" w:lastRow="0" w:firstColumn="0" w:lastColumn="0" w:oddVBand="0" w:evenVBand="0" w:oddHBand="0" w:evenHBand="0" w:firstRowFirstColumn="0" w:firstRowLastColumn="0" w:lastRowFirstColumn="0" w:lastRowLastColumn="0"/>
               <w:rPr>
-                <w:rFonts w:eastAsia="맑은 고딕" w:hint="eastAsia"/>
+                <w:rFonts w:eastAsia="맑은 고딕"/>
               </w:rPr>
             </w:pPr>
           </w:p>
@@ -8176,7 +12293,7 @@
             <w:pPr>
               <w:cnfStyle w:val="000000000000" w:firstRow="0" w:lastRow="0" w:firstColumn="0" w:lastColumn="0" w:oddVBand="0" w:evenVBand="0" w:oddHBand="0" w:evenHBand="0" w:firstRowFirstColumn="0" w:firstRowLastColumn="0" w:lastRowFirstColumn="0" w:lastRowLastColumn="0"/>
               <w:rPr>
-                <w:rFonts w:eastAsia="맑은 고딕" w:hint="eastAsia"/>
+                <w:rFonts w:eastAsia="맑은 고딕"/>
               </w:rPr>
             </w:pPr>
           </w:p>
@@ -8189,7 +12306,7 @@
             <w:pPr>
               <w:cnfStyle w:val="000000000000" w:firstRow="0" w:lastRow="0" w:firstColumn="0" w:lastColumn="0" w:oddVBand="0" w:evenVBand="0" w:oddHBand="0" w:evenHBand="0" w:firstRowFirstColumn="0" w:firstRowLastColumn="0" w:lastRowFirstColumn="0" w:lastRowLastColumn="0"/>
               <w:rPr>
-                <w:rFonts w:eastAsia="맑은 고딕" w:hint="eastAsia"/>
+                <w:rFonts w:eastAsia="맑은 고딕"/>
               </w:rPr>
             </w:pPr>
             <w:r>
@@ -8314,7 +12431,7 @@
             <w:pPr>
               <w:cnfStyle w:val="000000000000" w:firstRow="0" w:lastRow="0" w:firstColumn="0" w:lastColumn="0" w:oddVBand="0" w:evenVBand="0" w:oddHBand="0" w:evenHBand="0" w:firstRowFirstColumn="0" w:firstRowLastColumn="0" w:lastRowFirstColumn="0" w:lastRowLastColumn="0"/>
               <w:rPr>
-                <w:rFonts w:eastAsia="맑은 고딕" w:hint="eastAsia"/>
+                <w:rFonts w:eastAsia="맑은 고딕"/>
               </w:rPr>
             </w:pPr>
             <w:r>
@@ -8458,7 +12575,7 @@
             <w:pPr>
               <w:cnfStyle w:val="000000000000" w:firstRow="0" w:lastRow="0" w:firstColumn="0" w:lastColumn="0" w:oddVBand="0" w:evenVBand="0" w:oddHBand="0" w:evenHBand="0" w:firstRowFirstColumn="0" w:firstRowLastColumn="0" w:lastRowFirstColumn="0" w:lastRowLastColumn="0"/>
               <w:rPr>
-                <w:rFonts w:eastAsia="맑은 고딕" w:hint="eastAsia"/>
+                <w:rFonts w:eastAsia="맑은 고딕"/>
               </w:rPr>
             </w:pPr>
           </w:p>
@@ -8471,7 +12588,7 @@
             <w:pPr>
               <w:cnfStyle w:val="000000000000" w:firstRow="0" w:lastRow="0" w:firstColumn="0" w:lastColumn="0" w:oddVBand="0" w:evenVBand="0" w:oddHBand="0" w:evenHBand="0" w:firstRowFirstColumn="0" w:firstRowLastColumn="0" w:lastRowFirstColumn="0" w:lastRowLastColumn="0"/>
               <w:rPr>
-                <w:rFonts w:eastAsia="맑은 고딕" w:hint="eastAsia"/>
+                <w:rFonts w:eastAsia="맑은 고딕"/>
               </w:rPr>
             </w:pPr>
             <w:r>
@@ -8502,7 +12619,7 @@
             <w:pPr>
               <w:cnfStyle w:val="000000000000" w:firstRow="0" w:lastRow="0" w:firstColumn="0" w:lastColumn="0" w:oddVBand="0" w:evenVBand="0" w:oddHBand="0" w:evenHBand="0" w:firstRowFirstColumn="0" w:firstRowLastColumn="0" w:lastRowFirstColumn="0" w:lastRowLastColumn="0"/>
               <w:rPr>
-                <w:rFonts w:eastAsia="맑은 고딕" w:hint="eastAsia"/>
+                <w:rFonts w:eastAsia="맑은 고딕"/>
               </w:rPr>
             </w:pPr>
           </w:p>
@@ -8530,7 +12647,7 @@
             <w:pPr>
               <w:cnfStyle w:val="000000000000" w:firstRow="0" w:lastRow="0" w:firstColumn="0" w:lastColumn="0" w:oddVBand="0" w:evenVBand="0" w:oddHBand="0" w:evenHBand="0" w:firstRowFirstColumn="0" w:firstRowLastColumn="0" w:lastRowFirstColumn="0" w:lastRowLastColumn="0"/>
               <w:rPr>
-                <w:rFonts w:eastAsia="맑은 고딕" w:hint="eastAsia"/>
+                <w:rFonts w:eastAsia="맑은 고딕"/>
               </w:rPr>
             </w:pPr>
           </w:p>
@@ -8602,7 +12719,7 @@
             <w:pPr>
               <w:cnfStyle w:val="000000000000" w:firstRow="0" w:lastRow="0" w:firstColumn="0" w:lastColumn="0" w:oddVBand="0" w:evenVBand="0" w:oddHBand="0" w:evenHBand="0" w:firstRowFirstColumn="0" w:firstRowLastColumn="0" w:lastRowFirstColumn="0" w:lastRowLastColumn="0"/>
               <w:rPr>
-                <w:rFonts w:eastAsia="맑은 고딕" w:hint="eastAsia"/>
+                <w:rFonts w:eastAsia="맑은 고딕"/>
               </w:rPr>
             </w:pPr>
           </w:p>
@@ -8674,7 +12791,7 @@
             <w:pPr>
               <w:cnfStyle w:val="000000000000" w:firstRow="0" w:lastRow="0" w:firstColumn="0" w:lastColumn="0" w:oddVBand="0" w:evenVBand="0" w:oddHBand="0" w:evenHBand="0" w:firstRowFirstColumn="0" w:firstRowLastColumn="0" w:lastRowFirstColumn="0" w:lastRowLastColumn="0"/>
               <w:rPr>
-                <w:rFonts w:eastAsia="맑은 고딕" w:hint="eastAsia"/>
+                <w:rFonts w:eastAsia="맑은 고딕"/>
               </w:rPr>
             </w:pPr>
             <w:r>
@@ -8832,7 +12949,7 @@
             <w:pPr>
               <w:cnfStyle w:val="000000000000" w:firstRow="0" w:lastRow="0" w:firstColumn="0" w:lastColumn="0" w:oddVBand="0" w:evenVBand="0" w:oddHBand="0" w:evenHBand="0" w:firstRowFirstColumn="0" w:firstRowLastColumn="0" w:lastRowFirstColumn="0" w:lastRowLastColumn="0"/>
               <w:rPr>
-                <w:rFonts w:eastAsia="맑은 고딕" w:hint="eastAsia"/>
+                <w:rFonts w:eastAsia="맑은 고딕"/>
               </w:rPr>
             </w:pPr>
           </w:p>
@@ -8924,7 +13041,7 @@
             <w:pPr>
               <w:cnfStyle w:val="000000000000" w:firstRow="0" w:lastRow="0" w:firstColumn="0" w:lastColumn="0" w:oddVBand="0" w:evenVBand="0" w:oddHBand="0" w:evenHBand="0" w:firstRowFirstColumn="0" w:firstRowLastColumn="0" w:lastRowFirstColumn="0" w:lastRowLastColumn="0"/>
               <w:rPr>
-                <w:rFonts w:eastAsia="맑은 고딕" w:hint="eastAsia"/>
+                <w:rFonts w:eastAsia="맑은 고딕"/>
               </w:rPr>
             </w:pPr>
             <w:r>
@@ -8955,7 +13072,7 @@
             <w:pPr>
               <w:cnfStyle w:val="000000000000" w:firstRow="0" w:lastRow="0" w:firstColumn="0" w:lastColumn="0" w:oddVBand="0" w:evenVBand="0" w:oddHBand="0" w:evenHBand="0" w:firstRowFirstColumn="0" w:firstRowLastColumn="0" w:lastRowFirstColumn="0" w:lastRowLastColumn="0"/>
               <w:rPr>
-                <w:rFonts w:eastAsia="맑은 고딕" w:hint="eastAsia"/>
+                <w:rFonts w:eastAsia="맑은 고딕"/>
               </w:rPr>
             </w:pPr>
             <w:r>
@@ -9096,7 +13213,7 @@
       <w:pPr>
         <w:pStyle w:val="1"/>
         <w:rPr>
-          <w:rFonts w:ascii="맑은 고딕" w:eastAsia="맑은 고딕" w:hAnsi="맑은 고딕" w:hint="eastAsia"/>
+          <w:rFonts w:ascii="맑은 고딕" w:eastAsia="맑은 고딕" w:hAnsi="맑은 고딕"/>
           <w:color w:val="000000" w:themeColor="text1"/>
         </w:rPr>
       </w:pPr>
@@ -10357,7 +14474,7 @@
         <w:pStyle w:val="af8"/>
         <w:ind w:leftChars="0" w:left="760" w:firstLine="440"/>
         <w:rPr>
-          <w:rFonts w:eastAsia="맑은 고딕" w:hint="eastAsia"/>
+          <w:rFonts w:eastAsia="맑은 고딕"/>
           <w:sz w:val="28"/>
           <w:szCs w:val="28"/>
         </w:rPr>
@@ -10798,7 +14915,7 @@
         <w:pStyle w:val="af8"/>
         <w:ind w:leftChars="0" w:left="760" w:firstLine="440"/>
         <w:rPr>
-          <w:rFonts w:eastAsia="맑은 고딕" w:hint="eastAsia"/>
+          <w:rFonts w:eastAsia="맑은 고딕"/>
           <w:sz w:val="28"/>
           <w:szCs w:val="28"/>
         </w:rPr>
@@ -11009,13 +15126,6 @@
           <w:szCs w:val="28"/>
         </w:rPr>
         <w:br/>
-      </w:r>
-      <w:r>
-        <w:rPr>
-          <w:rFonts w:eastAsia="맑은 고딕"/>
-          <w:sz w:val="28"/>
-          <w:szCs w:val="28"/>
-        </w:rPr>
         <w:t xml:space="preserve">1. </w:t>
       </w:r>
       <w:proofErr w:type="gramStart"/>
@@ -11212,7 +15322,7 @@
         <w:pStyle w:val="af8"/>
         <w:ind w:leftChars="0" w:left="760" w:firstLine="440"/>
         <w:rPr>
-          <w:rFonts w:eastAsia="맑은 고딕" w:hint="eastAsia"/>
+          <w:rFonts w:eastAsia="맑은 고딕"/>
           <w:sz w:val="28"/>
           <w:szCs w:val="28"/>
         </w:rPr>
@@ -11345,7 +15455,7 @@
         <w:pStyle w:val="af8"/>
         <w:ind w:leftChars="0" w:left="760" w:firstLine="440"/>
         <w:rPr>
-          <w:rFonts w:eastAsia="맑은 고딕" w:hint="eastAsia"/>
+          <w:rFonts w:eastAsia="맑은 고딕"/>
           <w:sz w:val="28"/>
           <w:szCs w:val="28"/>
         </w:rPr>
@@ -11478,7 +15588,7 @@
         <w:pStyle w:val="af8"/>
         <w:ind w:leftChars="0" w:left="760" w:firstLine="440"/>
         <w:rPr>
-          <w:rFonts w:eastAsia="맑은 고딕" w:hint="eastAsia"/>
+          <w:rFonts w:eastAsia="맑은 고딕"/>
           <w:sz w:val="28"/>
           <w:szCs w:val="28"/>
         </w:rPr>
@@ -11835,23 +15945,23 @@
       <w:pPr>
         <w:pStyle w:val="1"/>
         <w:rPr>
+          <w:rFonts w:ascii="맑은 고딕" w:eastAsia="맑은 고딕" w:hAnsi="맑은 고딕"/>
+          <w:color w:val="000000" w:themeColor="text1"/>
+        </w:rPr>
+      </w:pPr>
+      <w:r>
+        <w:rPr>
           <w:rFonts w:ascii="맑은 고딕" w:eastAsia="맑은 고딕" w:hAnsi="맑은 고딕" w:hint="eastAsia"/>
           <w:color w:val="000000" w:themeColor="text1"/>
         </w:rPr>
-      </w:pPr>
+        <w:lastRenderedPageBreak/>
+        <w:t xml:space="preserve">게임 </w:t>
+      </w:r>
       <w:r>
         <w:rPr>
           <w:rFonts w:ascii="맑은 고딕" w:eastAsia="맑은 고딕" w:hAnsi="맑은 고딕" w:hint="eastAsia"/>
           <w:color w:val="000000" w:themeColor="text1"/>
         </w:rPr>
-        <w:lastRenderedPageBreak/>
-        <w:t xml:space="preserve">게임 </w:t>
-      </w:r>
-      <w:r>
-        <w:rPr>
-          <w:rFonts w:ascii="맑은 고딕" w:eastAsia="맑은 고딕" w:hAnsi="맑은 고딕" w:hint="eastAsia"/>
-          <w:color w:val="000000" w:themeColor="text1"/>
-        </w:rPr>
         <w:t xml:space="preserve">특징 </w:t>
       </w:r>
       <w:r>
@@ -11859,14 +15969,7 @@
           <w:rFonts w:ascii="맑은 고딕" w:eastAsia="맑은 고딕" w:hAnsi="맑은 고딕"/>
           <w:color w:val="000000" w:themeColor="text1"/>
         </w:rPr>
-        <w:t>2</w:t>
-      </w:r>
-      <w:r>
-        <w:rPr>
-          <w:rFonts w:ascii="맑은 고딕" w:eastAsia="맑은 고딕" w:hAnsi="맑은 고딕"/>
-          <w:color w:val="000000" w:themeColor="text1"/>
-        </w:rPr>
-        <w:t xml:space="preserve">. </w:t>
+        <w:t xml:space="preserve">2. </w:t>
       </w:r>
       <w:r>
         <w:rPr>
@@ -13373,7 +17476,7 @@
         </w:numPr>
         <w:ind w:leftChars="0"/>
         <w:rPr>
-          <w:rFonts w:eastAsia="맑은 고딕" w:hint="eastAsia"/>
+          <w:rFonts w:eastAsia="맑은 고딕"/>
           <w:sz w:val="28"/>
           <w:szCs w:val="28"/>
         </w:rPr>
@@ -13664,22 +17767,22 @@
       <w:pPr>
         <w:pStyle w:val="1"/>
         <w:rPr>
+          <w:rFonts w:ascii="맑은 고딕" w:eastAsia="맑은 고딕" w:hAnsi="맑은 고딕"/>
+          <w:color w:val="000000" w:themeColor="text1"/>
+        </w:rPr>
+      </w:pPr>
+      <w:r>
+        <w:rPr>
           <w:rFonts w:ascii="맑은 고딕" w:eastAsia="맑은 고딕" w:hAnsi="맑은 고딕" w:hint="eastAsia"/>
           <w:color w:val="000000" w:themeColor="text1"/>
         </w:rPr>
-      </w:pPr>
+        <w:t xml:space="preserve">게임 </w:t>
+      </w:r>
       <w:r>
         <w:rPr>
           <w:rFonts w:ascii="맑은 고딕" w:eastAsia="맑은 고딕" w:hAnsi="맑은 고딕" w:hint="eastAsia"/>
           <w:color w:val="000000" w:themeColor="text1"/>
         </w:rPr>
-        <w:t xml:space="preserve">게임 </w:t>
-      </w:r>
-      <w:r>
-        <w:rPr>
-          <w:rFonts w:ascii="맑은 고딕" w:eastAsia="맑은 고딕" w:hAnsi="맑은 고딕" w:hint="eastAsia"/>
-          <w:color w:val="000000" w:themeColor="text1"/>
-        </w:rPr>
         <w:t xml:space="preserve">특징 </w:t>
       </w:r>
       <w:r>
@@ -13687,14 +17790,7 @@
           <w:rFonts w:ascii="맑은 고딕" w:eastAsia="맑은 고딕" w:hAnsi="맑은 고딕"/>
           <w:color w:val="000000" w:themeColor="text1"/>
         </w:rPr>
-        <w:t>3</w:t>
-      </w:r>
-      <w:r>
-        <w:rPr>
-          <w:rFonts w:ascii="맑은 고딕" w:eastAsia="맑은 고딕" w:hAnsi="맑은 고딕"/>
-          <w:color w:val="000000" w:themeColor="text1"/>
-        </w:rPr>
-        <w:t xml:space="preserve">. </w:t>
+        <w:t xml:space="preserve">3. </w:t>
       </w:r>
       <w:r>
         <w:rPr>
@@ -14440,7 +18536,7 @@
     <w:p>
       <w:pPr>
         <w:rPr>
-          <w:rFonts w:eastAsia="맑은 고딕" w:hint="eastAsia"/>
+          <w:rFonts w:eastAsia="맑은 고딕"/>
           <w:color w:val="FF0000"/>
           <w:sz w:val="28"/>
           <w:szCs w:val="28"/>
@@ -14448,7 +18544,7 @@
       </w:pPr>
     </w:p>
     <w:sectPr>
-      <w:footerReference w:type="default" r:id="rId10"/>
+      <w:footerReference w:type="default" r:id="rId13"/>
       <w:pgSz w:w="11907" w:h="16839" w:code="9"/>
       <w:pgMar w:top="1440" w:right="1440" w:bottom="1440" w:left="1440" w:header="720" w:footer="720" w:gutter="0"/>
       <w:cols w:space="720"/>
@@ -14460,7 +18556,7 @@
 </file>
 
 <file path=word/endnotes.xml><?xml version="1.0" encoding="utf-8"?>
-<w:endnotes xmlns:wpc="http://schemas.microsoft.com/office/word/2010/wordprocessingCanvas" xmlns:cx="http://schemas.microsoft.com/office/drawing/2014/chartex" xmlns:cx1="http://schemas.microsoft.com/office/drawing/2015/9/8/chartex" xmlns:cx2="http://schemas.microsoft.com/office/drawing/2015/10/21/chartex" xmlns:cx3="http://schemas.microsoft.com/office/drawing/2016/5/9/chartex" xmlns:cx4="http://schemas.microsoft.com/office/drawing/2016/5/10/chartex" xmlns:cx5="http://schemas.microsoft.com/office/drawing/2016/5/11/chartex" xmlns:cx6="http://schemas.microsoft.com/office/drawing/2016/5/12/chartex" xmlns:cx7="http://schemas.microsoft.com/office/drawing/2016/5/13/chartex" xmlns:cx8="http://schemas.microsoft.com/office/drawing/2016/5/14/chartex" xmlns:mc="http://schemas.openxmlformats.org/markup-compatibility/2006" xmlns:aink="http://schemas.microsoft.com/office/drawing/2016/ink" xmlns:am3d="http://schemas.microsoft.com/office/drawing/2017/model3d" xmlns:o="urn:schemas-microsoft-com:office:office" xmlns:oel="http://schemas.microsoft.com/office/2019/extlst" xmlns:r="http://schemas.openxmlformats.org/officeDocument/2006/relationships" xmlns:m="http://schemas.openxmlformats.org/officeDocument/2006/math" xmlns:v="urn:schemas-microsoft-com:vml" xmlns:wp14="http://schemas.microsoft.com/office/word/2010/wordprocessingDrawing" xmlns:wp="http://schemas.openxmlformats.org/drawingml/2006/wordprocessingDrawing" xmlns:w10="urn:schemas-microsoft-com:office:word" xmlns:w="http://schemas.openxmlformats.org/wordprocessingml/2006/main" xmlns:w14="http://schemas.microsoft.com/office/word/2010/wordml" xmlns:w15="http://schemas.microsoft.com/office/word/2012/wordml" xmlns:w16cex="http://schemas.microsoft.com/office/word/2018/wordml/cex" xmlns:w16cid="http://schemas.microsoft.com/office/word/2016/wordml/cid" xmlns:w16="http://schemas.microsoft.com/office/word/2018/wordml" xmlns:w16du="http://schemas.microsoft.com/office/word/2023/wordml/word16du" xmlns:w16sdtdh="http://schemas.microsoft.com/office/word/2020/wordml/sdtdatahash" xmlns:w16se="http://schemas.microsoft.com/office/word/2015/wordml/symex" xmlns:wpg="http://schemas.microsoft.com/office/word/2010/wordprocessingGroup" xmlns:wpi="http://schemas.microsoft.com/office/word/2010/wordprocessingInk" xmlns:wne="http://schemas.microsoft.com/office/word/2006/wordml" xmlns:wps="http://schemas.microsoft.com/office/word/2010/wordprocessingShape" mc:Ignorable="w14 w15 w16se w16cid w16 w16cex w16sdtdh w16du wp14">
+<w:endnotes xmlns:wpc="http://schemas.microsoft.com/office/word/2010/wordprocessingCanvas" xmlns:cx="http://schemas.microsoft.com/office/drawing/2014/chartex" xmlns:cx1="http://schemas.microsoft.com/office/drawing/2015/9/8/chartex" xmlns:cx2="http://schemas.microsoft.com/office/drawing/2015/10/21/chartex" xmlns:cx3="http://schemas.microsoft.com/office/drawing/2016/5/9/chartex" xmlns:cx4="http://schemas.microsoft.com/office/drawing/2016/5/10/chartex" xmlns:cx5="http://schemas.microsoft.com/office/drawing/2016/5/11/chartex" xmlns:cx6="http://schemas.microsoft.com/office/drawing/2016/5/12/chartex" xmlns:cx7="http://schemas.microsoft.com/office/drawing/2016/5/13/chartex" xmlns:cx8="http://schemas.microsoft.com/office/drawing/2016/5/14/chartex" xmlns:mc="http://schemas.openxmlformats.org/markup-compatibility/2006" xmlns:aink="http://schemas.microsoft.com/office/drawing/2016/ink" xmlns:am3d="http://schemas.microsoft.com/office/drawing/2017/model3d" xmlns:o="urn:schemas-microsoft-com:office:office" xmlns:r="http://schemas.openxmlformats.org/officeDocument/2006/relationships" xmlns:m="http://schemas.openxmlformats.org/officeDocument/2006/math" xmlns:v="urn:schemas-microsoft-com:vml" xmlns:wp14="http://schemas.microsoft.com/office/word/2010/wordprocessingDrawing" xmlns:wp="http://schemas.openxmlformats.org/drawingml/2006/wordprocessingDrawing" xmlns:w10="urn:schemas-microsoft-com:office:word" xmlns:w="http://schemas.openxmlformats.org/wordprocessingml/2006/main" xmlns:w14="http://schemas.microsoft.com/office/word/2010/wordml" xmlns:w15="http://schemas.microsoft.com/office/word/2012/wordml" xmlns:w16cex="http://schemas.microsoft.com/office/word/2018/wordml/cex" xmlns:w16cid="http://schemas.microsoft.com/office/word/2016/wordml/cid" xmlns:w16="http://schemas.microsoft.com/office/word/2018/wordml" xmlns:w16se="http://schemas.microsoft.com/office/word/2015/wordml/symex" xmlns:wpg="http://schemas.microsoft.com/office/word/2010/wordprocessingGroup" xmlns:wpi="http://schemas.microsoft.com/office/word/2010/wordprocessingInk" xmlns:wne="http://schemas.microsoft.com/office/word/2006/wordml" xmlns:wps="http://schemas.microsoft.com/office/word/2010/wordprocessingShape" mc:Ignorable="w14 w15 w16se w16cid w16 w16cex wp14">
   <w:endnote w:type="separator" w:id="-1">
     <w:p>
       <w:pPr>
@@ -14485,7 +18581,7 @@
 </file>
 
 <file path=word/footer1.xml><?xml version="1.0" encoding="utf-8"?>
-<w:ftr xmlns:wpc="http://schemas.microsoft.com/office/word/2010/wordprocessingCanvas" xmlns:cx="http://schemas.microsoft.com/office/drawing/2014/chartex" xmlns:cx1="http://schemas.microsoft.com/office/drawing/2015/9/8/chartex" xmlns:cx2="http://schemas.microsoft.com/office/drawing/2015/10/21/chartex" xmlns:cx3="http://schemas.microsoft.com/office/drawing/2016/5/9/chartex" xmlns:cx4="http://schemas.microsoft.com/office/drawing/2016/5/10/chartex" xmlns:cx5="http://schemas.microsoft.com/office/drawing/2016/5/11/chartex" xmlns:cx6="http://schemas.microsoft.com/office/drawing/2016/5/12/chartex" xmlns:cx7="http://schemas.microsoft.com/office/drawing/2016/5/13/chartex" xmlns:cx8="http://schemas.microsoft.com/office/drawing/2016/5/14/chartex" xmlns:mc="http://schemas.openxmlformats.org/markup-compatibility/2006" xmlns:aink="http://schemas.microsoft.com/office/drawing/2016/ink" xmlns:am3d="http://schemas.microsoft.com/office/drawing/2017/model3d" xmlns:o="urn:schemas-microsoft-com:office:office" xmlns:oel="http://schemas.microsoft.com/office/2019/extlst" xmlns:r="http://schemas.openxmlformats.org/officeDocument/2006/relationships" xmlns:m="http://schemas.openxmlformats.org/officeDocument/2006/math" xmlns:v="urn:schemas-microsoft-com:vml" xmlns:wp14="http://schemas.microsoft.com/office/word/2010/wordprocessingDrawing" xmlns:wp="http://schemas.openxmlformats.org/drawingml/2006/wordprocessingDrawing" xmlns:w10="urn:schemas-microsoft-com:office:word" xmlns:w="http://schemas.openxmlformats.org/wordprocessingml/2006/main" xmlns:w14="http://schemas.microsoft.com/office/word/2010/wordml" xmlns:w15="http://schemas.microsoft.com/office/word/2012/wordml" xmlns:w16cex="http://schemas.microsoft.com/office/word/2018/wordml/cex" xmlns:w16cid="http://schemas.microsoft.com/office/word/2016/wordml/cid" xmlns:w16="http://schemas.microsoft.com/office/word/2018/wordml" xmlns:w16du="http://schemas.microsoft.com/office/word/2023/wordml/word16du" xmlns:w16sdtdh="http://schemas.microsoft.com/office/word/2020/wordml/sdtdatahash" xmlns:w16se="http://schemas.microsoft.com/office/word/2015/wordml/symex" xmlns:wpg="http://schemas.microsoft.com/office/word/2010/wordprocessingGroup" xmlns:wpi="http://schemas.microsoft.com/office/word/2010/wordprocessingInk" xmlns:wne="http://schemas.microsoft.com/office/word/2006/wordml" xmlns:wps="http://schemas.microsoft.com/office/word/2010/wordprocessingShape" mc:Ignorable="w14 w15 w16se w16cid w16 w16cex w16sdtdh w16du wp14">
+<w:ftr xmlns:wpc="http://schemas.microsoft.com/office/word/2010/wordprocessingCanvas" xmlns:cx="http://schemas.microsoft.com/office/drawing/2014/chartex" xmlns:cx1="http://schemas.microsoft.com/office/drawing/2015/9/8/chartex" xmlns:cx2="http://schemas.microsoft.com/office/drawing/2015/10/21/chartex" xmlns:cx3="http://schemas.microsoft.com/office/drawing/2016/5/9/chartex" xmlns:cx4="http://schemas.microsoft.com/office/drawing/2016/5/10/chartex" xmlns:cx5="http://schemas.microsoft.com/office/drawing/2016/5/11/chartex" xmlns:cx6="http://schemas.microsoft.com/office/drawing/2016/5/12/chartex" xmlns:cx7="http://schemas.microsoft.com/office/drawing/2016/5/13/chartex" xmlns:cx8="http://schemas.microsoft.com/office/drawing/2016/5/14/chartex" xmlns:mc="http://schemas.openxmlformats.org/markup-compatibility/2006" xmlns:aink="http://schemas.microsoft.com/office/drawing/2016/ink" xmlns:am3d="http://schemas.microsoft.com/office/drawing/2017/model3d" xmlns:o="urn:schemas-microsoft-com:office:office" xmlns:r="http://schemas.openxmlformats.org/officeDocument/2006/relationships" xmlns:m="http://schemas.openxmlformats.org/officeDocument/2006/math" xmlns:v="urn:schemas-microsoft-com:vml" xmlns:wp14="http://schemas.microsoft.com/office/word/2010/wordprocessingDrawing" xmlns:wp="http://schemas.openxmlformats.org/drawingml/2006/wordprocessingDrawing" xmlns:w10="urn:schemas-microsoft-com:office:word" xmlns:w="http://schemas.openxmlformats.org/wordprocessingml/2006/main" xmlns:w14="http://schemas.microsoft.com/office/word/2010/wordml" xmlns:w15="http://schemas.microsoft.com/office/word/2012/wordml" xmlns:w16cex="http://schemas.microsoft.com/office/word/2018/wordml/cex" xmlns:w16cid="http://schemas.microsoft.com/office/word/2016/wordml/cid" xmlns:w16="http://schemas.microsoft.com/office/word/2018/wordml" xmlns:w16se="http://schemas.microsoft.com/office/word/2015/wordml/symex" xmlns:wpg="http://schemas.microsoft.com/office/word/2010/wordprocessingGroup" xmlns:wpi="http://schemas.microsoft.com/office/word/2010/wordprocessingInk" xmlns:wne="http://schemas.microsoft.com/office/word/2006/wordml" xmlns:wps="http://schemas.microsoft.com/office/word/2010/wordprocessingShape" mc:Ignorable="w14 w15 w16se w16cid w16 w16cex wp14">
   <w:sdt>
     <w:sdtPr>
       <w:id w:val="97759961"/>
@@ -14543,7 +18639,7 @@
 </file>
 
 <file path=word/footnotes.xml><?xml version="1.0" encoding="utf-8"?>
-<w:footnotes xmlns:wpc="http://schemas.microsoft.com/office/word/2010/wordprocessingCanvas" xmlns:cx="http://schemas.microsoft.com/office/drawing/2014/chartex" xmlns:cx1="http://schemas.microsoft.com/office/drawing/2015/9/8/chartex" xmlns:cx2="http://schemas.microsoft.com/office/drawing/2015/10/21/chartex" xmlns:cx3="http://schemas.microsoft.com/office/drawing/2016/5/9/chartex" xmlns:cx4="http://schemas.microsoft.com/office/drawing/2016/5/10/chartex" xmlns:cx5="http://schemas.microsoft.com/office/drawing/2016/5/11/chartex" xmlns:cx6="http://schemas.microsoft.com/office/drawing/2016/5/12/chartex" xmlns:cx7="http://schemas.microsoft.com/office/drawing/2016/5/13/chartex" xmlns:cx8="http://schemas.microsoft.com/office/drawing/2016/5/14/chartex" xmlns:mc="http://schemas.openxmlformats.org/markup-compatibility/2006" xmlns:aink="http://schemas.microsoft.com/office/drawing/2016/ink" xmlns:am3d="http://schemas.microsoft.com/office/drawing/2017/model3d" xmlns:o="urn:schemas-microsoft-com:office:office" xmlns:oel="http://schemas.microsoft.com/office/2019/extlst" xmlns:r="http://schemas.openxmlformats.org/officeDocument/2006/relationships" xmlns:m="http://schemas.openxmlformats.org/officeDocument/2006/math" xmlns:v="urn:schemas-microsoft-com:vml" xmlns:wp14="http://schemas.microsoft.com/office/word/2010/wordprocessingDrawing" xmlns:wp="http://schemas.openxmlformats.org/drawingml/2006/wordprocessingDrawing" xmlns:w10="urn:schemas-microsoft-com:office:word" xmlns:w="http://schemas.openxmlformats.org/wordprocessingml/2006/main" xmlns:w14="http://schemas.microsoft.com/office/word/2010/wordml" xmlns:w15="http://schemas.microsoft.com/office/word/2012/wordml" xmlns:w16cex="http://schemas.microsoft.com/office/word/2018/wordml/cex" xmlns:w16cid="http://schemas.microsoft.com/office/word/2016/wordml/cid" xmlns:w16="http://schemas.microsoft.com/office/word/2018/wordml" xmlns:w16du="http://schemas.microsoft.com/office/word/2023/wordml/word16du" xmlns:w16sdtdh="http://schemas.microsoft.com/office/word/2020/wordml/sdtdatahash" xmlns:w16se="http://schemas.microsoft.com/office/word/2015/wordml/symex" xmlns:wpg="http://schemas.microsoft.com/office/word/2010/wordprocessingGroup" xmlns:wpi="http://schemas.microsoft.com/office/word/2010/wordprocessingInk" xmlns:wne="http://schemas.microsoft.com/office/word/2006/wordml" xmlns:wps="http://schemas.microsoft.com/office/word/2010/wordprocessingShape" mc:Ignorable="w14 w15 w16se w16cid w16 w16cex w16sdtdh w16du wp14">
+<w:footnotes xmlns:wpc="http://schemas.microsoft.com/office/word/2010/wordprocessingCanvas" xmlns:cx="http://schemas.microsoft.com/office/drawing/2014/chartex" xmlns:cx1="http://schemas.microsoft.com/office/drawing/2015/9/8/chartex" xmlns:cx2="http://schemas.microsoft.com/office/drawing/2015/10/21/chartex" xmlns:cx3="http://schemas.microsoft.com/office/drawing/2016/5/9/chartex" xmlns:cx4="http://schemas.microsoft.com/office/drawing/2016/5/10/chartex" xmlns:cx5="http://schemas.microsoft.com/office/drawing/2016/5/11/chartex" xmlns:cx6="http://schemas.microsoft.com/office/drawing/2016/5/12/chartex" xmlns:cx7="http://schemas.microsoft.com/office/drawing/2016/5/13/chartex" xmlns:cx8="http://schemas.microsoft.com/office/drawing/2016/5/14/chartex" xmlns:mc="http://schemas.openxmlformats.org/markup-compatibility/2006" xmlns:aink="http://schemas.microsoft.com/office/drawing/2016/ink" xmlns:am3d="http://schemas.microsoft.com/office/drawing/2017/model3d" xmlns:o="urn:schemas-microsoft-com:office:office" xmlns:r="http://schemas.openxmlformats.org/officeDocument/2006/relationships" xmlns:m="http://schemas.openxmlformats.org/officeDocument/2006/math" xmlns:v="urn:schemas-microsoft-com:vml" xmlns:wp14="http://schemas.microsoft.com/office/word/2010/wordprocessingDrawing" xmlns:wp="http://schemas.openxmlformats.org/drawingml/2006/wordprocessingDrawing" xmlns:w10="urn:schemas-microsoft-com:office:word" xmlns:w="http://schemas.openxmlformats.org/wordprocessingml/2006/main" xmlns:w14="http://schemas.microsoft.com/office/word/2010/wordml" xmlns:w15="http://schemas.microsoft.com/office/word/2012/wordml" xmlns:w16cex="http://schemas.microsoft.com/office/word/2018/wordml/cex" xmlns:w16cid="http://schemas.microsoft.com/office/word/2016/wordml/cid" xmlns:w16="http://schemas.microsoft.com/office/word/2018/wordml" xmlns:w16se="http://schemas.microsoft.com/office/word/2015/wordml/symex" xmlns:wpg="http://schemas.microsoft.com/office/word/2010/wordprocessingGroup" xmlns:wpi="http://schemas.microsoft.com/office/word/2010/wordprocessingInk" xmlns:wne="http://schemas.microsoft.com/office/word/2006/wordml" xmlns:wps="http://schemas.microsoft.com/office/word/2010/wordprocessingShape" mc:Ignorable="w14 w15 w16se w16cid w16 w16cex wp14">
   <w:footnote w:type="separator" w:id="-1">
     <w:p>
       <w:pPr>
@@ -14568,7 +18664,7 @@
 </file>
 
 <file path=word/numbering.xml><?xml version="1.0" encoding="utf-8"?>
-<w:numbering xmlns:wpc="http://schemas.microsoft.com/office/word/2010/wordprocessingCanvas" xmlns:cx="http://schemas.microsoft.com/office/drawing/2014/chartex" xmlns:cx1="http://schemas.microsoft.com/office/drawing/2015/9/8/chartex" xmlns:cx2="http://schemas.microsoft.com/office/drawing/2015/10/21/chartex" xmlns:cx3="http://schemas.microsoft.com/office/drawing/2016/5/9/chartex" xmlns:cx4="http://schemas.microsoft.com/office/drawing/2016/5/10/chartex" xmlns:cx5="http://schemas.microsoft.com/office/drawing/2016/5/11/chartex" xmlns:cx6="http://schemas.microsoft.com/office/drawing/2016/5/12/chartex" xmlns:cx7="http://schemas.microsoft.com/office/drawing/2016/5/13/chartex" xmlns:cx8="http://schemas.microsoft.com/office/drawing/2016/5/14/chartex" xmlns:mc="http://schemas.openxmlformats.org/markup-compatibility/2006" xmlns:aink="http://schemas.microsoft.com/office/drawing/2016/ink" xmlns:am3d="http://schemas.microsoft.com/office/drawing/2017/model3d" xmlns:o="urn:schemas-microsoft-com:office:office" xmlns:oel="http://schemas.microsoft.com/office/2019/extlst" xmlns:r="http://schemas.openxmlformats.org/officeDocument/2006/relationships" xmlns:m="http://schemas.openxmlformats.org/officeDocument/2006/math" xmlns:v="urn:schemas-microsoft-com:vml" xmlns:wp14="http://schemas.microsoft.com/office/word/2010/wordprocessingDrawing" xmlns:wp="http://schemas.openxmlformats.org/drawingml/2006/wordprocessingDrawing" xmlns:w10="urn:schemas-microsoft-com:office:word" xmlns:w="http://schemas.openxmlformats.org/wordprocessingml/2006/main" xmlns:w14="http://schemas.microsoft.com/office/word/2010/wordml" xmlns:w15="http://schemas.microsoft.com/office/word/2012/wordml" xmlns:w16cex="http://schemas.microsoft.com/office/word/2018/wordml/cex" xmlns:w16cid="http://schemas.microsoft.com/office/word/2016/wordml/cid" xmlns:w16="http://schemas.microsoft.com/office/word/2018/wordml" xmlns:w16du="http://schemas.microsoft.com/office/word/2023/wordml/word16du" xmlns:w16sdtdh="http://schemas.microsoft.com/office/word/2020/wordml/sdtdatahash" xmlns:w16se="http://schemas.microsoft.com/office/word/2015/wordml/symex" xmlns:wpg="http://schemas.microsoft.com/office/word/2010/wordprocessingGroup" xmlns:wpi="http://schemas.microsoft.com/office/word/2010/wordprocessingInk" xmlns:wne="http://schemas.microsoft.com/office/word/2006/wordml" xmlns:wps="http://schemas.microsoft.com/office/word/2010/wordprocessingShape" mc:Ignorable="w14 w15 w16se w16cid w16 w16cex w16sdtdh w16du wp14">
+<w:numbering xmlns:wpc="http://schemas.microsoft.com/office/word/2010/wordprocessingCanvas" xmlns:cx="http://schemas.microsoft.com/office/drawing/2014/chartex" xmlns:cx1="http://schemas.microsoft.com/office/drawing/2015/9/8/chartex" xmlns:cx2="http://schemas.microsoft.com/office/drawing/2015/10/21/chartex" xmlns:cx3="http://schemas.microsoft.com/office/drawing/2016/5/9/chartex" xmlns:cx4="http://schemas.microsoft.com/office/drawing/2016/5/10/chartex" xmlns:cx5="http://schemas.microsoft.com/office/drawing/2016/5/11/chartex" xmlns:cx6="http://schemas.microsoft.com/office/drawing/2016/5/12/chartex" xmlns:cx7="http://schemas.microsoft.com/office/drawing/2016/5/13/chartex" xmlns:cx8="http://schemas.microsoft.com/office/drawing/2016/5/14/chartex" xmlns:mc="http://schemas.openxmlformats.org/markup-compatibility/2006" xmlns:aink="http://schemas.microsoft.com/office/drawing/2016/ink" xmlns:am3d="http://schemas.microsoft.com/office/drawing/2017/model3d" xmlns:o="urn:schemas-microsoft-com:office:office" xmlns:r="http://schemas.openxmlformats.org/officeDocument/2006/relationships" xmlns:m="http://schemas.openxmlformats.org/officeDocument/2006/math" xmlns:v="urn:schemas-microsoft-com:vml" xmlns:wp14="http://schemas.microsoft.com/office/word/2010/wordprocessingDrawing" xmlns:wp="http://schemas.openxmlformats.org/drawingml/2006/wordprocessingDrawing" xmlns:w10="urn:schemas-microsoft-com:office:word" xmlns:w="http://schemas.openxmlformats.org/wordprocessingml/2006/main" xmlns:w14="http://schemas.microsoft.com/office/word/2010/wordml" xmlns:w15="http://schemas.microsoft.com/office/word/2012/wordml" xmlns:w16cex="http://schemas.microsoft.com/office/word/2018/wordml/cex" xmlns:w16cid="http://schemas.microsoft.com/office/word/2016/wordml/cid" xmlns:w16="http://schemas.microsoft.com/office/word/2018/wordml" xmlns:w16se="http://schemas.microsoft.com/office/word/2015/wordml/symex" xmlns:wpg="http://schemas.microsoft.com/office/word/2010/wordprocessingGroup" xmlns:wpi="http://schemas.microsoft.com/office/word/2010/wordprocessingInk" xmlns:wne="http://schemas.microsoft.com/office/word/2006/wordml" xmlns:wps="http://schemas.microsoft.com/office/word/2010/wordprocessingShape" mc:Ignorable="w14 w15 w16se w16cid w16 w16cex wp14">
   <w:abstractNum w:abstractNumId="0" w15:restartNumberingAfterBreak="0">
     <w:nsid w:val="FFFFFF7C"/>
     <w:multiLevelType w:val="singleLevel"/>
@@ -15758,10 +19854,10 @@
       </w:pPr>
     </w:lvl>
   </w:abstractNum>
-  <w:num w:numId="1" w16cid:durableId="1533615770">
+  <w:num w:numId="1">
     <w:abstractNumId w:val="14"/>
   </w:num>
-  <w:num w:numId="2" w16cid:durableId="1049762759">
+  <w:num w:numId="2">
     <w:abstractNumId w:val="14"/>
     <w:lvlOverride w:ilvl="0">
       <w:startOverride w:val="1"/>
@@ -15791,101 +19887,101 @@
       <w:startOverride w:val="1"/>
     </w:lvlOverride>
   </w:num>
-  <w:num w:numId="3" w16cid:durableId="1485583821">
+  <w:num w:numId="3">
     <w:abstractNumId w:val="14"/>
   </w:num>
-  <w:num w:numId="4" w16cid:durableId="787505948">
+  <w:num w:numId="4">
     <w:abstractNumId w:val="14"/>
   </w:num>
-  <w:num w:numId="5" w16cid:durableId="631641814">
+  <w:num w:numId="5">
     <w:abstractNumId w:val="14"/>
   </w:num>
-  <w:num w:numId="6" w16cid:durableId="1354379458">
+  <w:num w:numId="6">
     <w:abstractNumId w:val="14"/>
   </w:num>
-  <w:num w:numId="7" w16cid:durableId="894926627">
+  <w:num w:numId="7">
     <w:abstractNumId w:val="14"/>
   </w:num>
-  <w:num w:numId="8" w16cid:durableId="732040794">
+  <w:num w:numId="8">
     <w:abstractNumId w:val="14"/>
   </w:num>
-  <w:num w:numId="9" w16cid:durableId="1703507650">
+  <w:num w:numId="9">
     <w:abstractNumId w:val="14"/>
   </w:num>
-  <w:num w:numId="10" w16cid:durableId="917325288">
+  <w:num w:numId="10">
     <w:abstractNumId w:val="14"/>
   </w:num>
-  <w:num w:numId="11" w16cid:durableId="149449544">
+  <w:num w:numId="11">
     <w:abstractNumId w:val="14"/>
   </w:num>
-  <w:num w:numId="12" w16cid:durableId="254440316">
+  <w:num w:numId="12">
     <w:abstractNumId w:val="14"/>
   </w:num>
-  <w:num w:numId="13" w16cid:durableId="2139301436">
+  <w:num w:numId="13">
     <w:abstractNumId w:val="10"/>
   </w:num>
-  <w:num w:numId="14" w16cid:durableId="450787878">
+  <w:num w:numId="14">
     <w:abstractNumId w:val="17"/>
   </w:num>
-  <w:num w:numId="15" w16cid:durableId="1938175558">
+  <w:num w:numId="15">
     <w:abstractNumId w:val="11"/>
   </w:num>
-  <w:num w:numId="16" w16cid:durableId="1028409664">
+  <w:num w:numId="16">
     <w:abstractNumId w:val="12"/>
   </w:num>
-  <w:num w:numId="17" w16cid:durableId="985235092">
+  <w:num w:numId="17">
     <w:abstractNumId w:val="9"/>
   </w:num>
-  <w:num w:numId="18" w16cid:durableId="1256019357">
+  <w:num w:numId="18">
     <w:abstractNumId w:val="7"/>
   </w:num>
-  <w:num w:numId="19" w16cid:durableId="633799509">
+  <w:num w:numId="19">
     <w:abstractNumId w:val="6"/>
   </w:num>
-  <w:num w:numId="20" w16cid:durableId="1376544229">
+  <w:num w:numId="20">
     <w:abstractNumId w:val="5"/>
   </w:num>
-  <w:num w:numId="21" w16cid:durableId="1291790017">
+  <w:num w:numId="21">
     <w:abstractNumId w:val="4"/>
   </w:num>
-  <w:num w:numId="22" w16cid:durableId="1468670970">
+  <w:num w:numId="22">
     <w:abstractNumId w:val="8"/>
   </w:num>
-  <w:num w:numId="23" w16cid:durableId="2102950861">
+  <w:num w:numId="23">
     <w:abstractNumId w:val="3"/>
   </w:num>
-  <w:num w:numId="24" w16cid:durableId="811796809">
+  <w:num w:numId="24">
     <w:abstractNumId w:val="2"/>
   </w:num>
-  <w:num w:numId="25" w16cid:durableId="1866359184">
+  <w:num w:numId="25">
     <w:abstractNumId w:val="1"/>
   </w:num>
-  <w:num w:numId="26" w16cid:durableId="1619264159">
+  <w:num w:numId="26">
     <w:abstractNumId w:val="0"/>
   </w:num>
-  <w:num w:numId="27" w16cid:durableId="469707963">
+  <w:num w:numId="27">
     <w:abstractNumId w:val="13"/>
   </w:num>
-  <w:num w:numId="28" w16cid:durableId="1914924529">
+  <w:num w:numId="28">
     <w:abstractNumId w:val="15"/>
   </w:num>
-  <w:num w:numId="29" w16cid:durableId="749040039">
+  <w:num w:numId="29">
     <w:abstractNumId w:val="16"/>
   </w:num>
-  <w:num w:numId="30" w16cid:durableId="1940285388">
+  <w:num w:numId="30">
     <w:abstractNumId w:val="18"/>
   </w:num>
-  <w:num w:numId="31" w16cid:durableId="510992692">
+  <w:num w:numId="31">
     <w:abstractNumId w:val="19"/>
   </w:num>
-  <w:num w:numId="32" w16cid:durableId="2045403508">
+  <w:num w:numId="32">
     <w:abstractNumId w:val="20"/>
   </w:num>
 </w:numbering>
 </file>
 
 <file path=word/styles.xml><?xml version="1.0" encoding="utf-8"?>
-<w:styles xmlns:mc="http://schemas.openxmlformats.org/markup-compatibility/2006" xmlns:r="http://schemas.openxmlformats.org/officeDocument/2006/relationships" xmlns:w="http://schemas.openxmlformats.org/wordprocessingml/2006/main" xmlns:w14="http://schemas.microsoft.com/office/word/2010/wordml" xmlns:w15="http://schemas.microsoft.com/office/word/2012/wordml" xmlns:w16cex="http://schemas.microsoft.com/office/word/2018/wordml/cex" xmlns:w16cid="http://schemas.microsoft.com/office/word/2016/wordml/cid" xmlns:w16="http://schemas.microsoft.com/office/word/2018/wordml" xmlns:w16du="http://schemas.microsoft.com/office/word/2023/wordml/word16du" xmlns:w16sdtdh="http://schemas.microsoft.com/office/word/2020/wordml/sdtdatahash" xmlns:w16se="http://schemas.microsoft.com/office/word/2015/wordml/symex" mc:Ignorable="w14 w15 w16se w16cid w16 w16cex w16sdtdh w16du">
+<w:styles xmlns:mc="http://schemas.openxmlformats.org/markup-compatibility/2006" xmlns:r="http://schemas.openxmlformats.org/officeDocument/2006/relationships" xmlns:w="http://schemas.openxmlformats.org/wordprocessingml/2006/main" xmlns:w14="http://schemas.microsoft.com/office/word/2010/wordml" xmlns:w15="http://schemas.microsoft.com/office/word/2012/wordml" xmlns:w16cex="http://schemas.microsoft.com/office/word/2018/wordml/cex" xmlns:w16cid="http://schemas.microsoft.com/office/word/2016/wordml/cid" xmlns:w16="http://schemas.microsoft.com/office/word/2018/wordml" xmlns:w16se="http://schemas.microsoft.com/office/word/2015/wordml/symex" mc:Ignorable="w14 w15 w16se w16cid w16 w16cex">
   <w:docDefaults>
     <w:rPrDefault>
       <w:rPr>
@@ -16717,7 +20813,6 @@
     <w:basedOn w:val="a"/>
     <w:next w:val="a"/>
     <w:uiPriority w:val="35"/>
-    <w:semiHidden/>
     <w:unhideWhenUsed/>
     <w:qFormat/>
     <w:rsid w:val="001D4362"/>
@@ -16841,7 +20936,6 @@
     <w:basedOn w:val="a"/>
     <w:link w:val="Char3"/>
     <w:uiPriority w:val="99"/>
-    <w:semiHidden/>
     <w:unhideWhenUsed/>
     <w:rsid w:val="001D4362"/>
     <w:pPr>
@@ -16856,7 +20950,6 @@
     <w:basedOn w:val="a0"/>
     <w:link w:val="a9"/>
     <w:uiPriority w:val="99"/>
-    <w:semiHidden/>
     <w:rsid w:val="001D4362"/>
     <w:rPr>
       <w:szCs w:val="20"/>
@@ -17719,6 +21812,15 @@
 </file>
 
 <file path=customXml/item2.xml><?xml version="1.0" encoding="utf-8"?>
+<?mso-contentType ?>
+<FormTemplates xmlns="http://schemas.microsoft.com/sharepoint/v3/contenttype/forms">
+  <Display>DocumentLibraryForm</Display>
+  <Edit>AssetEditForm</Edit>
+  <New>DocumentLibraryForm</New>
+</FormTemplates>
+</file>
+
+<file path=customXml/item3.xml><?xml version="1.0" encoding="utf-8"?>
 <ct:contentTypeSchema xmlns:ct="http://schemas.microsoft.com/office/2006/metadata/contentType" xmlns:ma="http://schemas.microsoft.com/office/2006/metadata/properties/metaAttributes" ct:_="" ma:_="" ma:contentTypeName="TemplateFile" ma:contentTypeID="0x0101006EDDDB5EE6D98C44930B742096920B300400F5B6D36B3EF94B4E9A635CDF2A18F5B8" ma:contentTypeVersion="72" ma:contentTypeDescription="Create a new document." ma:contentTypeScope="" ma:versionID="a23e56308344d904b51738559c3d67c9">
   <xsd:schema xmlns:xsd="http://www.w3.org/2001/XMLSchema" xmlns:xs="http://www.w3.org/2001/XMLSchema" xmlns:p="http://schemas.microsoft.com/office/2006/metadata/properties" xmlns:ns2="4873beb7-5857-4685-be1f-d57550cc96cc" targetNamespace="http://schemas.microsoft.com/office/2006/metadata/properties" ma:root="true" ma:fieldsID="cd0908cc4600e77bf5da051303e00c8d" ns2:_="">
     <xsd:import namespace="4873beb7-5857-4685-be1f-d57550cc96cc"/>
@@ -18758,13 +22860,8 @@
 </ct:contentTypeSchema>
 </file>
 
-<file path=customXml/item3.xml><?xml version="1.0" encoding="utf-8"?>
-<?mso-contentType ?>
-<FormTemplates xmlns="http://schemas.microsoft.com/sharepoint/v3/contenttype/forms">
-  <Display>DocumentLibraryForm</Display>
-  <Edit>AssetEditForm</Edit>
-  <New>DocumentLibraryForm</New>
-</FormTemplates>
+<file path=customXml/item4.xml><?xml version="1.0" encoding="utf-8"?>
+<b:Sources xmlns:b="http://schemas.openxmlformats.org/officeDocument/2006/bibliography" xmlns="http://schemas.openxmlformats.org/officeDocument/2006/bibliography" SelectedStyle="\APASixthEditionOfficeOnline.xsl" StyleName="APA" Version="6"/>
 </file>
 
 <file path=customXml/itemProps1.xml><?xml version="1.0" encoding="utf-8"?>
@@ -18778,6 +22875,14 @@
 </file>
 
 <file path=customXml/itemProps2.xml><?xml version="1.0" encoding="utf-8"?>
+<ds:datastoreItem xmlns:ds="http://schemas.openxmlformats.org/officeDocument/2006/customXml" ds:itemID="{499EA1EC-B023-4266-9865-E1EDA122A8C9}">
+  <ds:schemaRefs>
+    <ds:schemaRef ds:uri="http://schemas.microsoft.com/sharepoint/v3/contenttype/forms"/>
+  </ds:schemaRefs>
+</ds:datastoreItem>
+</file>
+
+<file path=customXml/itemProps3.xml><?xml version="1.0" encoding="utf-8"?>
 <ds:datastoreItem xmlns:ds="http://schemas.openxmlformats.org/officeDocument/2006/customXml" ds:itemID="{9332E30D-EFB4-40E8-AB8F-C2E02C2E75EB}">
   <ds:schemaRefs>
     <ds:schemaRef ds:uri="http://schemas.microsoft.com/office/2006/metadata/contentType"/>
@@ -18795,10 +22900,10 @@
 </ds:datastoreItem>
 </file>
 
-<file path=customXml/itemProps3.xml><?xml version="1.0" encoding="utf-8"?>
-<ds:datastoreItem xmlns:ds="http://schemas.openxmlformats.org/officeDocument/2006/customXml" ds:itemID="{499EA1EC-B023-4266-9865-E1EDA122A8C9}">
+<file path=customXml/itemProps4.xml><?xml version="1.0" encoding="utf-8"?>
+<ds:datastoreItem xmlns:ds="http://schemas.openxmlformats.org/officeDocument/2006/customXml" ds:itemID="{98D8C0C7-3812-499F-9924-B0B81862C828}">
   <ds:schemaRefs>
-    <ds:schemaRef ds:uri="http://schemas.microsoft.com/sharepoint/v3/contenttype/forms"/>
+    <ds:schemaRef ds:uri="http://schemas.openxmlformats.org/officeDocument/2006/bibliography"/>
   </ds:schemaRefs>
 </ds:datastoreItem>
 </file>